--- a/docs/desenvolvimento/fornecedores-t42-t43-dev.docx
+++ b/docs/desenvolvimento/fornecedores-t42-t43-dev.docx
@@ -2,7 +2,7 @@
 <file path=word/document.xml><?xml version="1.0" encoding="utf-8"?>
 <w:document xmlns:w="http://schemas.openxmlformats.org/wordprocessingml/2006/main" xmlns:m="http://schemas.openxmlformats.org/officeDocument/2006/math" xmlns:r="http://schemas.openxmlformats.org/officeDocument/2006/relationships" xmlns:o="urn:schemas-microsoft-com:office:office" xmlns:v="urn:schemas-microsoft-com:vml" xmlns:w10="urn:schemas-microsoft-com:office:word" xmlns:a="http://schemas.openxmlformats.org/drawingml/2006/main" xmlns:pic="http://schemas.openxmlformats.org/drawingml/2006/picture" xmlns:wp="http://schemas.openxmlformats.org/drawingml/2006/wordprocessingDrawing">
   <w:body>
-    <w:bookmarkStart w:id="43" w:name="Xe3bebf8c09afb9e0bb58a5f05f6b41fc9de2fea"/>
+    <w:bookmarkStart w:id="47" w:name="Xe3bebf8c09afb9e0bb58a5f05f6b41fc9de2fea"/>
     <w:p>
       <w:pPr>
         <w:pStyle w:val="Heading1"/>
@@ -157,37 +157,7 @@
         <w:pStyle w:val="FirstParagraph"/>
       </w:pPr>
       <w:r>
-        <w:t xml:space="preserve">Implementar as telas T42 (Fornecedores &gt; Desvio de Qualidade) e T43 (Fornecedores &gt;</w:t>
-      </w:r>
-      <w:r>
-        <w:t xml:space="preserve"> </w:t>
-      </w:r>
-      <w:r>
-        <w:t xml:space="preserve">Notificação de Evento), que formalizam o tratamento de desvios de qualidade</w:t>
-      </w:r>
-      <w:r>
-        <w:t xml:space="preserve"> </w:t>
-      </w:r>
-      <w:r>
-        <w:t xml:space="preserve">identificados em ocorrências (T11 — Gestão de Ocorrências) e a notificação formal</w:t>
-      </w:r>
-      <w:r>
-        <w:t xml:space="preserve"> </w:t>
-      </w:r>
-      <w:r>
-        <w:t xml:space="preserve">de eventos a fornecedores, incluindo geração de etiqueta, controle de status e</w:t>
-      </w:r>
-      <w:r>
-        <w:t xml:space="preserve"> </w:t>
-      </w:r>
-      <w:r>
-        <w:t xml:space="preserve">execução de ações configuráveis (reaproveitando o catálogo de ações T8/T9 já</w:t>
-      </w:r>
-      <w:r>
-        <w:t xml:space="preserve"> </w:t>
-      </w:r>
-      <w:r>
-        <w:t xml:space="preserve">existente no módulo Ocorrências).</w:t>
+        <w:t xml:space="preserve">Implementar as telas T42 (Fornecedores &gt; Desvio de Qualidade) e T43 (Fornecedores &gt; Notificação de Evento), que formalizam o tratamento de desvios de qualidade identificados em ocorrências (T11 — Gestão de Ocorrências) e a notificação formal de eventos a fornecedores, incluindo geração de etiqueta, controle de status e execução de ações configuráveis (reaproveitando o catálogo de ações T8/T9 já existente no módulo Ocorrências).</w:t>
       </w:r>
     </w:p>
     <w:p>
@@ -210,13 +180,7 @@
         <w:t xml:space="preserve"> </w:t>
       </w:r>
       <w:r>
-        <w:t xml:space="preserve">(documento original + 5 adendos que</w:t>
-      </w:r>
-      <w:r>
-        <w:t xml:space="preserve"> </w:t>
-      </w:r>
-      <w:r>
-        <w:t xml:space="preserve">fecham as decisões pendentes) para uso direto do</w:t>
+        <w:t xml:space="preserve">(documento original + 5 adendos que fecham as decisões pendentes) para uso direto do</w:t>
       </w:r>
       <w:r>
         <w:t xml:space="preserve"> </w:t>
@@ -231,19 +195,7 @@
         <w:t xml:space="preserve"> </w:t>
       </w:r>
       <w:r>
-        <w:t xml:space="preserve">na codificação — contém</w:t>
-      </w:r>
-      <w:r>
-        <w:t xml:space="preserve"> </w:t>
-      </w:r>
-      <w:r>
-        <w:t xml:space="preserve">todos os campos, tabelas, regras e decisões necessárias, sem necessidade de</w:t>
-      </w:r>
-      <w:r>
-        <w:t xml:space="preserve"> </w:t>
-      </w:r>
-      <w:r>
-        <w:t xml:space="preserve">consultar o requisito original em paralelo.</w:t>
+        <w:t xml:space="preserve">na codificação — contém todos os campos, tabelas, regras e decisões necessárias, sem necessidade de consultar o requisito original em paralelo.</w:t>
       </w:r>
     </w:p>
     <w:p>
@@ -278,13 +230,52 @@
         <w:t xml:space="preserve"> </w:t>
       </w:r>
       <w:r>
-        <w:t xml:space="preserve">- Cadastro de infraestrutura: módulo</w:t>
-      </w:r>
-      <w:r>
-        <w:t xml:space="preserve"> </w:t>
-      </w:r>
-      <w:r>
-        <w:t xml:space="preserve">“Fornecedores”</w:t>
+        <w:t xml:space="preserve">- Cadastro de infraestrutura: módulo “Fornecedores” em</w:t>
+      </w:r>
+      <w:r>
+        <w:t xml:space="preserve"> </w:t>
+      </w:r>
+      <w:r>
+        <w:rPr>
+          <w:rStyle w:val="VerbatimChar"/>
+        </w:rPr>
+        <w:t xml:space="preserve">cfg_modulo</w:t>
+      </w:r>
+      <w:r>
+        <w:t xml:space="preserve">, telas T42/T43 em</w:t>
+      </w:r>
+      <w:r>
+        <w:t xml:space="preserve"> </w:t>
+      </w:r>
+      <w:r>
+        <w:rPr>
+          <w:rStyle w:val="VerbatimChar"/>
+        </w:rPr>
+        <w:t xml:space="preserve">cfg_tela</w:t>
+      </w:r>
+      <w:r>
+        <w:t xml:space="preserve">, status Pendente/Concluída por tela em</w:t>
+      </w:r>
+      <w:r>
+        <w:t xml:space="preserve"> </w:t>
+      </w:r>
+      <w:r>
+        <w:rPr>
+          <w:rStyle w:val="VerbatimChar"/>
+        </w:rPr>
+        <w:t xml:space="preserve">cfg_status</w:t>
+      </w:r>
+      <w:r>
+        <w:t xml:space="preserve">, permissões</w:t>
+      </w:r>
+      <w:r>
+        <w:t xml:space="preserve"> </w:t>
+      </w:r>
+      <w:r>
+        <w:rPr>
+          <w:rStyle w:val="VerbatimChar"/>
+        </w:rPr>
+        <w:t xml:space="preserve">CAEXN</w:t>
       </w:r>
       <w:r>
         <w:t xml:space="preserve"> </w:t>
@@ -299,63 +290,6 @@
         <w:rPr>
           <w:rStyle w:val="VerbatimChar"/>
         </w:rPr>
-        <w:t xml:space="preserve">cfg_modulo</w:t>
-      </w:r>
-      <w:r>
-        <w:t xml:space="preserve">, telas T42/T43</w:t>
-      </w:r>
-      <w:r>
-        <w:t xml:space="preserve"> </w:t>
-      </w:r>
-      <w:r>
-        <w:t xml:space="preserve">em</w:t>
-      </w:r>
-      <w:r>
-        <w:t xml:space="preserve"> </w:t>
-      </w:r>
-      <w:r>
-        <w:rPr>
-          <w:rStyle w:val="VerbatimChar"/>
-        </w:rPr>
-        <w:t xml:space="preserve">cfg_tela</w:t>
-      </w:r>
-      <w:r>
-        <w:t xml:space="preserve">, status Pendente/Concluída por tela em</w:t>
-      </w:r>
-      <w:r>
-        <w:t xml:space="preserve"> </w:t>
-      </w:r>
-      <w:r>
-        <w:rPr>
-          <w:rStyle w:val="VerbatimChar"/>
-        </w:rPr>
-        <w:t xml:space="preserve">cfg_status</w:t>
-      </w:r>
-      <w:r>
-        <w:t xml:space="preserve">, permissões</w:t>
-      </w:r>
-      <w:r>
-        <w:t xml:space="preserve"> </w:t>
-      </w:r>
-      <w:r>
-        <w:rPr>
-          <w:rStyle w:val="VerbatimChar"/>
-        </w:rPr>
-        <w:t xml:space="preserve">CAEXN</w:t>
-      </w:r>
-      <w:r>
-        <w:t xml:space="preserve"> </w:t>
-      </w:r>
-      <w:r>
-        <w:t xml:space="preserve">em</w:t>
-      </w:r>
-      <w:r>
-        <w:t xml:space="preserve"> </w:t>
-      </w:r>
-      <w:r>
-        <w:rPr>
-          <w:rStyle w:val="VerbatimChar"/>
-        </w:rPr>
         <w:t xml:space="preserve">ConfigPerfilItemModel</w:t>
       </w:r>
       <w:r>
@@ -374,19 +308,7 @@
         <w:t xml:space="preserve"> </w:t>
       </w:r>
       <w:r>
-        <w:t xml:space="preserve">(T8) associada</w:t>
-      </w:r>
-      <w:r>
-        <w:t xml:space="preserve"> </w:t>
-      </w:r>
-      <w:r>
-        <w:t xml:space="preserve">por subtipo em T9.</w:t>
-      </w:r>
-      <w:r>
-        <w:t xml:space="preserve"> </w:t>
-      </w:r>
-      <w:r>
-        <w:t xml:space="preserve">- 5 tabelas novas de banco (</w:t>
+        <w:t xml:space="preserve">(T8) associada por subtipo em T9. - 5 tabelas novas de banco (</w:t>
       </w:r>
       <w:r>
         <w:rPr>
@@ -443,25 +365,7 @@
         <w:t xml:space="preserve">oco_notif_evento_acao</w:t>
       </w:r>
       <w:r>
-        <w:t xml:space="preserve">).</w:t>
-      </w:r>
-      <w:r>
-        <w:t xml:space="preserve"> </w:t>
-      </w:r>
-      <w:r>
-        <w:t xml:space="preserve">- Controllers/Entities/Models/Views de T42 e T43 completos (listagem, cadastro,</w:t>
-      </w:r>
-      <w:r>
-        <w:t xml:space="preserve"> </w:t>
-      </w:r>
-      <w:r>
-        <w:t xml:space="preserve">integrações entre telas, execução de ações, impressão de etiqueta).</w:t>
-      </w:r>
-      <w:r>
-        <w:t xml:space="preserve"> </w:t>
-      </w:r>
-      <w:r>
-        <w:t xml:space="preserve">- Cadastro de</w:t>
+        <w:t xml:space="preserve">). - Controllers/Entities/Models/Views de T42 e T43 completos (listagem, cadastro, integrações entre telas, execução de ações, impressão de etiqueta). - Cadastro de</w:t>
       </w:r>
       <w:r>
         <w:t xml:space="preserve"> </w:t>
@@ -494,13 +398,7 @@
         <w:t xml:space="preserve"> </w:t>
       </w:r>
       <w:r>
-        <w:t xml:space="preserve">para as</w:t>
-      </w:r>
-      <w:r>
-        <w:t xml:space="preserve"> </w:t>
-      </w:r>
-      <w:r>
-        <w:t xml:space="preserve">duas telas (dado de configuração, não é código novo).</w:t>
+        <w:t xml:space="preserve">para as duas telas (dado de configuração, não é código novo).</w:t>
       </w:r>
     </w:p>
     <w:p>
@@ -518,31 +416,7 @@
         <w:t xml:space="preserve"> </w:t>
       </w:r>
       <w:r>
-        <w:t xml:space="preserve">- Qualquer alteração em T9/T11/T12 além da associação de ação nova por subtipo em</w:t>
-      </w:r>
-      <w:r>
-        <w:t xml:space="preserve"> </w:t>
-      </w:r>
-      <w:r>
-        <w:t xml:space="preserve">T9 (mecanismo já existente, sem alteração de schema).</w:t>
-      </w:r>
-      <w:r>
-        <w:t xml:space="preserve"> </w:t>
-      </w:r>
-      <w:r>
-        <w:t xml:space="preserve">- Cadastro de tabela de</w:t>
-      </w:r>
-      <w:r>
-        <w:t xml:space="preserve"> </w:t>
-      </w:r>
-      <w:r>
-        <w:t xml:space="preserve">“locais”</w:t>
-      </w:r>
-      <w:r>
-        <w:t xml:space="preserve"> </w:t>
-      </w:r>
-      <w:r>
-        <w:t xml:space="preserve">para o campo</w:t>
+        <w:t xml:space="preserve">- Qualquer alteração em T9/T11/T12 além da associação de ação nova por subtipo em T9 (mecanismo já existente, sem alteração de schema). - Cadastro de tabela de “locais” para o campo</w:t>
       </w:r>
       <w:r>
         <w:t xml:space="preserve"> </w:t>
@@ -557,19 +431,7 @@
         <w:t xml:space="preserve"> </w:t>
       </w:r>
       <w:r>
-        <w:t xml:space="preserve">de T42 — decisão final é</w:t>
-      </w:r>
-      <w:r>
-        <w:t xml:space="preserve"> </w:t>
-      </w:r>
-      <w:r>
-        <w:t xml:space="preserve">texto livre, sem select.</w:t>
-      </w:r>
-      <w:r>
-        <w:t xml:space="preserve"> </w:t>
-      </w:r>
-      <w:r>
-        <w:t xml:space="preserve">- Cadastro de fornecedor no sistema —</w:t>
+        <w:t xml:space="preserve">de T42 — decisão final é texto livre, sem select. - Cadastro de fornecedor no sistema —</w:t>
       </w:r>
       <w:r>
         <w:t xml:space="preserve"> </w:t>
@@ -618,25 +480,7 @@
         <w:pStyle w:val="FirstParagraph"/>
       </w:pPr>
       <w:r>
-        <w:t xml:space="preserve">Onde o requisito original menciona</w:t>
-      </w:r>
-      <w:r>
-        <w:t xml:space="preserve"> </w:t>
-      </w:r>
-      <w:r>
-        <w:t xml:space="preserve">“relatório”</w:t>
-      </w:r>
-      <w:r>
-        <w:t xml:space="preserve"> </w:t>
-      </w:r>
-      <w:r>
-        <w:t xml:space="preserve">(RN03.15 de T42; RN04.1/RN04.2 de</w:t>
-      </w:r>
-      <w:r>
-        <w:t xml:space="preserve"> </w:t>
-      </w:r>
-      <w:r>
-        <w:t xml:space="preserve">T43), a decisão final do</w:t>
+        <w:t xml:space="preserve">Onde o requisito original menciona “relatório” (RN03.15 de T42; RN04.1/RN04.2 de T43), a decisão final do</w:t>
       </w:r>
       <w:r>
         <w:t xml:space="preserve"> </w:t>
@@ -664,13 +508,7 @@
         <w:t xml:space="preserve">impressão de etiqueta</w:t>
       </w:r>
       <w:r>
-        <w:t xml:space="preserve">,</w:t>
-      </w:r>
-      <w:r>
-        <w:t xml:space="preserve"> </w:t>
-      </w:r>
-      <w:r>
-        <w:t xml:space="preserve">usando o mecanismo já existente no projeto — não um relatório novo.</w:t>
+        <w:t xml:space="preserve">, usando o mecanismo já existente no projeto — não um relatório novo.</w:t>
       </w:r>
     </w:p>
     <w:p>
@@ -727,13 +565,7 @@
         <w:t xml:space="preserve"> </w:t>
       </w:r>
       <w:r>
-        <w:t xml:space="preserve">quantas etiquetas existem cadastradas para a tela</w:t>
-      </w:r>
-      <w:r>
-        <w:t xml:space="preserve"> </w:t>
-      </w:r>
-      <w:r>
-        <w:t xml:space="preserve">atual (usa</w:t>
+        <w:t xml:space="preserve">quantas etiquetas existem cadastradas para a tela atual (usa</w:t>
       </w:r>
       <w:r>
         <w:t xml:space="preserve"> </w:t>
@@ -748,13 +580,7 @@
         <w:t xml:space="preserve"> </w:t>
       </w:r>
       <w:r>
-        <w:t xml:space="preserve">padrão de toda tela): 0 → erro; 1 → usa direto; 2+ →</w:t>
-      </w:r>
-      <w:r>
-        <w:t xml:space="preserve"> </w:t>
-      </w:r>
-      <w:r>
-        <w:t xml:space="preserve">seleção via</w:t>
+        <w:t xml:space="preserve">padrão de toda tela): 0 → erro; 1 → usa direto; 2+ → seleção via</w:t>
       </w:r>
       <w:r>
         <w:t xml:space="preserve"> </w:t>
@@ -781,13 +607,7 @@
         <w:t xml:space="preserve">openImgModal()</w:t>
       </w:r>
       <w:r>
-        <w:t xml:space="preserve">.</w:t>
-      </w:r>
-      <w:r>
-        <w:t xml:space="preserve"> </w:t>
-      </w:r>
-      <w:r>
-        <w:t xml:space="preserve">- Back:</w:t>
+        <w:t xml:space="preserve">. - Back:</w:t>
       </w:r>
       <w:r>
         <w:t xml:space="preserve"> </w:t>
@@ -811,13 +631,7 @@
         <w:t xml:space="preserve">app/Controllers/Buscas.php</w:t>
       </w:r>
       <w:r>
-        <w:t xml:space="preserve">, ~linha 787)</w:t>
-      </w:r>
-      <w:r>
-        <w:t xml:space="preserve"> </w:t>
-      </w:r>
-      <w:r>
-        <w:t xml:space="preserve">resolve a tela pelo nome do controller via</w:t>
+        <w:t xml:space="preserve">, ~linha 787) resolve a tela pelo nome do controller via</w:t>
       </w:r>
       <w:r>
         <w:t xml:space="preserve"> </w:t>
@@ -832,13 +646,7 @@
         <w:t xml:space="preserve"> </w:t>
       </w:r>
       <w:r>
-        <w:t xml:space="preserve">e</w:t>
-      </w:r>
-      <w:r>
-        <w:t xml:space="preserve"> </w:t>
-      </w:r>
-      <w:r>
-        <w:t xml:space="preserve">chama</w:t>
+        <w:t xml:space="preserve">e chama</w:t>
       </w:r>
       <w:r>
         <w:t xml:space="preserve"> </w:t>
@@ -865,128 +673,302 @@
         <w:t xml:space="preserve">Código novo necessário em T42/T43 (mirror de</w:t>
       </w:r>
       <w:r>
+        <w:t xml:space="preserve"> </w:t>
+      </w:r>
+      <w:r>
+        <w:rPr>
+          <w:rStyle w:val="VerbatimChar"/>
+        </w:rPr>
+        <w:t xml:space="preserve">Estoque\EtqProduto::GeraEtiqueta()</w:t>
+      </w:r>
+      <w:r>
         <w:rPr>
           <w:b/>
           <w:bCs/>
         </w:rPr>
-        <w:t xml:space="preserve"> </w:t>
-      </w:r>
-      <w:r>
-        <w:rPr>
-          <w:rStyle w:val="VerbatimChar"/>
+        <w:t xml:space="preserve">):</w:t>
+      </w:r>
+      <w:r>
+        <w:t xml:space="preserve"> </w:t>
+      </w:r>
+      <w:r>
+        <w:t xml:space="preserve">- Método</w:t>
+      </w:r>
+      <w:r>
+        <w:t xml:space="preserve"> </w:t>
+      </w:r>
+      <w:r>
+        <w:rPr>
+          <w:rStyle w:val="VerbatimChar"/>
+        </w:rPr>
+        <w:t xml:space="preserve">GeraEtiqueta($id)</w:t>
+      </w:r>
+      <w:r>
+        <w:t xml:space="preserve"> </w:t>
+      </w:r>
+      <w:r>
+        <w:t xml:space="preserve">em cada controller (</w:t>
+      </w:r>
+      <w:r>
+        <w:rPr>
+          <w:rStyle w:val="VerbatimChar"/>
+        </w:rPr>
+        <w:t xml:space="preserve">ndv_id</w:t>
+      </w:r>
+      <w:r>
+        <w:t xml:space="preserve"> </w:t>
+      </w:r>
+      <w:r>
+        <w:t xml:space="preserve">em T42 /</w:t>
+      </w:r>
+      <w:r>
+        <w:t xml:space="preserve"> </w:t>
+      </w:r>
+      <w:r>
+        <w:rPr>
+          <w:rStyle w:val="VerbatimChar"/>
+        </w:rPr>
+        <w:t xml:space="preserve">nev_id</w:t>
+      </w:r>
+      <w:r>
+        <w:t xml:space="preserve"> </w:t>
+      </w:r>
+      <w:r>
+        <w:t xml:space="preserve">em T43): busca os dados do registro, grava em cache Redis com chave única, retorna JSON</w:t>
+      </w:r>
+      <w:r>
+        <w:t xml:space="preserve"> </w:t>
+      </w:r>
+      <w:r>
+        <w:rPr>
+          <w:rStyle w:val="VerbatimChar"/>
+        </w:rPr>
+        <w:t xml:space="preserve">{ link: base_url('CriaEtiquetaZPL/emiteEtiqueta'), chave }</w:t>
+      </w:r>
+      <w:r>
+        <w:t xml:space="preserve">. - Wrapper JS (mirror de</w:t>
+      </w:r>
+      <w:r>
+        <w:t xml:space="preserve"> </w:t>
+      </w:r>
+      <w:r>
+        <w:rPr>
+          <w:rStyle w:val="VerbatimChar"/>
+        </w:rPr>
+        <w:t xml:space="preserve">geraEiquetaProd()</w:t>
+      </w:r>
+      <w:r>
+        <w:t xml:space="preserve">):</w:t>
+      </w:r>
+      <w:r>
+        <w:t xml:space="preserve"> </w:t>
+      </w:r>
+      <w:r>
+        <w:rPr>
+          <w:rStyle w:val="VerbatimChar"/>
+        </w:rPr>
+        <w:t xml:space="preserve">jQuery.getJSON(urlGeraEtiqueta, res =&gt; gerarEtiquetaZPL(res.link, false, res.chave, qtia))</w:t>
+      </w:r>
+      <w:r>
+        <w:t xml:space="preserve">.</w:t>
+      </w:r>
+    </w:p>
+    <w:p>
+      <w:pPr>
+        <w:pStyle w:val="BodyText"/>
+      </w:pPr>
+      <w:r>
+        <w:rPr>
           <w:b/>
           <w:bCs/>
         </w:rPr>
-        <w:t xml:space="preserve">Estoque\EtqProduto::GeraEtiqueta()</w:t>
-      </w:r>
+        <w:t xml:space="preserve">Rota:</w:t>
+      </w:r>
+      <w:r>
+        <w:t xml:space="preserve"> </w:t>
+      </w:r>
+      <w:r>
+        <w:t xml:space="preserve">já existe —</w:t>
+      </w:r>
+      <w:r>
+        <w:t xml:space="preserve"> </w:t>
+      </w:r>
+      <w:r>
+        <w:rPr>
+          <w:rStyle w:val="VerbatimChar"/>
+        </w:rPr>
+        <w:t xml:space="preserve">CriaEtiquetaZPL/emiteEtiqueta/(:any)/(:any)/(:any)</w:t>
+      </w:r>
+      <w:r>
+        <w:t xml:space="preserve"> </w:t>
+      </w:r>
+      <w:r>
+        <w:t xml:space="preserve">(</w:t>
+      </w:r>
+      <w:r>
+        <w:rPr>
+          <w:rStyle w:val="VerbatimChar"/>
+        </w:rPr>
+        <w:t xml:space="preserve">Routes.php</w:t>
+      </w:r>
+      <w:r>
+        <w:t xml:space="preserve">, ~linha 131). Apesar do nome “ZPL”, a saída passa por</w:t>
+      </w:r>
+      <w:r>
+        <w:t xml:space="preserve"> </w:t>
+      </w:r>
+      <w:r>
+        <w:rPr>
+          <w:rStyle w:val="VerbatimChar"/>
+        </w:rPr>
+        <w:t xml:space="preserve">openImgModal()</w:t>
+      </w:r>
+      <w:r>
+        <w:t xml:space="preserve"> </w:t>
+      </w:r>
+      <w:r>
+        <w:t xml:space="preserve">(imagem/preview), não depende de impressora térmica.</w:t>
+      </w:r>
+    </w:p>
+    <w:p>
+      <w:pPr>
+        <w:pStyle w:val="BodyText"/>
+      </w:pPr>
       <w:r>
         <w:rPr>
           <w:b/>
           <w:bCs/>
         </w:rPr>
-        <w:t xml:space="preserve">):</w:t>
-      </w:r>
-      <w:r>
-        <w:t xml:space="preserve"> </w:t>
-      </w:r>
-      <w:r>
-        <w:t xml:space="preserve">- Método</w:t>
-      </w:r>
-      <w:r>
-        <w:t xml:space="preserve"> </w:t>
-      </w:r>
-      <w:r>
-        <w:rPr>
-          <w:rStyle w:val="VerbatimChar"/>
-        </w:rPr>
-        <w:t xml:space="preserve">GeraEtiqueta($id)</w:t>
-      </w:r>
-      <w:r>
-        <w:t xml:space="preserve"> </w:t>
-      </w:r>
-      <w:r>
-        <w:t xml:space="preserve">em cada controller (</w:t>
-      </w:r>
-      <w:r>
-        <w:rPr>
-          <w:rStyle w:val="VerbatimChar"/>
-        </w:rPr>
-        <w:t xml:space="preserve">ndv_id</w:t>
-      </w:r>
-      <w:r>
-        <w:t xml:space="preserve"> </w:t>
-      </w:r>
-      <w:r>
-        <w:t xml:space="preserve">em T42 /</w:t>
-      </w:r>
-      <w:r>
-        <w:t xml:space="preserve"> </w:t>
-      </w:r>
-      <w:r>
-        <w:rPr>
-          <w:rStyle w:val="VerbatimChar"/>
-        </w:rPr>
-        <w:t xml:space="preserve">nev_id</w:t>
-      </w:r>
-      <w:r>
-        <w:t xml:space="preserve"> </w:t>
-      </w:r>
-      <w:r>
-        <w:t xml:space="preserve">em</w:t>
-      </w:r>
-      <w:r>
-        <w:t xml:space="preserve"> </w:t>
-      </w:r>
-      <w:r>
-        <w:t xml:space="preserve">T43): busca os dados do registro, grava em cache Redis com chave única, retorna</w:t>
-      </w:r>
-      <w:r>
-        <w:t xml:space="preserve"> </w:t>
-      </w:r>
-      <w:r>
-        <w:t xml:space="preserve">JSON</w:t>
-      </w:r>
-      <w:r>
-        <w:t xml:space="preserve"> </w:t>
-      </w:r>
-      <w:r>
-        <w:rPr>
-          <w:rStyle w:val="VerbatimChar"/>
-        </w:rPr>
-        <w:t xml:space="preserve">{ link: base_url('CriaEtiquetaZPL/emiteEtiqueta'), chave }</w:t>
-      </w:r>
-      <w:r>
-        <w:t xml:space="preserve">.</w:t>
-      </w:r>
-      <w:r>
-        <w:t xml:space="preserve"> </w:t>
-      </w:r>
-      <w:r>
-        <w:t xml:space="preserve">- Wrapper JS (mirror de</w:t>
-      </w:r>
-      <w:r>
-        <w:t xml:space="preserve"> </w:t>
-      </w:r>
-      <w:r>
-        <w:rPr>
-          <w:rStyle w:val="VerbatimChar"/>
-        </w:rPr>
-        <w:t xml:space="preserve">geraEiquetaProd()</w:t>
-      </w:r>
-      <w:r>
-        <w:t xml:space="preserve">):</w:t>
-      </w:r>
-      <w:r>
-        <w:t xml:space="preserve"> </w:t>
-      </w:r>
-      <w:r>
-        <w:rPr>
-          <w:rStyle w:val="VerbatimChar"/>
-        </w:rPr>
-        <w:t xml:space="preserve">jQuery.getJSON(urlGeraEtiqueta, res =&gt; gerarEtiquetaZPL(res.link, false, res.chave, qtia))</w:t>
-      </w:r>
-      <w:r>
-        <w:t xml:space="preserve">.</w:t>
+        <w:t xml:space="preserve">Cadastro de dado (não código):</w:t>
+      </w:r>
+      <w:r>
+        <w:t xml:space="preserve"> </w:t>
+      </w:r>
+      <w:r>
+        <w:rPr>
+          <w:rStyle w:val="VerbatimChar"/>
+        </w:rPr>
+        <w:t xml:space="preserve">cfg_etiqueta</w:t>
+      </w:r>
+      <w:r>
+        <w:t xml:space="preserve"> </w:t>
+      </w:r>
+      <w:r>
+        <w:t xml:space="preserve">+</w:t>
+      </w:r>
+      <w:r>
+        <w:t xml:space="preserve"> </w:t>
+      </w:r>
+      <w:r>
+        <w:rPr>
+          <w:rStyle w:val="VerbatimChar"/>
+        </w:rPr>
+        <w:t xml:space="preserve">cfg_layout_etiqueta</w:t>
+      </w:r>
+      <w:r>
+        <w:t xml:space="preserve"> </w:t>
+      </w:r>
+      <w:r>
+        <w:t xml:space="preserve">+</w:t>
+      </w:r>
+      <w:r>
+        <w:t xml:space="preserve"> </w:t>
+      </w:r>
+      <w:r>
+        <w:rPr>
+          <w:rStyle w:val="VerbatimChar"/>
+        </w:rPr>
+        <w:t xml:space="preserve">cfg_etiqueta_campo</w:t>
+      </w:r>
+      <w:r>
+        <w:t xml:space="preserve"> </w:t>
+      </w:r>
+      <w:r>
+        <w:t xml:space="preserve">por</w:t>
+      </w:r>
+      <w:r>
+        <w:t xml:space="preserve"> </w:t>
+      </w:r>
+      <w:r>
+        <w:rPr>
+          <w:rStyle w:val="VerbatimChar"/>
+        </w:rPr>
+        <w:t xml:space="preserve">tel_id</w:t>
+      </w:r>
+      <w:r>
+        <w:t xml:space="preserve"> </w:t>
+      </w:r>
+      <w:r>
+        <w:t xml:space="preserve">de T42/T43, via telas de administração já existentes (</w:t>
+      </w:r>
+      <w:r>
+        <w:rPr>
+          <w:rStyle w:val="VerbatimChar"/>
+        </w:rPr>
+        <w:t xml:space="preserve">Config\CfgEtiqueta</w:t>
+      </w:r>
+      <w:r>
+        <w:t xml:space="preserve"> </w:t>
+      </w:r>
+      <w:r>
+        <w:t xml:space="preserve">/</w:t>
+      </w:r>
+      <w:r>
+        <w:t xml:space="preserve"> </w:t>
+      </w:r>
+      <w:r>
+        <w:rPr>
+          <w:rStyle w:val="VerbatimChar"/>
+        </w:rPr>
+        <w:t xml:space="preserve">Config\CfgLayoutEtiq</w:t>
+      </w:r>
+      <w:r>
+        <w:t xml:space="preserve">). Campos impressos mapeiam os nomes retornados pelo array cacheado em</w:t>
+      </w:r>
+      <w:r>
+        <w:t xml:space="preserve"> </w:t>
+      </w:r>
+      <w:r>
+        <w:rPr>
+          <w:rStyle w:val="VerbatimChar"/>
+        </w:rPr>
+        <w:t xml:space="preserve">GeraEtiqueta()</w:t>
+      </w:r>
+      <w:r>
+        <w:t xml:space="preserve">. Validar apenas</w:t>
+      </w:r>
+      <w:r>
+        <w:t xml:space="preserve"> </w:t>
+      </w:r>
+      <w:r>
+        <w:rPr>
+          <w:rStyle w:val="VerbatimChar"/>
+        </w:rPr>
+        <w:t xml:space="preserve">let_largura</w:t>
+      </w:r>
+      <w:r>
+        <w:t xml:space="preserve">/</w:t>
+      </w:r>
+      <w:r>
+        <w:rPr>
+          <w:rStyle w:val="VerbatimChar"/>
+        </w:rPr>
+        <w:t xml:space="preserve">let_altura</w:t>
+      </w:r>
+      <w:r>
+        <w:t xml:space="preserve">/</w:t>
+      </w:r>
+      <w:r>
+        <w:rPr>
+          <w:rStyle w:val="VerbatimChar"/>
+        </w:rPr>
+        <w:t xml:space="preserve">let_colunas</w:t>
+      </w:r>
+      <w:r>
+        <w:t xml:space="preserve"> </w:t>
+      </w:r>
+      <w:r>
+        <w:t xml:space="preserve">compatíveis com um layout de documento maior — via parametrização de cadastro, sem mudança de código.</w:t>
       </w:r>
     </w:p>
     <w:p>
@@ -998,275 +980,26 @@
           <w:b/>
           <w:bCs/>
         </w:rPr>
-        <w:t xml:space="preserve">Rota:</w:t>
-      </w:r>
-      <w:r>
-        <w:t xml:space="preserve"> </w:t>
-      </w:r>
-      <w:r>
-        <w:t xml:space="preserve">já existe —</w:t>
-      </w:r>
-      <w:r>
-        <w:t xml:space="preserve"> </w:t>
-      </w:r>
-      <w:r>
-        <w:rPr>
-          <w:rStyle w:val="VerbatimChar"/>
-        </w:rPr>
-        <w:t xml:space="preserve">CriaEtiquetaZPL/emiteEtiqueta/(:any)/(:any)/(:any)</w:t>
-      </w:r>
-      <w:r>
-        <w:t xml:space="preserve"> </w:t>
-      </w:r>
-      <w:r>
-        <w:t xml:space="preserve">(</w:t>
-      </w:r>
-      <w:r>
-        <w:rPr>
-          <w:rStyle w:val="VerbatimChar"/>
-        </w:rPr>
-        <w:t xml:space="preserve">Routes.php</w:t>
-      </w:r>
-      <w:r>
-        <w:t xml:space="preserve">, ~linha 131). Apesar do nome</w:t>
-      </w:r>
-      <w:r>
-        <w:t xml:space="preserve"> </w:t>
-      </w:r>
-      <w:r>
-        <w:t xml:space="preserve">“ZPL”</w:t>
-      </w:r>
-      <w:r>
-        <w:t xml:space="preserve">, a saída passa por</w:t>
-      </w:r>
-      <w:r>
-        <w:t xml:space="preserve"> </w:t>
-      </w:r>
-      <w:r>
-        <w:rPr>
-          <w:rStyle w:val="VerbatimChar"/>
-        </w:rPr>
-        <w:t xml:space="preserve">openImgModal()</w:t>
-      </w:r>
-      <w:r>
-        <w:t xml:space="preserve"> </w:t>
-      </w:r>
-      <w:r>
-        <w:t xml:space="preserve">(imagem/preview), não depende de impressora térmica.</w:t>
-      </w:r>
-    </w:p>
-    <w:p>
-      <w:pPr>
-        <w:pStyle w:val="BodyText"/>
-      </w:pPr>
+        <w:t xml:space="preserve">Gatilho de impressão:</w:t>
+      </w:r>
+      <w:r>
+        <w:t xml:space="preserve"> </w:t>
+      </w:r>
+      <w:r>
+        <w:t xml:space="preserve">- T42: oferecida logo após o Salvar,</w:t>
+      </w:r>
+      <w:r>
+        <w:t xml:space="preserve"> </w:t>
+      </w:r>
       <w:r>
         <w:rPr>
           <w:b/>
           <w:bCs/>
         </w:rPr>
-        <w:t xml:space="preserve">Cadastro de dado (não código):</w:t>
-      </w:r>
-      <w:r>
-        <w:t xml:space="preserve"> </w:t>
-      </w:r>
-      <w:r>
-        <w:rPr>
-          <w:rStyle w:val="VerbatimChar"/>
-        </w:rPr>
-        <w:t xml:space="preserve">cfg_etiqueta</w:t>
-      </w:r>
-      <w:r>
-        <w:t xml:space="preserve"> </w:t>
-      </w:r>
-      <w:r>
-        <w:t xml:space="preserve">+</w:t>
-      </w:r>
-      <w:r>
-        <w:t xml:space="preserve"> </w:t>
-      </w:r>
-      <w:r>
-        <w:rPr>
-          <w:rStyle w:val="VerbatimChar"/>
-        </w:rPr>
-        <w:t xml:space="preserve">cfg_layout_etiqueta</w:t>
-      </w:r>
-      <w:r>
-        <w:t xml:space="preserve"> </w:t>
-      </w:r>
-      <w:r>
-        <w:t xml:space="preserve">+</w:t>
-      </w:r>
-      <w:r>
-        <w:t xml:space="preserve"> </w:t>
-      </w:r>
-      <w:r>
-        <w:rPr>
-          <w:rStyle w:val="VerbatimChar"/>
-        </w:rPr>
-        <w:t xml:space="preserve">cfg_etiqueta_campo</w:t>
-      </w:r>
-      <w:r>
-        <w:t xml:space="preserve"> </w:t>
-      </w:r>
-      <w:r>
-        <w:t xml:space="preserve">por</w:t>
-      </w:r>
-      <w:r>
-        <w:t xml:space="preserve"> </w:t>
-      </w:r>
-      <w:r>
-        <w:rPr>
-          <w:rStyle w:val="VerbatimChar"/>
-        </w:rPr>
-        <w:t xml:space="preserve">tel_id</w:t>
-      </w:r>
-      <w:r>
-        <w:t xml:space="preserve"> </w:t>
-      </w:r>
-      <w:r>
-        <w:t xml:space="preserve">de T42/T43, via telas de administração já</w:t>
-      </w:r>
-      <w:r>
-        <w:t xml:space="preserve"> </w:t>
-      </w:r>
-      <w:r>
-        <w:t xml:space="preserve">existentes (</w:t>
-      </w:r>
-      <w:r>
-        <w:rPr>
-          <w:rStyle w:val="VerbatimChar"/>
-        </w:rPr>
-        <w:t xml:space="preserve">Config\CfgEtiqueta</w:t>
-      </w:r>
-      <w:r>
-        <w:t xml:space="preserve"> </w:t>
-      </w:r>
-      <w:r>
-        <w:t xml:space="preserve">/</w:t>
-      </w:r>
-      <w:r>
-        <w:t xml:space="preserve"> </w:t>
-      </w:r>
-      <w:r>
-        <w:rPr>
-          <w:rStyle w:val="VerbatimChar"/>
-        </w:rPr>
-        <w:t xml:space="preserve">Config\CfgLayoutEtiq</w:t>
-      </w:r>
-      <w:r>
-        <w:t xml:space="preserve">). Campos impressos</w:t>
-      </w:r>
-      <w:r>
-        <w:t xml:space="preserve"> </w:t>
-      </w:r>
-      <w:r>
-        <w:t xml:space="preserve">mapeiam os nomes retornados pelo array cacheado em</w:t>
-      </w:r>
-      <w:r>
-        <w:t xml:space="preserve"> </w:t>
-      </w:r>
-      <w:r>
-        <w:rPr>
-          <w:rStyle w:val="VerbatimChar"/>
-        </w:rPr>
-        <w:t xml:space="preserve">GeraEtiqueta()</w:t>
-      </w:r>
-      <w:r>
-        <w:t xml:space="preserve">. Validar</w:t>
-      </w:r>
-      <w:r>
-        <w:t xml:space="preserve"> </w:t>
-      </w:r>
-      <w:r>
-        <w:t xml:space="preserve">apenas</w:t>
-      </w:r>
-      <w:r>
-        <w:t xml:space="preserve"> </w:t>
-      </w:r>
-      <w:r>
-        <w:rPr>
-          <w:rStyle w:val="VerbatimChar"/>
-        </w:rPr>
-        <w:t xml:space="preserve">let_largura</w:t>
-      </w:r>
-      <w:r>
-        <w:t xml:space="preserve">/</w:t>
-      </w:r>
-      <w:r>
-        <w:rPr>
-          <w:rStyle w:val="VerbatimChar"/>
-        </w:rPr>
-        <w:t xml:space="preserve">let_altura</w:t>
-      </w:r>
-      <w:r>
-        <w:t xml:space="preserve">/</w:t>
-      </w:r>
-      <w:r>
-        <w:rPr>
-          <w:rStyle w:val="VerbatimChar"/>
-        </w:rPr>
-        <w:t xml:space="preserve">let_colunas</w:t>
-      </w:r>
-      <w:r>
-        <w:t xml:space="preserve"> </w:t>
-      </w:r>
-      <w:r>
-        <w:t xml:space="preserve">compatíveis com um layout de</w:t>
-      </w:r>
-      <w:r>
-        <w:t xml:space="preserve"> </w:t>
-      </w:r>
-      <w:r>
-        <w:t xml:space="preserve">documento maior — via parametrização de cadastro, sem mudança de código.</w:t>
-      </w:r>
-    </w:p>
-    <w:p>
-      <w:pPr>
-        <w:pStyle w:val="BodyText"/>
-      </w:pPr>
-      <w:r>
-        <w:rPr>
-          <w:b/>
-          <w:bCs/>
-        </w:rPr>
-        <w:t xml:space="preserve">Gatilho de impressão:</w:t>
-      </w:r>
-      <w:r>
-        <w:t xml:space="preserve"> </w:t>
-      </w:r>
-      <w:r>
-        <w:t xml:space="preserve">- T42: oferecida logo após o Salvar,</w:t>
-      </w:r>
-      <w:r>
-        <w:t xml:space="preserve"> </w:t>
-      </w:r>
-      <w:r>
-        <w:rPr>
-          <w:b/>
-          <w:bCs/>
-        </w:rPr>
         <w:t xml:space="preserve">não bloqueante</w:t>
       </w:r>
       <w:r>
-        <w:t xml:space="preserve">.</w:t>
-      </w:r>
-      <w:r>
-        <w:t xml:space="preserve"> </w:t>
-      </w:r>
-      <w:r>
-        <w:t xml:space="preserve">- T43: oferecida via botão</w:t>
-      </w:r>
-      <w:r>
-        <w:t xml:space="preserve"> </w:t>
-      </w:r>
-      <w:r>
-        <w:t xml:space="preserve">“Imprimir”</w:t>
-      </w:r>
-      <w:r>
-        <w:t xml:space="preserve"> </w:t>
-      </w:r>
-      <w:r>
-        <w:t xml:space="preserve">na listagem.</w:t>
+        <w:t xml:space="preserve">. - T43: oferecida via botão “Imprimir” na listagem.</w:t>
       </w:r>
     </w:p>
     <w:bookmarkEnd w:id="11"/>
@@ -1288,19 +1021,7 @@
         </w:numPr>
       </w:pPr>
       <w:r>
-        <w:t xml:space="preserve">“T1”</w:t>
-      </w:r>
-      <w:r>
-        <w:t xml:space="preserve"> </w:t>
-      </w:r>
-      <w:r>
-        <w:t xml:space="preserve">no fluxo macro de T42 é inconsistência de digitação do requisito original</w:t>
-      </w:r>
-      <w:r>
-        <w:t xml:space="preserve"> </w:t>
-      </w:r>
-      <w:r>
-        <w:t xml:space="preserve">— na prática é sempre</w:t>
+        <w:t xml:space="preserve">“T1” no fluxo macro de T42 é inconsistência de digitação do requisito original — na prática é sempre</w:t>
       </w:r>
       <w:r>
         <w:t xml:space="preserve"> </w:t>
@@ -1337,25 +1058,7 @@
         <w:t xml:space="preserve">oco_ocorrencia</w:t>
       </w:r>
       <w:r>
-        <w:t xml:space="preserve">), confirmado pela própria RN02.3 de T42, que já</w:t>
-      </w:r>
-      <w:r>
-        <w:t xml:space="preserve"> </w:t>
-      </w:r>
-      <w:r>
-        <w:t xml:space="preserve">usa</w:t>
-      </w:r>
-      <w:r>
-        <w:t xml:space="preserve"> </w:t>
-      </w:r>
-      <w:r>
-        <w:t xml:space="preserve">“T11”</w:t>
-      </w:r>
-      <w:r>
-        <w:t xml:space="preserve"> </w:t>
-      </w:r>
-      <w:r>
-        <w:t xml:space="preserve">explicitamente.</w:t>
+        <w:t xml:space="preserve">), confirmado pela própria RN02.3 de T42, que já usa “T11” explicitamente.</w:t>
       </w:r>
     </w:p>
     <w:p>
@@ -1367,13 +1070,7 @@
         </w:numPr>
       </w:pPr>
       <w:r>
-        <w:t xml:space="preserve">“T8”</w:t>
-      </w:r>
-      <w:r>
-        <w:t xml:space="preserve"> </w:t>
-      </w:r>
-      <w:r>
-        <w:t xml:space="preserve">=</w:t>
+        <w:t xml:space="preserve">“T8” =</w:t>
       </w:r>
       <w:r>
         <w:t xml:space="preserve"> </w:t>
@@ -1415,13 +1112,7 @@
         </w:numPr>
       </w:pPr>
       <w:r>
-        <w:t xml:space="preserve">“T2”</w:t>
-      </w:r>
-      <w:r>
-        <w:t xml:space="preserve"> </w:t>
-      </w:r>
-      <w:r>
-        <w:t xml:space="preserve">= tela de administração de</w:t>
+        <w:t xml:space="preserve">“T2” = tela de administração de</w:t>
       </w:r>
       <w:r>
         <w:t xml:space="preserve"> </w:t>
@@ -1433,13 +1124,7 @@
         <w:t xml:space="preserve">cfg_mensagem</w:t>
       </w:r>
       <w:r>
-        <w:t xml:space="preserve">; MSG ID 2 e MSG ID 7 já existem,</w:t>
-      </w:r>
-      <w:r>
-        <w:t xml:space="preserve"> </w:t>
-      </w:r>
-      <w:r>
-        <w:t xml:space="preserve">reaproveitadas sem alteração.</w:t>
+        <w:t xml:space="preserve">; MSG ID 2 e MSG ID 7 já existem, reaproveitadas sem alteração.</w:t>
       </w:r>
     </w:p>
     <w:p>
@@ -1455,35 +1140,7 @@
           <w:b/>
           <w:bCs/>
         </w:rPr>
-        <w:t xml:space="preserve">“Ação ID 13 da tela T8”</w:t>
-      </w:r>
-      <w:r>
-        <w:rPr>
-          <w:b/>
-          <w:bCs/>
-        </w:rPr>
-        <w:t xml:space="preserve"> </w:t>
-      </w:r>
-      <w:r>
-        <w:rPr>
-          <w:b/>
-          <w:bCs/>
-        </w:rPr>
-        <w:t xml:space="preserve">(RN02.3 de T42) — a ação NÃO existe hoje, precisa ser</w:t>
-      </w:r>
-      <w:r>
-        <w:rPr>
-          <w:b/>
-          <w:bCs/>
-        </w:rPr>
-        <w:t xml:space="preserve"> </w:t>
-      </w:r>
-      <w:r>
-        <w:rPr>
-          <w:b/>
-          <w:bCs/>
-        </w:rPr>
-        <w:t xml:space="preserve">criada:</w:t>
+        <w:t xml:space="preserve">“Ação ID 13 da tela T8” (RN02.3 de T42) — a ação NÃO existe hoje, precisa ser criada:</w:t>
       </w:r>
     </w:p>
     <w:p>
@@ -1495,19 +1152,7 @@
         </w:numPr>
       </w:pPr>
       <w:r>
-        <w:t xml:space="preserve">Nome:</w:t>
-      </w:r>
-      <w:r>
-        <w:t xml:space="preserve"> </w:t>
-      </w:r>
-      <w:r>
-        <w:t xml:space="preserve">“Notificação do Fornecedor”</w:t>
-      </w:r>
-      <w:r>
-        <w:t xml:space="preserve"> </w:t>
-      </w:r>
-      <w:r>
-        <w:t xml:space="preserve">(nome definitivo a confirmar com</w:t>
+        <w:t xml:space="preserve">Nome: “Notificação do Fornecedor” (nome definitivo a confirmar com</w:t>
       </w:r>
       <w:r>
         <w:t xml:space="preserve"> </w:t>
@@ -1522,13 +1167,7 @@
         <w:t xml:space="preserve"> </w:t>
       </w:r>
       <w:r>
-        <w:t xml:space="preserve">na</w:t>
-      </w:r>
-      <w:r>
-        <w:t xml:space="preserve"> </w:t>
-      </w:r>
-      <w:r>
-        <w:t xml:space="preserve">codificação).</w:t>
+        <w:t xml:space="preserve">na codificação).</w:t>
       </w:r>
     </w:p>
     <w:p>
@@ -1565,13 +1204,7 @@
         <w:t xml:space="preserve">oco_subt_ocorrencia_acao</w:t>
       </w:r>
       <w:r>
-        <w:t xml:space="preserve">), seguindo o mesmo mecanismo já usado pelas</w:t>
-      </w:r>
-      <w:r>
-        <w:t xml:space="preserve"> </w:t>
-      </w:r>
-      <w:r>
-        <w:t xml:space="preserve">demais ações (</w:t>
+        <w:t xml:space="preserve">), seguindo o mesmo mecanismo já usado pelas demais ações (</w:t>
       </w:r>
       <w:r>
         <w:rPr>
@@ -1580,13 +1213,7 @@
         <w:t xml:space="preserve">EntOcoSubtOcorrencia::defCamposAcao()</w:t>
       </w:r>
       <w:r>
-        <w:t xml:space="preserve">) — reaproveita 100% a</w:t>
-      </w:r>
-      <w:r>
-        <w:t xml:space="preserve"> </w:t>
-      </w:r>
-      <w:r>
-        <w:t xml:space="preserve">tela T9 já existente,</w:t>
+        <w:t xml:space="preserve">) — reaproveita 100% a tela T9 já existente,</w:t>
       </w:r>
       <w:r>
         <w:t xml:space="preserve"> </w:t>
@@ -1626,13 +1253,7 @@
         <w:t xml:space="preserve"> </w:t>
       </w:r>
       <w:r>
-        <w:t xml:space="preserve">+ associação por subtipo</w:t>
-      </w:r>
-      <w:r>
-        <w:t xml:space="preserve"> </w:t>
-      </w:r>
-      <w:r>
-        <w:t xml:space="preserve">relevante em T9 (dado de configuração, feito na etapa de infraestrutura).</w:t>
+        <w:t xml:space="preserve">+ associação por subtipo relevante em T9 (dado de configuração, feito na etapa de infraestrutura).</w:t>
       </w:r>
     </w:p>
     <w:bookmarkEnd w:id="12"/>
@@ -1642,19 +1263,7 @@
         <w:pStyle w:val="Heading3"/>
       </w:pPr>
       <w:r>
-        <w:t xml:space="preserve">3.3 Status</w:t>
-      </w:r>
-      <w:r>
-        <w:t xml:space="preserve"> </w:t>
-      </w:r>
-      <w:r>
-        <w:t xml:space="preserve">“Pendente”</w:t>
-      </w:r>
-      <w:r>
-        <w:t xml:space="preserve">/</w:t>
-      </w:r>
-      <w:r>
-        <w:t xml:space="preserve">“Concluída”</w:t>
+        <w:t xml:space="preserve">3.3 Status “Pendente”/“Concluída”</w:t>
       </w:r>
     </w:p>
     <w:p>
@@ -1680,13 +1289,7 @@
         <w:t xml:space="preserve">tel_id</w:t>
       </w:r>
       <w:r>
-        <w:t xml:space="preserve">). T42 e T43 são telas novas, sem status</w:t>
-      </w:r>
-      <w:r>
-        <w:t xml:space="preserve"> </w:t>
-      </w:r>
-      <w:r>
-        <w:t xml:space="preserve">próprio ainda.</w:t>
+        <w:t xml:space="preserve">). T42 e T43 são telas novas, sem status próprio ainda.</w:t>
       </w:r>
     </w:p>
     <w:p>
@@ -1719,13 +1322,7 @@
         <w:t xml:space="preserve"> </w:t>
       </w:r>
       <w:r>
-        <w:t xml:space="preserve">próprios</w:t>
-      </w:r>
-      <w:r>
-        <w:t xml:space="preserve"> </w:t>
-      </w:r>
-      <w:r>
-        <w:t xml:space="preserve">(</w:t>
+        <w:t xml:space="preserve">próprios (</w:t>
       </w:r>
       <w:r>
         <w:rPr>
@@ -1752,13 +1349,7 @@
         <w:t xml:space="preserve"> </w:t>
       </w:r>
       <w:r>
-        <w:t xml:space="preserve">de cada tela nova):</w:t>
-      </w:r>
-      <w:r>
-        <w:t xml:space="preserve"> </w:t>
-      </w:r>
-      <w:r>
-        <w:t xml:space="preserve">-</w:t>
+        <w:t xml:space="preserve">de cada tela nova): -</w:t>
       </w:r>
       <w:r>
         <w:t xml:space="preserve"> </w:t>
@@ -1774,13 +1365,7 @@
         <w:t xml:space="preserve"> </w:t>
       </w:r>
       <w:r>
-        <w:t xml:space="preserve">— status inicial ao integrar da tela de origem.</w:t>
-      </w:r>
-      <w:r>
-        <w:t xml:space="preserve"> </w:t>
-      </w:r>
-      <w:r>
-        <w:t xml:space="preserve">-</w:t>
+        <w:t xml:space="preserve">— status inicial ao integrar da tela de origem. -</w:t>
       </w:r>
       <w:r>
         <w:t xml:space="preserve"> </w:t>
@@ -1808,105 +1393,53 @@
           <w:b/>
           <w:bCs/>
         </w:rPr>
-        <w:t xml:space="preserve">Gatilho de</w:t>
+        <w:t xml:space="preserve">Gatilho de “Concluída” — decisão final:</w:t>
+      </w:r>
+      <w:r>
+        <w:t xml:space="preserve"> </w:t>
+      </w:r>
+      <w:r>
+        <w:t xml:space="preserve">o clique em Salvar já grava e conclui o registro (</w:t>
+      </w:r>
+      <w:r>
+        <w:rPr>
+          <w:rStyle w:val="VerbatimChar"/>
+        </w:rPr>
+        <w:t xml:space="preserve">stt_id</w:t>
+      </w:r>
+      <w:r>
+        <w:t xml:space="preserve"> </w:t>
+      </w:r>
+      <w:r>
+        <w:t xml:space="preserve">= Concluída direto no</w:t>
+      </w:r>
+      <w:r>
+        <w:t xml:space="preserve"> </w:t>
+      </w:r>
+      <w:r>
+        <w:rPr>
+          <w:rStyle w:val="VerbatimChar"/>
+        </w:rPr>
+        <w:t xml:space="preserve">store()</w:t>
+      </w:r>
+      <w:r>
+        <w:t xml:space="preserve">, na mesma transação da gravação).</w:t>
+      </w:r>
+      <w:r>
+        <w:t xml:space="preserve"> </w:t>
       </w:r>
       <w:r>
         <w:rPr>
           <w:b/>
           <w:bCs/>
         </w:rPr>
-        <w:t xml:space="preserve"> </w:t>
-      </w:r>
-      <w:r>
-        <w:rPr>
-          <w:b/>
-          <w:bCs/>
-        </w:rPr>
-        <w:t xml:space="preserve">“Concluída”</w:t>
-      </w:r>
-      <w:r>
-        <w:rPr>
-          <w:b/>
-          <w:bCs/>
-        </w:rPr>
-        <w:t xml:space="preserve"> </w:t>
-      </w:r>
-      <w:r>
-        <w:rPr>
-          <w:b/>
-          <w:bCs/>
-        </w:rPr>
-        <w:t xml:space="preserve">— decisão final:</w:t>
-      </w:r>
-      <w:r>
-        <w:t xml:space="preserve"> </w:t>
-      </w:r>
-      <w:r>
-        <w:t xml:space="preserve">o clique em Salvar já grava e conclui</w:t>
-      </w:r>
-      <w:r>
-        <w:t xml:space="preserve"> </w:t>
-      </w:r>
-      <w:r>
-        <w:t xml:space="preserve">o registro (</w:t>
-      </w:r>
-      <w:r>
-        <w:rPr>
-          <w:rStyle w:val="VerbatimChar"/>
-        </w:rPr>
-        <w:t xml:space="preserve">stt_id</w:t>
-      </w:r>
-      <w:r>
-        <w:t xml:space="preserve"> </w:t>
-      </w:r>
-      <w:r>
-        <w:t xml:space="preserve">= Concluída direto no</w:t>
-      </w:r>
-      <w:r>
-        <w:t xml:space="preserve"> </w:t>
-      </w:r>
-      <w:r>
-        <w:rPr>
-          <w:rStyle w:val="VerbatimChar"/>
-        </w:rPr>
-        <w:t xml:space="preserve">store()</w:t>
-      </w:r>
-      <w:r>
-        <w:t xml:space="preserve">, na mesma transação da</w:t>
-      </w:r>
-      <w:r>
-        <w:t xml:space="preserve"> </w:t>
-      </w:r>
-      <w:r>
-        <w:t xml:space="preserve">gravação).</w:t>
-      </w:r>
-      <w:r>
-        <w:t xml:space="preserve"> </w:t>
-      </w:r>
-      <w:r>
-        <w:rPr>
-          <w:b/>
-          <w:bCs/>
-        </w:rPr>
         <w:t xml:space="preserve">Não há estado intermediário</w:t>
       </w:r>
       <w:r>
         <w:t xml:space="preserve"> </w:t>
       </w:r>
       <w:r>
-        <w:t xml:space="preserve">esperando fechamento do modal de</w:t>
-      </w:r>
-      <w:r>
-        <w:t xml:space="preserve"> </w:t>
-      </w:r>
-      <w:r>
-        <w:t xml:space="preserve">impressão. A impressão da etiqueta é oferecida em seguida, como ação</w:t>
-      </w:r>
-      <w:r>
-        <w:t xml:space="preserve"> </w:t>
-      </w:r>
-      <w:r>
-        <w:t xml:space="preserve">independente e não bloqueante.</w:t>
+        <w:t xml:space="preserve">esperando fechamento do modal de impressão. A impressão da etiqueta é oferecida em seguida, como ação independente e não bloqueante.</w:t>
       </w:r>
     </w:p>
     <w:bookmarkEnd w:id="13"/>
@@ -2028,13 +1561,7 @@
               <w:pStyle w:val="Compact"/>
             </w:pPr>
             <w:r>
-              <w:t xml:space="preserve">“Alterar”</w:t>
-            </w:r>
-            <w:r>
-              <w:t xml:space="preserve"> </w:t>
-            </w:r>
-            <w:r>
-              <w:t xml:space="preserve">+ aumentar ícone</w:t>
+              <w:t xml:space="preserve">“Alterar” + aumentar ícone</w:t>
             </w:r>
           </w:p>
         </w:tc>
@@ -2086,13 +1613,7 @@
               <w:pStyle w:val="Compact"/>
             </w:pPr>
             <w:r>
-              <w:t xml:space="preserve">“Visualizar”</w:t>
-            </w:r>
-            <w:r>
-              <w:t xml:space="preserve"> </w:t>
-            </w:r>
-            <w:r>
-              <w:t xml:space="preserve">+ aumentar ícone</w:t>
+              <w:t xml:space="preserve">“Visualizar” + aumentar ícone</w:t>
             </w:r>
           </w:p>
         </w:tc>
@@ -2144,13 +1665,7 @@
               <w:pStyle w:val="Compact"/>
             </w:pPr>
             <w:r>
-              <w:t xml:space="preserve">“Imprimir”</w:t>
-            </w:r>
-            <w:r>
-              <w:t xml:space="preserve"> </w:t>
-            </w:r>
-            <w:r>
-              <w:t xml:space="preserve">+ aumentar ícone</w:t>
+              <w:t xml:space="preserve">“Imprimir” + aumentar ícone</w:t>
             </w:r>
           </w:p>
         </w:tc>
@@ -2202,13 +1717,7 @@
               <w:pStyle w:val="Compact"/>
             </w:pPr>
             <w:r>
-              <w:t xml:space="preserve">“Excluir”</w:t>
-            </w:r>
-            <w:r>
-              <w:t xml:space="preserve"> </w:t>
-            </w:r>
-            <w:r>
-              <w:t xml:space="preserve">+ aumentar ícone</w:t>
+              <w:t xml:space="preserve">“Excluir” + aumentar ícone</w:t>
             </w:r>
           </w:p>
         </w:tc>
@@ -2252,8 +1761,6 @@
       <w:r>
         <w:rPr>
           <w:rStyle w:val="VerbatimChar"/>
-          <w:b/>
-          <w:bCs/>
         </w:rPr>
         <w:t xml:space="preserve">cfg_modulo</w:t>
       </w:r>
@@ -2261,25 +1768,7 @@
         <w:t xml:space="preserve"> </w:t>
       </w:r>
       <w:r>
-        <w:t xml:space="preserve">— módulo novo</w:t>
-      </w:r>
-      <w:r>
-        <w:t xml:space="preserve"> </w:t>
-      </w:r>
-      <w:r>
-        <w:t xml:space="preserve">“Fornecedores”</w:t>
-      </w:r>
-      <w:r>
-        <w:t xml:space="preserve"> </w:t>
-      </w:r>
-      <w:r>
-        <w:t xml:space="preserve">(não existe hoje; verificar antes</w:t>
-      </w:r>
-      <w:r>
-        <w:t xml:space="preserve"> </w:t>
-      </w:r>
-      <w:r>
-        <w:t xml:space="preserve">de criar, para não duplicar).</w:t>
+        <w:t xml:space="preserve">— módulo novo “Fornecedores” (não existe hoje; verificar antes de criar, para não duplicar).</w:t>
       </w:r>
     </w:p>
     <w:p>
@@ -2293,8 +1782,6 @@
       <w:r>
         <w:rPr>
           <w:rStyle w:val="VerbatimChar"/>
-          <w:b/>
-          <w:bCs/>
         </w:rPr>
         <w:t xml:space="preserve">cfg_tela</w:t>
       </w:r>
@@ -2341,25 +1828,7 @@
         <w:t xml:space="preserve"> </w:t>
       </w:r>
       <w:r>
-        <w:t xml:space="preserve">(T43 tem botão</w:t>
-      </w:r>
-      <w:r>
-        <w:t xml:space="preserve"> </w:t>
-      </w:r>
-      <w:r>
-        <w:t xml:space="preserve">“+”</w:t>
-      </w:r>
-      <w:r>
-        <w:t xml:space="preserve"> </w:t>
-      </w:r>
-      <w:r>
-        <w:t xml:space="preserve">na listagem para nova</w:t>
-      </w:r>
-      <w:r>
-        <w:t xml:space="preserve"> </w:t>
-      </w:r>
-      <w:r>
-        <w:t xml:space="preserve">notificação — mecanismo nativo de</w:t>
+        <w:t xml:space="preserve">(T43 tem botão “+” na listagem para nova notificação — mecanismo nativo de</w:t>
       </w:r>
       <w:r>
         <w:t xml:space="preserve"> </w:t>
@@ -2394,8 +1863,6 @@
       <w:r>
         <w:rPr>
           <w:rStyle w:val="VerbatimChar"/>
-          <w:b/>
-          <w:bCs/>
         </w:rPr>
         <w:t xml:space="preserve">ConfigPerfilItemModel</w:t>
       </w:r>
@@ -2444,8 +1911,6 @@
       <w:r>
         <w:rPr>
           <w:rStyle w:val="VerbatimChar"/>
-          <w:b/>
-          <w:bCs/>
         </w:rPr>
         <w:t xml:space="preserve">cfg_status</w:t>
       </w:r>
@@ -2467,8 +1932,6 @@
       <w:r>
         <w:rPr>
           <w:rStyle w:val="VerbatimChar"/>
-          <w:b/>
-          <w:bCs/>
         </w:rPr>
         <w:t xml:space="preserve">oco_tipo_acao</w:t>
       </w:r>
@@ -2476,25 +1939,7 @@
         <w:t xml:space="preserve"> </w:t>
       </w:r>
       <w:r>
-        <w:t xml:space="preserve">— nova ação</w:t>
-      </w:r>
-      <w:r>
-        <w:t xml:space="preserve"> </w:t>
-      </w:r>
-      <w:r>
-        <w:t xml:space="preserve">“Notificação do Fornecedor”</w:t>
-      </w:r>
-      <w:r>
-        <w:t xml:space="preserve"> </w:t>
-      </w:r>
-      <w:r>
-        <w:t xml:space="preserve">(ver 3.2) +</w:t>
-      </w:r>
-      <w:r>
-        <w:t xml:space="preserve"> </w:t>
-      </w:r>
-      <w:r>
-        <w:t xml:space="preserve">associação por subtipo em T9.</w:t>
+        <w:t xml:space="preserve">— nova ação “Notificação do Fornecedor” (ver 3.2) + associação por subtipo em T9.</w:t>
       </w:r>
     </w:p>
     <w:bookmarkEnd w:id="16"/>
@@ -3331,13 +2776,7 @@
               <w:pStyle w:val="Compact"/>
             </w:pPr>
             <w:r>
-              <w:t xml:space="preserve">texto, 5–200, obrigatório (</w:t>
-            </w:r>
-            <w:r>
-              <w:t xml:space="preserve">“empresa/responsável/setor”</w:t>
-            </w:r>
-            <w:r>
-              <w:t xml:space="preserve">)</w:t>
+              <w:t xml:space="preserve">texto, 5–200, obrigatório (“empresa/responsável/setor”)</w:t>
             </w:r>
           </w:p>
         </w:tc>
@@ -3519,6 +2958,9 @@
               </w:rPr>
               <w:t xml:space="preserve">nev_notivisa = 'S'</w:t>
             </w:r>
+            <w:r>
+              <w:t xml:space="preserve">, min 5 / max 50 caracteres</w:t>
+            </w:r>
           </w:p>
         </w:tc>
         <w:tc>
@@ -3665,16 +3107,7 @@
         <w:t xml:space="preserve"> </w:t>
       </w:r>
       <w:r>
-        <w:t xml:space="preserve">(aba Dados Gerais, grid</w:t>
-      </w:r>
-      <w:r>
-        <w:t xml:space="preserve"> </w:t>
-      </w:r>
-      <w:r>
-        <w:t xml:space="preserve">“Dados do Produto”</w:t>
-      </w:r>
-      <w:r>
-        <w:t xml:space="preserve">, 1:N)</w:t>
+        <w:t xml:space="preserve">(aba Dados Gerais, grid “Dados do Produto”, 1:N)</w:t>
       </w:r>
     </w:p>
     <w:p>
@@ -3922,19 +3355,7 @@
               <w:t xml:space="preserve"> </w:t>
             </w:r>
             <w:r>
-              <w:t xml:space="preserve">do campo</w:t>
-            </w:r>
-            <w:r>
-              <w:t xml:space="preserve"> </w:t>
-            </w:r>
-            <w:r>
-              <w:t xml:space="preserve">“Descreva”</w:t>
-            </w:r>
-            <w:r>
-              <w:t xml:space="preserve"> </w:t>
-            </w:r>
-            <w:r>
-              <w:t xml:space="preserve">de T42: valor inicial copiado de</w:t>
+              <w:t xml:space="preserve">do campo “Descreva” de T42: valor inicial copiado de</w:t>
             </w:r>
             <w:r>
               <w:t xml:space="preserve"> </w:t>
@@ -3970,21 +3391,7 @@
           <w:b/>
           <w:bCs/>
         </w:rPr>
-        <w:t xml:space="preserve">não são</w:t>
-      </w:r>
-      <w:r>
-        <w:rPr>
-          <w:b/>
-          <w:bCs/>
-        </w:rPr>
-        <w:t xml:space="preserve"> </w:t>
-      </w:r>
-      <w:r>
-        <w:rPr>
-          <w:b/>
-          <w:bCs/>
-        </w:rPr>
-        <w:t xml:space="preserve">colunas próprias</w:t>
+        <w:t xml:space="preserve">não são colunas próprias</w:t>
       </w:r>
       <w:r>
         <w:t xml:space="preserve"> </w:t>
@@ -4430,16 +3837,7 @@
         <w:t xml:space="preserve"> </w:t>
       </w:r>
       <w:r>
-        <w:t xml:space="preserve">não foi localizado no código um padrão pronto de</w:t>
-      </w:r>
-      <w:r>
-        <w:t xml:space="preserve"> </w:t>
-      </w:r>
-      <w:r>
-        <w:t xml:space="preserve">“lista de anexos com botão + e excluir linha”</w:t>
-      </w:r>
-      <w:r>
-        <w:t xml:space="preserve">.</w:t>
+        <w:t xml:space="preserve">não foi localizado no código um padrão pronto de “lista de anexos com botão + e excluir linha”.</w:t>
       </w:r>
       <w:r>
         <w:t xml:space="preserve"> </w:t>
@@ -4454,13 +3852,7 @@
         <w:t xml:space="preserve"> </w:t>
       </w:r>
       <w:r>
-        <w:t xml:space="preserve">deve validar/desenhar</w:t>
-      </w:r>
-      <w:r>
-        <w:t xml:space="preserve"> </w:t>
-      </w:r>
-      <w:r>
-        <w:t xml:space="preserve">esse padrão de UX durante a codificação —</w:t>
+        <w:t xml:space="preserve">deve validar/desenhar esse padrão de UX durante a codificação —</w:t>
       </w:r>
       <w:r>
         <w:t xml:space="preserve"> </w:t>
@@ -4490,13 +3882,7 @@
         <w:t xml:space="preserve"> </w:t>
       </w:r>
       <w:r>
-        <w:t xml:space="preserve">quando chegar</w:t>
-      </w:r>
-      <w:r>
-        <w:t xml:space="preserve"> </w:t>
-      </w:r>
-      <w:r>
-        <w:t xml:space="preserve">nessa parte.</w:t>
+        <w:t xml:space="preserve">quando chegar nessa parte.</w:t>
       </w:r>
     </w:p>
     <w:bookmarkEnd w:id="20"/>
@@ -4584,21 +3970,7 @@
           <w:b/>
           <w:bCs/>
         </w:rPr>
-        <w:t xml:space="preserve">não</w:t>
-      </w:r>
-      <w:r>
-        <w:rPr>
-          <w:b/>
-          <w:bCs/>
-        </w:rPr>
-        <w:t xml:space="preserve"> </w:t>
-      </w:r>
-      <w:r>
-        <w:rPr>
-          <w:b/>
-          <w:bCs/>
-        </w:rPr>
-        <w:t xml:space="preserve">recriar</w:t>
+        <w:t xml:space="preserve">não recriar</w:t>
       </w:r>
       <w:r>
         <w:t xml:space="preserve">.</w:t>
@@ -4992,60 +4364,31 @@
           <w:b/>
           <w:bCs/>
         </w:rPr>
-        <w:t xml:space="preserve">na</w:t>
+        <w:t xml:space="preserve">na sequência de cadastro</w:t>
+      </w:r>
+      <w:r>
+        <w:t xml:space="preserve"> </w:t>
+      </w:r>
+      <w:r>
+        <w:t xml:space="preserve">(</w:t>
+      </w:r>
+      <w:r>
+        <w:rPr>
+          <w:rStyle w:val="VerbatimChar"/>
+        </w:rPr>
+        <w:t xml:space="preserve">nac_ordem</w:t>
+      </w:r>
+      <w:r>
+        <w:t xml:space="preserve">). Se a ação for “gerar movimentação”, o saldo movimentado é a Quantidade (RN03.8) de</w:t>
+      </w:r>
+      <w:r>
+        <w:t xml:space="preserve"> </w:t>
       </w:r>
       <w:r>
         <w:rPr>
           <w:b/>
           <w:bCs/>
         </w:rPr>
-        <w:t xml:space="preserve"> </w:t>
-      </w:r>
-      <w:r>
-        <w:rPr>
-          <w:b/>
-          <w:bCs/>
-        </w:rPr>
-        <w:t xml:space="preserve">sequência de cadastro</w:t>
-      </w:r>
-      <w:r>
-        <w:t xml:space="preserve"> </w:t>
-      </w:r>
-      <w:r>
-        <w:t xml:space="preserve">(</w:t>
-      </w:r>
-      <w:r>
-        <w:rPr>
-          <w:rStyle w:val="VerbatimChar"/>
-        </w:rPr>
-        <w:t xml:space="preserve">nac_ordem</w:t>
-      </w:r>
-      <w:r>
-        <w:t xml:space="preserve">). Se a ação for</w:t>
-      </w:r>
-      <w:r>
-        <w:t xml:space="preserve"> </w:t>
-      </w:r>
-      <w:r>
-        <w:t xml:space="preserve">“gerar movimentação”</w:t>
-      </w:r>
-      <w:r>
-        <w:t xml:space="preserve">, o</w:t>
-      </w:r>
-      <w:r>
-        <w:t xml:space="preserve"> </w:t>
-      </w:r>
-      <w:r>
-        <w:t xml:space="preserve">saldo movimentado é a Quantidade (RN03.8) de</w:t>
-      </w:r>
-      <w:r>
-        <w:t xml:space="preserve"> </w:t>
-      </w:r>
-      <w:r>
-        <w:rPr>
-          <w:b/>
-          <w:bCs/>
-        </w:rPr>
         <w:t xml:space="preserve">cada produto/lote selecionado</w:t>
       </w:r>
       <w:r>
@@ -5079,13 +4422,7 @@
         <w:t xml:space="preserve"> </w:t>
       </w:r>
       <w:r>
-        <w:t xml:space="preserve">faz hoje para 1 produto único:</w:t>
-      </w:r>
-      <w:r>
-        <w:t xml:space="preserve"> </w:t>
-      </w:r>
-      <w:r>
-        <w:t xml:space="preserve">replicar a lógica, mas iterando por N produtos.</w:t>
+        <w:t xml:space="preserve">faz hoje para 1 produto único: replicar a lógica, mas iterando por N produtos.</w:t>
       </w:r>
     </w:p>
     <w:bookmarkEnd w:id="21"/>
@@ -5164,7 +4501,7 @@
     </w:p>
     <w:bookmarkEnd w:id="23"/>
     <w:bookmarkEnd w:id="24"/>
-    <w:bookmarkStart w:id="37" w:name="especificação-funcional-por-telaaba"/>
+    <w:bookmarkStart w:id="39" w:name="especificação-funcional-por-telaaba"/>
     <w:p>
       <w:pPr>
         <w:pStyle w:val="Heading2"/>
@@ -5212,13 +4549,7 @@
         </w:numPr>
       </w:pPr>
       <w:r>
-        <w:t xml:space="preserve">Botões por linha (visualizar/alterar/excluir/imprimir) conforme status —</w:t>
-      </w:r>
-      <w:r>
-        <w:t xml:space="preserve"> </w:t>
-      </w:r>
-      <w:r>
-        <w:t xml:space="preserve">usar</w:t>
+        <w:t xml:space="preserve">Botões por linha (visualizar/alterar/excluir/imprimir) conforme status — usar</w:t>
       </w:r>
       <w:r>
         <w:t xml:space="preserve"> </w:t>
@@ -5245,25 +4576,7 @@
         <w:t xml:space="preserve">rascunho-runtime-js.md</w:t>
       </w:r>
       <w:r>
-        <w:t xml:space="preserve">), última coluna</w:t>
-      </w:r>
-      <w:r>
-        <w:t xml:space="preserve"> </w:t>
-      </w:r>
-      <w:r>
-        <w:t xml:space="preserve">“Ação”</w:t>
-      </w:r>
-      <w:r>
-        <w:t xml:space="preserve"> </w:t>
-      </w:r>
-      <w:r>
-        <w:t xml:space="preserve">automaticamente não</w:t>
-      </w:r>
-      <w:r>
-        <w:t xml:space="preserve"> </w:t>
-      </w:r>
-      <w:r>
-        <w:t xml:space="preserve">ordenável/pesquisável.</w:t>
+        <w:t xml:space="preserve">), última coluna “Ação” automaticamente não ordenável/pesquisável. (RN02.1/RN02.2)</w:t>
       </w:r>
     </w:p>
     <w:p>
@@ -5279,25 +4592,13 @@
           <w:b/>
           <w:bCs/>
         </w:rPr>
-        <w:t xml:space="preserve">Integração automática de origem:</w:t>
-      </w:r>
-      <w:r>
-        <w:t xml:space="preserve"> </w:t>
-      </w:r>
-      <w:r>
-        <w:t xml:space="preserve">produtos de T11 associados à nova ação</w:t>
-      </w:r>
-      <w:r>
-        <w:t xml:space="preserve"> </w:t>
-      </w:r>
-      <w:r>
-        <w:t xml:space="preserve">de T8 (</w:t>
-      </w:r>
-      <w:r>
-        <w:t xml:space="preserve">“Notificação do Fornecedor”</w:t>
-      </w:r>
-      <w:r>
-        <w:t xml:space="preserve">) geram automaticamente um registro em</w:t>
+        <w:t xml:space="preserve">Integração automática de origem (RN02.3):</w:t>
+      </w:r>
+      <w:r>
+        <w:t xml:space="preserve"> </w:t>
+      </w:r>
+      <w:r>
+        <w:t xml:space="preserve">produtos de T11 associados à nova ação de T8 (“Notificação do Fornecedor”) geram automaticamente um registro em</w:t>
       </w:r>
       <w:r>
         <w:t xml:space="preserve"> </w:t>
@@ -5312,13 +4613,7 @@
         <w:t xml:space="preserve"> </w:t>
       </w:r>
       <w:r>
-        <w:t xml:space="preserve">com status Pendente, disparada a partir da execução da</w:t>
-      </w:r>
-      <w:r>
-        <w:t xml:space="preserve"> </w:t>
-      </w:r>
-      <w:r>
-        <w:t xml:space="preserve">ação em T11 (</w:t>
+        <w:t xml:space="preserve">com status Pendente, disparada a partir da execução da ação em T11 (</w:t>
       </w:r>
       <w:r>
         <w:rPr>
@@ -5342,13 +4637,7 @@
         </w:numPr>
       </w:pPr>
       <w:r>
-        <w:t xml:space="preserve">Coloração/ordenação de status seguindo padrão já usado em T1 (referência</w:t>
-      </w:r>
-      <w:r>
-        <w:t xml:space="preserve"> </w:t>
-      </w:r>
-      <w:r>
-        <w:t xml:space="preserve">visual existente no sistema — badge de status via</w:t>
+        <w:t xml:space="preserve">Coloração/ordenação de status seguindo padrão já usado em T1 (RN02.4 — referência visual existente no sistema — badge de status via</w:t>
       </w:r>
       <w:r>
         <w:t xml:space="preserve"> </w:t>
@@ -5388,13 +4677,13 @@
       </w:r>
     </w:p>
     <w:bookmarkEnd w:id="25"/>
-    <w:bookmarkStart w:id="26" w:name="aba-única-dados-gerais"/>
+    <w:bookmarkStart w:id="26" w:name="aba-única-dados-gerais-rn02.5"/>
     <w:p>
       <w:pPr>
         <w:pStyle w:val="Heading4"/>
       </w:pPr>
       <w:r>
-        <w:t xml:space="preserve">Aba única — Dados Gerais</w:t>
+        <w:t xml:space="preserve">Aba única — Dados Gerais (RN02.5)</w:t>
       </w:r>
     </w:p>
     <w:tbl>
@@ -5405,10 +4694,11 @@
         <w:tblLook w:firstRow="1" w:lastRow="0" w:firstColumn="0" w:lastColumn="0" w:noHBand="0" w:noVBand="0" w:val="0020"/>
       </w:tblPr>
       <w:tblGrid>
-        <w:gridCol w:w="1980"/>
-        <w:gridCol w:w="1980"/>
-        <w:gridCol w:w="1980"/>
-        <w:gridCol w:w="1980"/>
+        <w:gridCol w:w="1584"/>
+        <w:gridCol w:w="1584"/>
+        <w:gridCol w:w="1584"/>
+        <w:gridCol w:w="1584"/>
+        <w:gridCol w:w="1584"/>
       </w:tblGrid>
       <w:tr>
         <w:trPr>
@@ -5454,6 +4744,17 @@
               <w:pStyle w:val="Compact"/>
             </w:pPr>
             <w:r>
+              <w:t xml:space="preserve">RN</w:t>
+            </w:r>
+          </w:p>
+        </w:tc>
+        <w:tc>
+          <w:tcPr/>
+          <w:p>
+            <w:pPr>
+              <w:pStyle w:val="Compact"/>
+            </w:pPr>
+            <w:r>
               <w:t xml:space="preserve">Regra</w:t>
             </w:r>
           </w:p>
@@ -5503,6 +4804,17 @@
               <w:pStyle w:val="Compact"/>
             </w:pPr>
             <w:r>
+              <w:t xml:space="preserve">RN03.1</w:t>
+            </w:r>
+          </w:p>
+        </w:tc>
+        <w:tc>
+          <w:tcPr/>
+          <w:p>
+            <w:pPr>
+              <w:pStyle w:val="Compact"/>
+            </w:pPr>
+            <w:r>
               <w:t xml:space="preserve">Exibição (</w:t>
             </w:r>
             <w:r>
@@ -5527,7 +4839,7 @@
               <w:t xml:space="preserve">crShow()</w:t>
             </w:r>
             <w:r>
-              <w:t xml:space="preserve">)</w:t>
+              <w:t xml:space="preserve">), numeração sequencial</w:t>
             </w:r>
           </w:p>
         </w:tc>
@@ -5563,6 +4875,17 @@
             </w:pPr>
             <w:r>
               <w:t xml:space="preserve">Não</w:t>
+            </w:r>
+          </w:p>
+        </w:tc>
+        <w:tc>
+          <w:tcPr/>
+          <w:p>
+            <w:pPr>
+              <w:pStyle w:val="Compact"/>
+            </w:pPr>
+            <w:r>
+              <w:t xml:space="preserve">RN03.2</w:t>
             </w:r>
           </w:p>
         </w:tc>
@@ -5628,6 +4951,17 @@
               <w:pStyle w:val="Compact"/>
             </w:pPr>
             <w:r>
+              <w:t xml:space="preserve">RN03.3</w:t>
+            </w:r>
+          </w:p>
+        </w:tc>
+        <w:tc>
+          <w:tcPr/>
+          <w:p>
+            <w:pPr>
+              <w:pStyle w:val="Compact"/>
+            </w:pPr>
+            <w:r>
               <w:t xml:space="preserve">JOIN até</w:t>
             </w:r>
             <w:r>
@@ -5683,6 +5017,17 @@
               <w:pStyle w:val="Compact"/>
             </w:pPr>
             <w:r>
+              <w:t xml:space="preserve">RN03.4</w:t>
+            </w:r>
+          </w:p>
+        </w:tc>
+        <w:tc>
+          <w:tcPr/>
+          <w:p>
+            <w:pPr>
+              <w:pStyle w:val="Compact"/>
+            </w:pPr>
+            <w:r>
               <w:t xml:space="preserve">JOIN até</w:t>
             </w:r>
             <w:r>
@@ -5738,6 +5083,17 @@
               <w:pStyle w:val="Compact"/>
             </w:pPr>
             <w:r>
+              <w:t xml:space="preserve">RN03.5</w:t>
+            </w:r>
+          </w:p>
+        </w:tc>
+        <w:tc>
+          <w:tcPr/>
+          <w:p>
+            <w:pPr>
+              <w:pStyle w:val="Compact"/>
+            </w:pPr>
+            <w:r>
               <w:t xml:space="preserve">JOIN até</w:t>
             </w:r>
             <w:r>
@@ -5793,6 +5149,17 @@
               <w:pStyle w:val="Compact"/>
             </w:pPr>
             <w:r>
+              <w:t xml:space="preserve">RN03.6</w:t>
+            </w:r>
+          </w:p>
+        </w:tc>
+        <w:tc>
+          <w:tcPr/>
+          <w:p>
+            <w:pPr>
+              <w:pStyle w:val="Compact"/>
+            </w:pPr>
+            <w:r>
               <w:t xml:space="preserve">JOIN até</w:t>
             </w:r>
             <w:r>
@@ -5803,6 +5170,12 @@
                 <w:rStyle w:val="VerbatimChar"/>
               </w:rPr>
               <w:t xml:space="preserve">oco_ocorrencia</w:t>
+            </w:r>
+            <w:r>
+              <w:t xml:space="preserve"> </w:t>
+            </w:r>
+            <w:r>
+              <w:t xml:space="preserve">(quando aplicável, não obrigatório)</w:t>
             </w:r>
           </w:p>
         </w:tc>
@@ -5859,7 +5232,18 @@
               <w:pStyle w:val="Compact"/>
             </w:pPr>
             <w:r>
-              <w:t xml:space="preserve">RN03.7 — texto livre, min 5 / max 50</w:t>
+              <w:t xml:space="preserve">RN03.7</w:t>
+            </w:r>
+          </w:p>
+        </w:tc>
+        <w:tc>
+          <w:tcPr/>
+          <w:p>
+            <w:pPr>
+              <w:pStyle w:val="Compact"/>
+            </w:pPr>
+            <w:r>
+              <w:t xml:space="preserve">texto livre, min 5 / max 50</w:t>
             </w:r>
           </w:p>
         </w:tc>
@@ -5872,7 +5256,7 @@
               <w:pStyle w:val="Compact"/>
             </w:pPr>
             <w:r>
-              <w:t xml:space="preserve">Grid de produto (Código ERP, Descrição, Fabricante, Lote, Validade, Quantidade)</w:t>
+              <w:t xml:space="preserve">Código ERP (grid produto)</w:t>
             </w:r>
           </w:p>
         </w:tc>
@@ -5905,7 +5289,357 @@
               <w:pStyle w:val="Compact"/>
             </w:pPr>
             <w:r>
-              <w:t xml:space="preserve">Todos não-editáveis, vindos de T11</w:t>
+              <w:t xml:space="preserve">RN03.8</w:t>
+            </w:r>
+          </w:p>
+        </w:tc>
+        <w:tc>
+          <w:tcPr/>
+          <w:p>
+            <w:pPr>
+              <w:pStyle w:val="Compact"/>
+            </w:pPr>
+            <w:r>
+              <w:t xml:space="preserve">JOIN até</w:t>
+            </w:r>
+            <w:r>
+              <w:t xml:space="preserve"> </w:t>
+            </w:r>
+            <w:r>
+              <w:rPr>
+                <w:rStyle w:val="VerbatimChar"/>
+              </w:rPr>
+              <w:t xml:space="preserve">oco_ocorrencia</w:t>
+            </w:r>
+          </w:p>
+        </w:tc>
+      </w:tr>
+      <w:tr>
+        <w:tc>
+          <w:tcPr/>
+          <w:p>
+            <w:pPr>
+              <w:pStyle w:val="Compact"/>
+            </w:pPr>
+            <w:r>
+              <w:t xml:space="preserve">Descrição (grid produto)</w:t>
+            </w:r>
+          </w:p>
+        </w:tc>
+        <w:tc>
+          <w:tcPr/>
+          <w:p>
+            <w:pPr>
+              <w:pStyle w:val="Compact"/>
+            </w:pPr>
+            <w:r>
+              <w:t xml:space="preserve">via T11</w:t>
+            </w:r>
+          </w:p>
+        </w:tc>
+        <w:tc>
+          <w:tcPr/>
+          <w:p>
+            <w:pPr>
+              <w:pStyle w:val="Compact"/>
+            </w:pPr>
+            <w:r>
+              <w:t xml:space="preserve">Não</w:t>
+            </w:r>
+          </w:p>
+        </w:tc>
+        <w:tc>
+          <w:tcPr/>
+          <w:p>
+            <w:pPr>
+              <w:pStyle w:val="Compact"/>
+            </w:pPr>
+            <w:r>
+              <w:t xml:space="preserve">RN03.9</w:t>
+            </w:r>
+          </w:p>
+        </w:tc>
+        <w:tc>
+          <w:tcPr/>
+          <w:p>
+            <w:pPr>
+              <w:pStyle w:val="Compact"/>
+            </w:pPr>
+            <w:r>
+              <w:t xml:space="preserve">JOIN até</w:t>
+            </w:r>
+            <w:r>
+              <w:t xml:space="preserve"> </w:t>
+            </w:r>
+            <w:r>
+              <w:rPr>
+                <w:rStyle w:val="VerbatimChar"/>
+              </w:rPr>
+              <w:t xml:space="preserve">oco_ocorrencia</w:t>
+            </w:r>
+          </w:p>
+        </w:tc>
+      </w:tr>
+      <w:tr>
+        <w:tc>
+          <w:tcPr/>
+          <w:p>
+            <w:pPr>
+              <w:pStyle w:val="Compact"/>
+            </w:pPr>
+            <w:r>
+              <w:t xml:space="preserve">Fabricante (grid produto)</w:t>
+            </w:r>
+          </w:p>
+        </w:tc>
+        <w:tc>
+          <w:tcPr/>
+          <w:p>
+            <w:pPr>
+              <w:pStyle w:val="Compact"/>
+            </w:pPr>
+            <w:r>
+              <w:t xml:space="preserve">via T11</w:t>
+            </w:r>
+          </w:p>
+        </w:tc>
+        <w:tc>
+          <w:tcPr/>
+          <w:p>
+            <w:pPr>
+              <w:pStyle w:val="Compact"/>
+            </w:pPr>
+            <w:r>
+              <w:t xml:space="preserve">Não</w:t>
+            </w:r>
+          </w:p>
+        </w:tc>
+        <w:tc>
+          <w:tcPr/>
+          <w:p>
+            <w:pPr>
+              <w:pStyle w:val="Compact"/>
+            </w:pPr>
+            <w:r>
+              <w:t xml:space="preserve">RN03.10</w:t>
+            </w:r>
+          </w:p>
+        </w:tc>
+        <w:tc>
+          <w:tcPr/>
+          <w:p>
+            <w:pPr>
+              <w:pStyle w:val="Compact"/>
+            </w:pPr>
+            <w:r>
+              <w:t xml:space="preserve">JOIN até</w:t>
+            </w:r>
+            <w:r>
+              <w:t xml:space="preserve"> </w:t>
+            </w:r>
+            <w:r>
+              <w:rPr>
+                <w:rStyle w:val="VerbatimChar"/>
+              </w:rPr>
+              <w:t xml:space="preserve">oco_ocorrencia</w:t>
+            </w:r>
+          </w:p>
+        </w:tc>
+      </w:tr>
+      <w:tr>
+        <w:tc>
+          <w:tcPr/>
+          <w:p>
+            <w:pPr>
+              <w:pStyle w:val="Compact"/>
+            </w:pPr>
+            <w:r>
+              <w:t xml:space="preserve">Lote (grid produto)</w:t>
+            </w:r>
+          </w:p>
+        </w:tc>
+        <w:tc>
+          <w:tcPr/>
+          <w:p>
+            <w:pPr>
+              <w:pStyle w:val="Compact"/>
+            </w:pPr>
+            <w:r>
+              <w:t xml:space="preserve">via T11</w:t>
+            </w:r>
+          </w:p>
+        </w:tc>
+        <w:tc>
+          <w:tcPr/>
+          <w:p>
+            <w:pPr>
+              <w:pStyle w:val="Compact"/>
+            </w:pPr>
+            <w:r>
+              <w:t xml:space="preserve">Não</w:t>
+            </w:r>
+          </w:p>
+        </w:tc>
+        <w:tc>
+          <w:tcPr/>
+          <w:p>
+            <w:pPr>
+              <w:pStyle w:val="Compact"/>
+            </w:pPr>
+            <w:r>
+              <w:t xml:space="preserve">RN03.11</w:t>
+            </w:r>
+          </w:p>
+        </w:tc>
+        <w:tc>
+          <w:tcPr/>
+          <w:p>
+            <w:pPr>
+              <w:pStyle w:val="Compact"/>
+            </w:pPr>
+            <w:r>
+              <w:t xml:space="preserve">JOIN até</w:t>
+            </w:r>
+            <w:r>
+              <w:t xml:space="preserve"> </w:t>
+            </w:r>
+            <w:r>
+              <w:rPr>
+                <w:rStyle w:val="VerbatimChar"/>
+              </w:rPr>
+              <w:t xml:space="preserve">oco_ocorrencia</w:t>
+            </w:r>
+          </w:p>
+        </w:tc>
+      </w:tr>
+      <w:tr>
+        <w:tc>
+          <w:tcPr/>
+          <w:p>
+            <w:pPr>
+              <w:pStyle w:val="Compact"/>
+            </w:pPr>
+            <w:r>
+              <w:t xml:space="preserve">Validade (grid produto)</w:t>
+            </w:r>
+          </w:p>
+        </w:tc>
+        <w:tc>
+          <w:tcPr/>
+          <w:p>
+            <w:pPr>
+              <w:pStyle w:val="Compact"/>
+            </w:pPr>
+            <w:r>
+              <w:t xml:space="preserve">via T11</w:t>
+            </w:r>
+          </w:p>
+        </w:tc>
+        <w:tc>
+          <w:tcPr/>
+          <w:p>
+            <w:pPr>
+              <w:pStyle w:val="Compact"/>
+            </w:pPr>
+            <w:r>
+              <w:t xml:space="preserve">Não</w:t>
+            </w:r>
+          </w:p>
+        </w:tc>
+        <w:tc>
+          <w:tcPr/>
+          <w:p>
+            <w:pPr>
+              <w:pStyle w:val="Compact"/>
+            </w:pPr>
+            <w:r>
+              <w:t xml:space="preserve">RN03.12</w:t>
+            </w:r>
+          </w:p>
+        </w:tc>
+        <w:tc>
+          <w:tcPr/>
+          <w:p>
+            <w:pPr>
+              <w:pStyle w:val="Compact"/>
+            </w:pPr>
+            <w:r>
+              <w:t xml:space="preserve">JOIN até</w:t>
+            </w:r>
+            <w:r>
+              <w:t xml:space="preserve"> </w:t>
+            </w:r>
+            <w:r>
+              <w:rPr>
+                <w:rStyle w:val="VerbatimChar"/>
+              </w:rPr>
+              <w:t xml:space="preserve">oco_ocorrencia</w:t>
+            </w:r>
+          </w:p>
+        </w:tc>
+      </w:tr>
+      <w:tr>
+        <w:tc>
+          <w:tcPr/>
+          <w:p>
+            <w:pPr>
+              <w:pStyle w:val="Compact"/>
+            </w:pPr>
+            <w:r>
+              <w:t xml:space="preserve">Quantidade (grid produto)</w:t>
+            </w:r>
+          </w:p>
+        </w:tc>
+        <w:tc>
+          <w:tcPr/>
+          <w:p>
+            <w:pPr>
+              <w:pStyle w:val="Compact"/>
+            </w:pPr>
+            <w:r>
+              <w:t xml:space="preserve">via T11</w:t>
+            </w:r>
+          </w:p>
+        </w:tc>
+        <w:tc>
+          <w:tcPr/>
+          <w:p>
+            <w:pPr>
+              <w:pStyle w:val="Compact"/>
+            </w:pPr>
+            <w:r>
+              <w:t xml:space="preserve">Não</w:t>
+            </w:r>
+          </w:p>
+        </w:tc>
+        <w:tc>
+          <w:tcPr/>
+          <w:p>
+            <w:pPr>
+              <w:pStyle w:val="Compact"/>
+            </w:pPr>
+            <w:r>
+              <w:t xml:space="preserve">RN03.13</w:t>
+            </w:r>
+          </w:p>
+        </w:tc>
+        <w:tc>
+          <w:tcPr/>
+          <w:p>
+            <w:pPr>
+              <w:pStyle w:val="Compact"/>
+            </w:pPr>
+            <w:r>
+              <w:t xml:space="preserve">JOIN até</w:t>
+            </w:r>
+            <w:r>
+              <w:t xml:space="preserve"> </w:t>
+            </w:r>
+            <w:r>
+              <w:rPr>
+                <w:rStyle w:val="VerbatimChar"/>
+              </w:rPr>
+              <w:t xml:space="preserve">oco_ocorrencia</w:t>
             </w:r>
           </w:p>
         </w:tc>
@@ -5962,7 +5696,18 @@
               <w:pStyle w:val="Compact"/>
             </w:pPr>
             <w:r>
-              <w:t xml:space="preserve">RN03.14 — texto livre, min 5 / max 200</w:t>
+              <w:t xml:space="preserve">RN03.14</w:t>
+            </w:r>
+          </w:p>
+        </w:tc>
+        <w:tc>
+          <w:tcPr/>
+          <w:p>
+            <w:pPr>
+              <w:pStyle w:val="Compact"/>
+            </w:pPr>
+            <w:r>
+              <w:t xml:space="preserve">texto livre, min 5 / max 200</w:t>
             </w:r>
           </w:p>
         </w:tc>
@@ -6061,13 +5806,7 @@
         <w:t xml:space="preserve"> </w:t>
       </w:r>
       <w:r>
-        <w:t xml:space="preserve">= Concluída da T42), conforme decisão</w:t>
-      </w:r>
-      <w:r>
-        <w:t xml:space="preserve"> </w:t>
-      </w:r>
-      <w:r>
-        <w:t xml:space="preserve">3.3. Oferece impressão de etiqueta em seguida (não bloqueante, ver 3.1).</w:t>
+        <w:t xml:space="preserve">= Concluída da T42), conforme decisão 3.3. Oferece impressão de etiqueta em seguida (não bloqueante, ver 3.1).</w:t>
       </w:r>
     </w:p>
     <w:p>
@@ -6079,22 +5818,7 @@
         </w:numPr>
       </w:pPr>
       <w:r>
-        <w:t xml:space="preserve">Validação de</w:t>
-      </w:r>
-      <w:r>
-        <w:t xml:space="preserve"> </w:t>
-      </w:r>
-      <w:r>
-        <w:t xml:space="preserve">“campo alterado”</w:t>
-      </w:r>
-      <w:r>
-        <w:t xml:space="preserve">: comportamento genérico do runtime já</w:t>
-      </w:r>
-      <w:r>
-        <w:t xml:space="preserve"> </w:t>
-      </w:r>
-      <w:r>
-        <w:t xml:space="preserve">existente (</w:t>
+        <w:t xml:space="preserve">Validação de “campo alterado”: comportamento genérico do runtime já existente (</w:t>
       </w:r>
       <w:r>
         <w:rPr>
@@ -6115,13 +5839,7 @@
         <w:t xml:space="preserve">rascunho-runtime-js.md</w:t>
       </w:r>
       <w:r>
-        <w:t xml:space="preserve">) — sem necessidade de</w:t>
-      </w:r>
-      <w:r>
-        <w:t xml:space="preserve"> </w:t>
-      </w:r>
-      <w:r>
-        <w:t xml:space="preserve">código server-side extra.</w:t>
+        <w:t xml:space="preserve">) — sem necessidade de código server-side extra.</w:t>
       </w:r>
     </w:p>
     <w:p>
@@ -6133,7 +5851,7 @@
         </w:numPr>
       </w:pPr>
       <w:r>
-        <w:t xml:space="preserve">Cancelar com alteração pendente → confirmação</w:t>
+        <w:t xml:space="preserve">Salvar sem alteração real →</w:t>
       </w:r>
       <w:r>
         <w:t xml:space="preserve"> </w:t>
@@ -6143,13 +5861,13 @@
           <w:b/>
           <w:bCs/>
         </w:rPr>
-        <w:t xml:space="preserve">MSG ID 2</w:t>
-      </w:r>
-      <w:r>
-        <w:t xml:space="preserve"> </w:t>
-      </w:r>
-      <w:r>
-        <w:t xml:space="preserve">(T2).</w:t>
+        <w:t xml:space="preserve">MSG ID 7</w:t>
+      </w:r>
+      <w:r>
+        <w:t xml:space="preserve"> </w:t>
+      </w:r>
+      <w:r>
+        <w:t xml:space="preserve">(T2) — RN03.16 de T42.</w:t>
       </w:r>
     </w:p>
     <w:p>
@@ -6161,7 +5879,7 @@
         </w:numPr>
       </w:pPr>
       <w:r>
-        <w:t xml:space="preserve">Salvar sem alteração real →</w:t>
+        <w:t xml:space="preserve">Cancelar com alteração pendente → confirmação</w:t>
       </w:r>
       <w:r>
         <w:t xml:space="preserve"> </w:t>
@@ -6171,18 +5889,18 @@
           <w:b/>
           <w:bCs/>
         </w:rPr>
-        <w:t xml:space="preserve">MSG ID 7</w:t>
-      </w:r>
-      <w:r>
-        <w:t xml:space="preserve"> </w:t>
-      </w:r>
-      <w:r>
-        <w:t xml:space="preserve">(T2).</w:t>
+        <w:t xml:space="preserve">MSG ID 2</w:t>
+      </w:r>
+      <w:r>
+        <w:t xml:space="preserve"> </w:t>
+      </w:r>
+      <w:r>
+        <w:t xml:space="preserve">(T2) — RN03.17 de T42.</w:t>
       </w:r>
     </w:p>
     <w:bookmarkEnd w:id="27"/>
     <w:bookmarkEnd w:id="28"/>
-    <w:bookmarkStart w:id="36" w:name="t43-notificação-de-evento"/>
+    <w:bookmarkStart w:id="38" w:name="t43-notificação-de-evento"/>
     <w:p>
       <w:pPr>
         <w:pStyle w:val="Heading3"/>
@@ -6209,25 +5927,7 @@
         </w:numPr>
       </w:pPr>
       <w:r>
-        <w:t xml:space="preserve">Mesmas colunas de T42 (N°, Data, Produto, Fabricante, Lote, Usuário, Status,</w:t>
-      </w:r>
-      <w:r>
-        <w:t xml:space="preserve"> </w:t>
-      </w:r>
-      <w:r>
-        <w:t xml:space="preserve">Ação) + botão</w:t>
-      </w:r>
-      <w:r>
-        <w:t xml:space="preserve"> </w:t>
-      </w:r>
-      <w:r>
-        <w:t xml:space="preserve">“+”</w:t>
-      </w:r>
-      <w:r>
-        <w:t xml:space="preserve"> </w:t>
-      </w:r>
-      <w:r>
-        <w:t xml:space="preserve">para nova notificação (mecanismo nativo de</w:t>
+        <w:t xml:space="preserve">Mesmas colunas de T42 (N°, Data, Produto, Fabricante, Lote, Usuário, Status, Ação) + botão “+” para nova notificação (mecanismo nativo de</w:t>
       </w:r>
       <w:r>
         <w:t xml:space="preserve"> </w:t>
@@ -6298,13 +5998,7 @@
         <w:t xml:space="preserve"> </w:t>
       </w:r>
       <w:r>
-        <w:t xml:space="preserve">de T42</w:t>
-      </w:r>
-      <w:r>
-        <w:t xml:space="preserve"> </w:t>
-      </w:r>
-      <w:r>
-        <w:t xml:space="preserve">alimentam a base de seleção de produtos disponível para nova notificação.</w:t>
+        <w:t xml:space="preserve">de T42 alimentam a base de seleção de produtos disponível para nova notificação.</w:t>
       </w:r>
     </w:p>
     <w:p>
@@ -6316,29 +6010,55 @@
         </w:numPr>
       </w:pPr>
       <w:r>
-        <w:t xml:space="preserve">Botão</w:t>
-      </w:r>
-      <w:r>
-        <w:t xml:space="preserve"> </w:t>
-      </w:r>
-      <w:r>
-        <w:t xml:space="preserve">“Imprimir”</w:t>
-      </w:r>
-      <w:r>
-        <w:t xml:space="preserve"> </w:t>
-      </w:r>
-      <w:r>
-        <w:t xml:space="preserve">na listagem (gatilho de impressão de etiqueta, ver 3.1).</w:t>
+        <w:t xml:space="preserve">Botão “Imprimir” na listagem (gatilho de impressão de etiqueta, ver 3.1).</w:t>
       </w:r>
     </w:p>
     <w:bookmarkEnd w:id="29"/>
-    <w:bookmarkStart w:id="30" w:name="X6b82f28828908be533e9f0d855e5d1845b92d0c"/>
+    <w:bookmarkStart w:id="30" w:name="X097ca5d86dacbffd191918b834674f505bd2c6b"/>
     <w:p>
       <w:pPr>
         <w:pStyle w:val="Heading4"/>
       </w:pPr>
       <w:r>
-        <w:t xml:space="preserve">Tela intermediária — Seleção de produtos (RN03.1)</w:t>
+        <w:t xml:space="preserve">Adendo — Exibição de colunas 1:N na listagem (decisão do</w:t>
+      </w:r>
+      <w:r>
+        <w:t xml:space="preserve"> </w:t>
+      </w:r>
+      <w:r>
+        <w:rPr>
+          <w:rStyle w:val="VerbatimChar"/>
+        </w:rPr>
+        <w:t xml:space="preserve">byarq</w:t>
+      </w:r>
+      <w:r>
+        <w:t xml:space="preserve">)</w:t>
+      </w:r>
+    </w:p>
+    <w:p>
+      <w:pPr>
+        <w:pStyle w:val="FirstParagraph"/>
+      </w:pPr>
+      <w:r>
+        <w:t xml:space="preserve">Uma notificação (</w:t>
+      </w:r>
+      <w:r>
+        <w:rPr>
+          <w:rStyle w:val="VerbatimChar"/>
+        </w:rPr>
+        <w:t xml:space="preserve">nev_id</w:t>
+      </w:r>
+      <w:r>
+        <w:t xml:space="preserve">) pode ter múltiplos produtos vinculados (</w:t>
+      </w:r>
+      <w:r>
+        <w:rPr>
+          <w:rStyle w:val="VerbatimChar"/>
+        </w:rPr>
+        <w:t xml:space="preserve">oco_notif_evento_produto</w:t>
+      </w:r>
+      <w:r>
+        <w:t xml:space="preserve">, 1:N). Decisão final sobre como representar isso na grid de listagem, sem duplicar linha por produto:</w:t>
       </w:r>
     </w:p>
     <w:p>
@@ -6350,7 +6070,29 @@
         </w:numPr>
       </w:pPr>
       <w:r>
-        <w:t xml:space="preserve">Grid: N°, Data, Produto, Fabricante, Lote, Usuário, Selecione (checkbox).</w:t>
+        <w:rPr>
+          <w:b/>
+          <w:bCs/>
+        </w:rPr>
+        <w:t xml:space="preserve">1 linha da listagem = 1 notificação (</w:t>
+      </w:r>
+      <w:r>
+        <w:rPr>
+          <w:rStyle w:val="VerbatimChar"/>
+          <w:b/>
+          <w:bCs/>
+        </w:rPr>
+        <w:t xml:space="preserve">nev_id</w:t>
+      </w:r>
+      <w:r>
+        <w:rPr>
+          <w:b/>
+          <w:bCs/>
+        </w:rPr>
+        <w:t xml:space="preserve">)</w:t>
+      </w:r>
+      <w:r>
+        <w:t xml:space="preserve">, nunca 1 linha por produto — mantém a semântica de ação por linha (RN02.2) e o padrão de status ao estilo T1 (RN02.4).</w:t>
       </w:r>
     </w:p>
     <w:p>
@@ -6362,71 +6104,68 @@
         </w:numPr>
       </w:pPr>
       <w:r>
-        <w:t xml:space="preserve">Seleção inicial: todos os produtos do</w:t>
-      </w:r>
-      <w:r>
-        <w:t xml:space="preserve"> </w:t>
-      </w:r>
-      <w:r>
         <w:rPr>
           <w:b/>
           <w:bCs/>
         </w:rPr>
-        <w:t xml:space="preserve">mesmo fabricante</w:t>
-      </w:r>
-      <w:r>
-        <w:t xml:space="preserve"> </w:t>
-      </w:r>
-      <w:r>
-        <w:t xml:space="preserve">com status</w:t>
-      </w:r>
-      <w:r>
-        <w:t xml:space="preserve"> </w:t>
-      </w:r>
-      <w:r>
-        <w:t xml:space="preserve">Pendente em T42 (nota: leia-se</w:t>
-      </w:r>
-      <w:r>
-        <w:t xml:space="preserve"> </w:t>
-      </w:r>
-      <w:r>
-        <w:t xml:space="preserve">“Pendente em T42”</w:t>
-      </w:r>
-      <w:r>
-        <w:t xml:space="preserve"> </w:t>
-      </w:r>
-      <w:r>
-        <w:t xml:space="preserve">no sentido de registros de</w:t>
-      </w:r>
-      <w:r>
-        <w:t xml:space="preserve"> </w:t>
-      </w:r>
-      <w:r>
-        <w:t xml:space="preserve">T42 já Concluídos disponíveis para notificação, cujos produtos ainda não</w:t>
-      </w:r>
-      <w:r>
-        <w:t xml:space="preserve"> </w:t>
-      </w:r>
-      <w:r>
-        <w:t xml:space="preserve">foram vinculados a uma notificação de evento — usar</w:t>
-      </w:r>
-      <w:r>
-        <w:t xml:space="preserve"> </w:t>
-      </w:r>
-      <w:r>
-        <w:rPr>
-          <w:rStyle w:val="VerbatimChar"/>
-        </w:rPr>
-        <w:t xml:space="preserve">ndv_id</w:t>
-      </w:r>
-      <w:r>
-        <w:t xml:space="preserve">/status conforme</w:t>
-      </w:r>
-      <w:r>
-        <w:t xml:space="preserve"> </w:t>
-      </w:r>
-      <w:r>
-        <w:t xml:space="preserve">fluxo de integração acima).</w:t>
+        <w:t xml:space="preserve">Coluna Produto:</w:t>
+      </w:r>
+      <w:r>
+        <w:t xml:space="preserve"> </w:t>
+      </w:r>
+      <w:r>
+        <w:t xml:space="preserve">exibe o primeiro produto + “e mais N” quando há mais de 1 produto vinculado (ex.: “Gliconato de Cálcio 10ml e mais 1”), com a lista completa disponível via tooltip usando o mecanismo já existente</w:t>
+      </w:r>
+      <w:r>
+        <w:t xml:space="preserve"> </w:t>
+      </w:r>
+      <w:r>
+        <w:rPr>
+          <w:rStyle w:val="VerbatimChar"/>
+        </w:rPr>
+        <w:t xml:space="preserve">&lt;ttp&gt;...&lt;/ttp&gt;</w:t>
+      </w:r>
+      <w:r>
+        <w:t xml:space="preserve"> </w:t>
+      </w:r>
+      <w:r>
+        <w:t xml:space="preserve">de</w:t>
+      </w:r>
+      <w:r>
+        <w:t xml:space="preserve"> </w:t>
+      </w:r>
+      <w:r>
+        <w:rPr>
+          <w:rStyle w:val="VerbatimChar"/>
+        </w:rPr>
+        <w:t xml:space="preserve">my_lista.js</w:t>
+      </w:r>
+      <w:r>
+        <w:t xml:space="preserve"> </w:t>
+      </w:r>
+      <w:r>
+        <w:t xml:space="preserve">(</w:t>
+      </w:r>
+      <w:r>
+        <w:rPr>
+          <w:rStyle w:val="VerbatimChar"/>
+        </w:rPr>
+        <w:t xml:space="preserve">montaListaDados()</w:t>
+      </w:r>
+      <w:r>
+        <w:t xml:space="preserve">, conforme</w:t>
+      </w:r>
+      <w:r>
+        <w:t xml:space="preserve"> </w:t>
+      </w:r>
+      <w:r>
+        <w:rPr>
+          <w:rStyle w:val="VerbatimChar"/>
+        </w:rPr>
+        <w:t xml:space="preserve">rascunho-runtime-js.md</w:t>
+      </w:r>
+      <w:r>
+        <w:t xml:space="preserve">) — reaproveitamento do runtime, não é componente novo.</w:t>
       </w:r>
     </w:p>
     <w:p>
@@ -6438,17 +6177,98 @@
         </w:numPr>
       </w:pPr>
       <w:r>
-        <w:t xml:space="preserve">Abre o cadastro (4 abas) somente após confirmação da seleção.</w:t>
+        <w:rPr>
+          <w:b/>
+          <w:bCs/>
+        </w:rPr>
+        <w:t xml:space="preserve">Coluna Lote:</w:t>
+      </w:r>
+      <w:r>
+        <w:t xml:space="preserve"> </w:t>
+      </w:r>
+      <w:r>
+        <w:t xml:space="preserve">mesmo tratamento (primeiro + “e mais N” + tooltip com a lista completa).</w:t>
+      </w:r>
+    </w:p>
+    <w:p>
+      <w:pPr>
+        <w:pStyle w:val="Compact"/>
+        <w:numPr>
+          <w:ilvl w:val="0"/>
+          <w:numId w:val="1008"/>
+        </w:numPr>
+      </w:pPr>
+      <w:r>
+        <w:rPr>
+          <w:b/>
+          <w:bCs/>
+        </w:rPr>
+        <w:t xml:space="preserve">Coluna Fabricante:</w:t>
+      </w:r>
+      <w:r>
+        <w:t xml:space="preserve"> </w:t>
+      </w:r>
+      <w:r>
+        <w:t xml:space="preserve">sempre valor único, sem agregação/tooltip — porque RN03.1 já restringe a seleção de produtos de uma notificação ao mesmo fabricante, logo nunca há mais de um fabricante distinto por notificação.</w:t>
+      </w:r>
+    </w:p>
+    <w:p>
+      <w:pPr>
+        <w:pStyle w:val="Compact"/>
+        <w:numPr>
+          <w:ilvl w:val="0"/>
+          <w:numId w:val="1008"/>
+        </w:numPr>
+      </w:pPr>
+      <w:r>
+        <w:rPr>
+          <w:b/>
+          <w:bCs/>
+        </w:rPr>
+        <w:t xml:space="preserve">Coluna Data:</w:t>
+      </w:r>
+      <w:r>
+        <w:t xml:space="preserve"> </w:t>
+      </w:r>
+      <w:r>
+        <w:t xml:space="preserve">mostra a data mais antiga do conjunto de produtos vinculados (</w:t>
+      </w:r>
+      <w:r>
+        <w:rPr>
+          <w:rStyle w:val="VerbatimChar"/>
+        </w:rPr>
+        <w:t xml:space="preserve">MIN</w:t>
+      </w:r>
+      <w:r>
+        <w:t xml:space="preserve">), como referência na listagem. Todas as datas individuais de cada produto continuam disponíveis no grid da aba Dados Gerais (RN03.2), que é um contexto diferente (1 linha por produto dentro do cadastro, não da listagem).</w:t>
+      </w:r>
+    </w:p>
+    <w:p>
+      <w:pPr>
+        <w:pStyle w:val="FirstParagraph"/>
+      </w:pPr>
+      <w:r>
+        <w:rPr>
+          <w:b/>
+          <w:bCs/>
+        </w:rPr>
+        <w:t xml:space="preserve">Rastreabilidade:</w:t>
+      </w:r>
+      <w:r>
+        <w:t xml:space="preserve"> </w:t>
+      </w:r>
+      <w:r>
+        <w:t xml:space="preserve">RN02.1, RN02.2, RN02.4, RN03.1, RN03.2 (ver seção 6.2).</w:t>
       </w:r>
     </w:p>
     <w:bookmarkEnd w:id="30"/>
-    <w:bookmarkStart w:id="31" w:name="aba-1-dados-gerais"/>
+    <w:bookmarkStart w:id="31" w:name="X6b82f28828908be533e9f0d855e5d1845b92d0c"/>
     <w:p>
       <w:pPr>
         <w:pStyle w:val="Heading4"/>
       </w:pPr>
       <w:r>
-        <w:t xml:space="preserve">Aba 1 — Dados Gerais</w:t>
+        <w:t xml:space="preserve">Tela intermediária — Seleção de produtos (RN03.1)</w:t>
       </w:r>
     </w:p>
     <w:p>
@@ -6460,74 +6280,7 @@
         </w:numPr>
       </w:pPr>
       <w:r>
-        <w:t xml:space="preserve">Grid multi-linha dos produtos selecionados (</w:t>
-      </w:r>
-      <w:r>
-        <w:rPr>
-          <w:rStyle w:val="VerbatimChar"/>
-        </w:rPr>
-        <w:t xml:space="preserve">oco_notif_evento_produto</w:t>
-      </w:r>
-      <w:r>
-        <w:t xml:space="preserve">):</w:t>
-      </w:r>
-      <w:r>
-        <w:t xml:space="preserve"> </w:t>
-      </w:r>
-      <w:r>
-        <w:t xml:space="preserve">Código ERP, Descrição, Fabricante, Lote, Validade, Quantidade (read-only,</w:t>
-      </w:r>
-      <w:r>
-        <w:t xml:space="preserve"> </w:t>
-      </w:r>
-      <w:r>
-        <w:t xml:space="preserve">via JOIN) +</w:t>
-      </w:r>
-      <w:r>
-        <w:t xml:space="preserve"> </w:t>
-      </w:r>
-      <w:r>
-        <w:rPr>
-          <w:b/>
-          <w:bCs/>
-        </w:rPr>
-        <w:t xml:space="preserve">Defeito</w:t>
-      </w:r>
-      <w:r>
-        <w:t xml:space="preserve"> </w:t>
-      </w:r>
-      <w:r>
-        <w:t xml:space="preserve">(</w:t>
-      </w:r>
-      <w:r>
-        <w:rPr>
-          <w:rStyle w:val="VerbatimChar"/>
-        </w:rPr>
-        <w:t xml:space="preserve">nvp_defeito</w:t>
-      </w:r>
-      <w:r>
-        <w:t xml:space="preserve">, editável, RN03.9, valor inicial</w:t>
-      </w:r>
-      <w:r>
-        <w:t xml:space="preserve"> </w:t>
-      </w:r>
-      <w:r>
-        <w:t xml:space="preserve">copiado de</w:t>
-      </w:r>
-      <w:r>
-        <w:t xml:space="preserve"> </w:t>
-      </w:r>
-      <w:r>
-        <w:rPr>
-          <w:rStyle w:val="VerbatimChar"/>
-        </w:rPr>
-        <w:t xml:space="preserve">ndv_descreva</w:t>
-      </w:r>
-      <w:r>
-        <w:t xml:space="preserve"> </w:t>
-      </w:r>
-      <w:r>
-        <w:t xml:space="preserve">de T42).</w:t>
+        <w:t xml:space="preserve">Grid: N°, Data, Produto, Fabricante, Lote, Usuário, Selecione (checkbox).</w:t>
       </w:r>
     </w:p>
     <w:p>
@@ -6539,65 +6292,255 @@
         </w:numPr>
       </w:pPr>
       <w:r>
-        <w:t xml:space="preserve">Campos de cabeçalho: Quantidade adquirida (</w:t>
-      </w:r>
-      <w:r>
-        <w:rPr>
-          <w:rStyle w:val="VerbatimChar"/>
-        </w:rPr>
-        <w:t xml:space="preserve">nev_qtd_adquirida</w:t>
-      </w:r>
-      <w:r>
-        <w:t xml:space="preserve">, RN03.10),</w:t>
-      </w:r>
-      <w:r>
-        <w:t xml:space="preserve"> </w:t>
-      </w:r>
-      <w:r>
-        <w:t xml:space="preserve">Número NF (</w:t>
-      </w:r>
-      <w:r>
-        <w:rPr>
-          <w:rStyle w:val="VerbatimChar"/>
-        </w:rPr>
-        <w:t xml:space="preserve">nev_numero_nf</w:t>
-      </w:r>
-      <w:r>
-        <w:t xml:space="preserve">, RN03.11), Fornecedor (</w:t>
-      </w:r>
-      <w:r>
-        <w:rPr>
-          <w:rStyle w:val="VerbatimChar"/>
-        </w:rPr>
-        <w:t xml:space="preserve">nev_fornecedor</w:t>
-      </w:r>
-      <w:r>
-        <w:t xml:space="preserve">, RN03.12,</w:t>
-      </w:r>
-      <w:r>
-        <w:t xml:space="preserve"> </w:t>
-      </w:r>
-      <w:r>
-        <w:t xml:space="preserve">texto livre), Fabricação (</w:t>
-      </w:r>
-      <w:r>
-        <w:rPr>
-          <w:rStyle w:val="VerbatimChar"/>
-        </w:rPr>
-        <w:t xml:space="preserve">nev_fabricacao</w:t>
-      </w:r>
-      <w:r>
-        <w:t xml:space="preserve">, RN03.13, data).</w:t>
-      </w:r>
-    </w:p>
-    <w:bookmarkEnd w:id="31"/>
-    <w:bookmarkStart w:id="32" w:name="aba-2-providências"/>
-    <w:p>
-      <w:pPr>
-        <w:pStyle w:val="Heading4"/>
-      </w:pPr>
-      <w:r>
-        <w:t xml:space="preserve">Aba 2 — Providências</w:t>
+        <w:t xml:space="preserve">Seleção inicial (RN03.1): todos os produtos do</w:t>
+      </w:r>
+      <w:r>
+        <w:t xml:space="preserve"> </w:t>
+      </w:r>
+      <w:r>
+        <w:rPr>
+          <w:b/>
+          <w:bCs/>
+        </w:rPr>
+        <w:t xml:space="preserve">mesmo fabricante</w:t>
+      </w:r>
+      <w:r>
+        <w:t xml:space="preserve"> </w:t>
+      </w:r>
+      <w:r>
+        <w:t xml:space="preserve">que estejam</w:t>
+      </w:r>
+      <w:r>
+        <w:t xml:space="preserve"> </w:t>
+      </w:r>
+      <w:r>
+        <w:rPr>
+          <w:b/>
+          <w:bCs/>
+        </w:rPr>
+        <w:t xml:space="preserve">disponíveis para notificação</w:t>
+      </w:r>
+      <w:r>
+        <w:t xml:space="preserve"> </w:t>
+      </w:r>
+      <w:r>
+        <w:t xml:space="preserve">— ou seja, registros de</w:t>
+      </w:r>
+      <w:r>
+        <w:t xml:space="preserve"> </w:t>
+      </w:r>
+      <w:r>
+        <w:rPr>
+          <w:rStyle w:val="VerbatimChar"/>
+        </w:rPr>
+        <w:t xml:space="preserve">oco_notif_desvio</w:t>
+      </w:r>
+      <w:r>
+        <w:t xml:space="preserve"> </w:t>
+      </w:r>
+      <w:r>
+        <w:t xml:space="preserve">com</w:t>
+      </w:r>
+      <w:r>
+        <w:t xml:space="preserve"> </w:t>
+      </w:r>
+      <w:r>
+        <w:rPr>
+          <w:rStyle w:val="VerbatimChar"/>
+        </w:rPr>
+        <w:t xml:space="preserve">stt_id</w:t>
+      </w:r>
+      <w:r>
+        <w:t xml:space="preserve"> </w:t>
+      </w:r>
+      <w:r>
+        <w:t xml:space="preserve">=</w:t>
+      </w:r>
+      <w:r>
+        <w:t xml:space="preserve"> </w:t>
+      </w:r>
+      <w:r>
+        <w:rPr>
+          <w:b/>
+          <w:bCs/>
+        </w:rPr>
+        <w:t xml:space="preserve">Concluída</w:t>
+      </w:r>
+      <w:r>
+        <w:t xml:space="preserve"> </w:t>
+      </w:r>
+      <w:r>
+        <w:t xml:space="preserve">em T42 (RN02.3)</w:t>
+      </w:r>
+      <w:r>
+        <w:t xml:space="preserve"> </w:t>
+      </w:r>
+      <w:r>
+        <w:rPr>
+          <w:b/>
+          <w:bCs/>
+        </w:rPr>
+        <w:t xml:space="preserve">e</w:t>
+      </w:r>
+      <w:r>
+        <w:t xml:space="preserve"> </w:t>
+      </w:r>
+      <w:r>
+        <w:t xml:space="preserve">ainda</w:t>
+      </w:r>
+      <w:r>
+        <w:t xml:space="preserve"> </w:t>
+      </w:r>
+      <w:r>
+        <w:rPr>
+          <w:b/>
+          <w:bCs/>
+        </w:rPr>
+        <w:t xml:space="preserve">não vinculados</w:t>
+      </w:r>
+      <w:r>
+        <w:t xml:space="preserve"> </w:t>
+      </w:r>
+      <w:r>
+        <w:t xml:space="preserve">a nenhuma linha de</w:t>
+      </w:r>
+      <w:r>
+        <w:t xml:space="preserve"> </w:t>
+      </w:r>
+      <w:r>
+        <w:rPr>
+          <w:rStyle w:val="VerbatimChar"/>
+        </w:rPr>
+        <w:t xml:space="preserve">oco_notif_evento_produto</w:t>
+      </w:r>
+      <w:r>
+        <w:t xml:space="preserve"> </w:t>
+      </w:r>
+      <w:r>
+        <w:t xml:space="preserve">(nenhuma notificação de evento criada para aquele</w:t>
+      </w:r>
+      <w:r>
+        <w:t xml:space="preserve"> </w:t>
+      </w:r>
+      <w:r>
+        <w:rPr>
+          <w:rStyle w:val="VerbatimChar"/>
+        </w:rPr>
+        <w:t xml:space="preserve">ndv_id</w:t>
+      </w:r>
+      <w:r>
+        <w:t xml:space="preserve"> </w:t>
+      </w:r>
+      <w:r>
+        <w:t xml:space="preserve">ainda).</w:t>
+      </w:r>
+    </w:p>
+    <w:p>
+      <w:pPr>
+        <w:pStyle w:val="Compact"/>
+        <w:numPr>
+          <w:ilvl w:val="1"/>
+          <w:numId w:val="1010"/>
+        </w:numPr>
+      </w:pPr>
+      <w:r>
+        <w:rPr>
+          <w:b/>
+          <w:bCs/>
+        </w:rPr>
+        <w:t xml:space="preserve">Nota terminológica:</w:t>
+      </w:r>
+      <w:r>
+        <w:t xml:space="preserve"> </w:t>
+      </w:r>
+      <w:r>
+        <w:t xml:space="preserve">“disponível para notificação”</w:t>
+      </w:r>
+      <w:r>
+        <w:t xml:space="preserve"> </w:t>
+      </w:r>
+      <w:r>
+        <w:t xml:space="preserve">é um conceito distinto do</w:t>
+      </w:r>
+      <w:r>
+        <w:t xml:space="preserve"> </w:t>
+      </w:r>
+      <w:r>
+        <w:rPr>
+          <w:rStyle w:val="VerbatimChar"/>
+        </w:rPr>
+        <w:t xml:space="preserve">cfg_status</w:t>
+      </w:r>
+      <w:r>
+        <w:t xml:space="preserve"> </w:t>
+      </w:r>
+      <w:r>
+        <w:t xml:space="preserve">“Pendente”</w:t>
+      </w:r>
+      <w:r>
+        <w:t xml:space="preserve"> </w:t>
+      </w:r>
+      <w:r>
+        <w:t xml:space="preserve">de T42 (que se refere ao status</w:t>
+      </w:r>
+      <w:r>
+        <w:t xml:space="preserve"> </w:t>
+      </w:r>
+      <w:r>
+        <w:rPr>
+          <w:i/>
+          <w:iCs/>
+        </w:rPr>
+        <w:t xml:space="preserve">antes</w:t>
+      </w:r>
+      <w:r>
+        <w:t xml:space="preserve"> </w:t>
+      </w:r>
+      <w:r>
+        <w:t xml:space="preserve">da conclusão do cadastro em T42). Aqui o produto já está com T42</w:t>
+      </w:r>
+      <w:r>
+        <w:t xml:space="preserve"> </w:t>
+      </w:r>
+      <w:r>
+        <w:rPr>
+          <w:b/>
+          <w:bCs/>
+        </w:rPr>
+        <w:t xml:space="preserve">Concluído</w:t>
+      </w:r>
+      <w:r>
+        <w:t xml:space="preserve">;</w:t>
+      </w:r>
+      <w:r>
+        <w:t xml:space="preserve"> </w:t>
+      </w:r>
+      <w:r>
+        <w:t xml:space="preserve">“disponível”</w:t>
+      </w:r>
+      <w:r>
+        <w:t xml:space="preserve">/</w:t>
+      </w:r>
+      <w:r>
+        <w:t xml:space="preserve">“ainda não notificado”</w:t>
+      </w:r>
+      <w:r>
+        <w:t xml:space="preserve"> </w:t>
+      </w:r>
+      <w:r>
+        <w:t xml:space="preserve">descreve apenas a ausência de vínculo em T43, evitando sobrepor o termo</w:t>
+      </w:r>
+      <w:r>
+        <w:t xml:space="preserve"> </w:t>
+      </w:r>
+      <w:r>
+        <w:t xml:space="preserve">“Pendente”</w:t>
+      </w:r>
+      <w:r>
+        <w:t xml:space="preserve"> </w:t>
+      </w:r>
+      <w:r>
+        <w:t xml:space="preserve">a dois sentidos diferentes no documento.</w:t>
       </w:r>
     </w:p>
     <w:p>
@@ -6605,102 +6548,21 @@
         <w:pStyle w:val="Compact"/>
         <w:numPr>
           <w:ilvl w:val="0"/>
-          <w:numId w:val="1010"/>
+          <w:numId w:val="1009"/>
         </w:numPr>
       </w:pPr>
       <w:r>
-        <w:t xml:space="preserve">Textarea Providências (</w:t>
-      </w:r>
-      <w:r>
-        <w:rPr>
-          <w:rStyle w:val="VerbatimChar"/>
-        </w:rPr>
-        <w:t xml:space="preserve">nev_providencias</w:t>
-      </w:r>
-      <w:r>
-        <w:t xml:space="preserve">, RN03.14,</w:t>
-      </w:r>
-      <w:r>
-        <w:t xml:space="preserve"> </w:t>
-      </w:r>
-      <w:r>
-        <w:rPr>
-          <w:rStyle w:val="VerbatimChar"/>
-        </w:rPr>
-        <w:t xml:space="preserve">MyCampo::crTexto()</w:t>
-      </w:r>
-      <w:r>
-        <w:t xml:space="preserve">).</w:t>
-      </w:r>
-    </w:p>
-    <w:p>
-      <w:pPr>
-        <w:pStyle w:val="Compact"/>
-        <w:numPr>
-          <w:ilvl w:val="0"/>
-          <w:numId w:val="1010"/>
-        </w:numPr>
-      </w:pPr>
-      <w:r>
-        <w:t xml:space="preserve">Campo Notificado (</w:t>
-      </w:r>
-      <w:r>
-        <w:rPr>
-          <w:rStyle w:val="VerbatimChar"/>
-        </w:rPr>
-        <w:t xml:space="preserve">nev_notificado</w:t>
-      </w:r>
-      <w:r>
-        <w:t xml:space="preserve">, RN03.15).</w:t>
-      </w:r>
-    </w:p>
-    <w:p>
-      <w:pPr>
-        <w:pStyle w:val="Compact"/>
-        <w:numPr>
-          <w:ilvl w:val="0"/>
-          <w:numId w:val="1010"/>
-        </w:numPr>
-      </w:pPr>
-      <w:r>
-        <w:t xml:space="preserve">Upload múltiplo de anexos (RN03.16) —</w:t>
-      </w:r>
-      <w:r>
-        <w:t xml:space="preserve"> </w:t>
-      </w:r>
-      <w:r>
-        <w:rPr>
-          <w:rStyle w:val="VerbatimChar"/>
-        </w:rPr>
-        <w:t xml:space="preserve">oco_notif_evento_anexo</w:t>
-      </w:r>
-      <w:r>
-        <w:t xml:space="preserve"> </w:t>
-      </w:r>
-      <w:r>
-        <w:t xml:space="preserve">com</w:t>
-      </w:r>
-      <w:r>
-        <w:t xml:space="preserve"> </w:t>
-      </w:r>
-      <w:r>
-        <w:rPr>
-          <w:rStyle w:val="VerbatimChar"/>
-        </w:rPr>
-        <w:t xml:space="preserve">nva_origem = 'PROVID'</w:t>
-      </w:r>
-      <w:r>
-        <w:t xml:space="preserve">. Ver pendência de UX na seção 4.3.</w:t>
-      </w:r>
-    </w:p>
-    <w:bookmarkEnd w:id="32"/>
-    <w:bookmarkStart w:id="33" w:name="aba-3-parecer-final"/>
+        <w:t xml:space="preserve">Abre o cadastro (4 abas) somente após confirmação da seleção.</w:t>
+      </w:r>
+    </w:p>
+    <w:bookmarkEnd w:id="31"/>
+    <w:bookmarkStart w:id="32" w:name="aba-1-dados-gerais"/>
     <w:p>
       <w:pPr>
         <w:pStyle w:val="Heading4"/>
       </w:pPr>
       <w:r>
-        <w:t xml:space="preserve">Aba 3 — Parecer Final</w:t>
+        <w:t xml:space="preserve">Aba 1 — Dados Gerais</w:t>
       </w:r>
     </w:p>
     <w:p>
@@ -6712,16 +6574,56 @@
         </w:numPr>
       </w:pPr>
       <w:r>
-        <w:t xml:space="preserve">Textarea Parecer (</w:t>
-      </w:r>
-      <w:r>
-        <w:rPr>
-          <w:rStyle w:val="VerbatimChar"/>
-        </w:rPr>
-        <w:t xml:space="preserve">nev_parecer</w:t>
-      </w:r>
-      <w:r>
-        <w:t xml:space="preserve">, RN03.17).</w:t>
+        <w:t xml:space="preserve">Grid multi-linha dos produtos selecionados (</w:t>
+      </w:r>
+      <w:r>
+        <w:rPr>
+          <w:rStyle w:val="VerbatimChar"/>
+        </w:rPr>
+        <w:t xml:space="preserve">oco_notif_evento_produto</w:t>
+      </w:r>
+      <w:r>
+        <w:t xml:space="preserve">), colunas read-only via JOIN: Data (RN03.2, traz todas as datas dos produtos selecionados), Código ERP (RN03.3), Descrição (RN03.4), Fabricante (RN03.5), Lote (RN03.6, traz todos os lotes selecionados), Validade (RN03.7), Quantidade (RN03.8, por lote) +</w:t>
+      </w:r>
+      <w:r>
+        <w:t xml:space="preserve"> </w:t>
+      </w:r>
+      <w:r>
+        <w:rPr>
+          <w:b/>
+          <w:bCs/>
+        </w:rPr>
+        <w:t xml:space="preserve">Defeito</w:t>
+      </w:r>
+      <w:r>
+        <w:t xml:space="preserve"> </w:t>
+      </w:r>
+      <w:r>
+        <w:t xml:space="preserve">(</w:t>
+      </w:r>
+      <w:r>
+        <w:rPr>
+          <w:rStyle w:val="VerbatimChar"/>
+        </w:rPr>
+        <w:t xml:space="preserve">nvp_defeito</w:t>
+      </w:r>
+      <w:r>
+        <w:t xml:space="preserve">, editável, RN03.9, valor inicial copiado de</w:t>
+      </w:r>
+      <w:r>
+        <w:t xml:space="preserve"> </w:t>
+      </w:r>
+      <w:r>
+        <w:rPr>
+          <w:rStyle w:val="VerbatimChar"/>
+        </w:rPr>
+        <w:t xml:space="preserve">ndv_descreva</w:t>
+      </w:r>
+      <w:r>
+        <w:t xml:space="preserve"> </w:t>
+      </w:r>
+      <w:r>
+        <w:t xml:space="preserve">de T42).</w:t>
       </w:r>
     </w:p>
     <w:p>
@@ -6733,128 +6635,53 @@
         </w:numPr>
       </w:pPr>
       <w:r>
-        <w:t xml:space="preserve">Toggle Notivisa (</w:t>
-      </w:r>
-      <w:r>
-        <w:rPr>
-          <w:rStyle w:val="VerbatimChar"/>
-        </w:rPr>
-        <w:t xml:space="preserve">nev_notivisa</w:t>
-      </w:r>
-      <w:r>
-        <w:t xml:space="preserve">, RN03.18,</w:t>
-      </w:r>
-      <w:r>
-        <w:t xml:space="preserve"> </w:t>
-      </w:r>
-      <w:r>
-        <w:rPr>
-          <w:rStyle w:val="VerbatimChar"/>
-        </w:rPr>
-        <w:t xml:space="preserve">MyCampo::crCheckbox()</w:t>
-      </w:r>
-      <w:r>
-        <w:t xml:space="preserve"> </w:t>
-      </w:r>
-      <w:r>
-        <w:t xml:space="preserve">estilo switch/toggle) com campo n° condicional (</w:t>
-      </w:r>
-      <w:r>
-        <w:rPr>
-          <w:rStyle w:val="VerbatimChar"/>
-        </w:rPr>
-        <w:t xml:space="preserve">nev_notivisa_num</w:t>
-      </w:r>
-      <w:r>
-        <w:t xml:space="preserve">, RN03.19,</w:t>
-      </w:r>
-      <w:r>
-        <w:t xml:space="preserve"> </w:t>
-      </w:r>
-      <w:r>
-        <w:t xml:space="preserve">obrigatório somente se</w:t>
-      </w:r>
-      <w:r>
-        <w:t xml:space="preserve"> </w:t>
-      </w:r>
-      <w:r>
-        <w:rPr>
-          <w:rStyle w:val="VerbatimChar"/>
-        </w:rPr>
-        <w:t xml:space="preserve">nev_notivisa = 'S'</w:t>
-      </w:r>
-      <w:r>
-        <w:t xml:space="preserve"> </w:t>
-      </w:r>
-      <w:r>
-        <w:t xml:space="preserve">— exibição condicional via</w:t>
-      </w:r>
-      <w:r>
-        <w:t xml:space="preserve"> </w:t>
-      </w:r>
-      <w:r>
-        <w:rPr>
-          <w:rStyle w:val="VerbatimChar"/>
-        </w:rPr>
-        <w:t xml:space="preserve">verificaTipoAcao()</w:t>
-      </w:r>
-      <w:r>
-        <w:t xml:space="preserve">/padrão equivalente de campo condicional já usado no</w:t>
-      </w:r>
-      <w:r>
-        <w:t xml:space="preserve"> </w:t>
-      </w:r>
-      <w:r>
-        <w:t xml:space="preserve">projeto).</w:t>
-      </w:r>
-    </w:p>
-    <w:p>
-      <w:pPr>
-        <w:pStyle w:val="Compact"/>
-        <w:numPr>
-          <w:ilvl w:val="0"/>
-          <w:numId w:val="1011"/>
-        </w:numPr>
-      </w:pPr>
-      <w:r>
-        <w:t xml:space="preserve">Upload múltiplo de anexos (RN03.20) —</w:t>
-      </w:r>
-      <w:r>
-        <w:t xml:space="preserve"> </w:t>
-      </w:r>
-      <w:r>
-        <w:rPr>
-          <w:rStyle w:val="VerbatimChar"/>
-        </w:rPr>
-        <w:t xml:space="preserve">oco_notif_evento_anexo</w:t>
-      </w:r>
-      <w:r>
-        <w:t xml:space="preserve"> </w:t>
-      </w:r>
-      <w:r>
-        <w:t xml:space="preserve">com</w:t>
-      </w:r>
-      <w:r>
-        <w:t xml:space="preserve"> </w:t>
-      </w:r>
-      <w:r>
-        <w:rPr>
-          <w:rStyle w:val="VerbatimChar"/>
-        </w:rPr>
-        <w:t xml:space="preserve">nva_origem = 'PARECER'</w:t>
-      </w:r>
-      <w:r>
-        <w:t xml:space="preserve">.</w:t>
-      </w:r>
-    </w:p>
-    <w:bookmarkEnd w:id="33"/>
-    <w:bookmarkStart w:id="34" w:name="aba-4-ações-rn03.21rn03.22"/>
+        <w:t xml:space="preserve">Campos de cabeçalho: Quantidade adquirida (</w:t>
+      </w:r>
+      <w:r>
+        <w:rPr>
+          <w:rStyle w:val="VerbatimChar"/>
+        </w:rPr>
+        <w:t xml:space="preserve">nev_qtd_adquirida</w:t>
+      </w:r>
+      <w:r>
+        <w:t xml:space="preserve">, RN03.10), Número NF (</w:t>
+      </w:r>
+      <w:r>
+        <w:rPr>
+          <w:rStyle w:val="VerbatimChar"/>
+        </w:rPr>
+        <w:t xml:space="preserve">nev_numero_nf</w:t>
+      </w:r>
+      <w:r>
+        <w:t xml:space="preserve">, RN03.11), Fornecedor (</w:t>
+      </w:r>
+      <w:r>
+        <w:rPr>
+          <w:rStyle w:val="VerbatimChar"/>
+        </w:rPr>
+        <w:t xml:space="preserve">nev_fornecedor</w:t>
+      </w:r>
+      <w:r>
+        <w:t xml:space="preserve">, RN03.12, texto livre), Fabricação (</w:t>
+      </w:r>
+      <w:r>
+        <w:rPr>
+          <w:rStyle w:val="VerbatimChar"/>
+        </w:rPr>
+        <w:t xml:space="preserve">nev_fabricacao</w:t>
+      </w:r>
+      <w:r>
+        <w:t xml:space="preserve">, RN03.13, data).</w:t>
+      </w:r>
+    </w:p>
+    <w:bookmarkEnd w:id="32"/>
+    <w:bookmarkStart w:id="33" w:name="aba-2-providências"/>
     <w:p>
       <w:pPr>
         <w:pStyle w:val="Heading4"/>
       </w:pPr>
       <w:r>
-        <w:t xml:space="preserve">Aba 4 — Ações (RN03.21/RN03.22)</w:t>
+        <w:t xml:space="preserve">Aba 2 — Providências</w:t>
       </w:r>
     </w:p>
     <w:p>
@@ -6866,79 +6693,28 @@
         </w:numPr>
       </w:pPr>
       <w:r>
-        <w:t xml:space="preserve">Dropdown de ações T8 (</w:t>
-      </w:r>
-      <w:r>
-        <w:rPr>
-          <w:rStyle w:val="VerbatimChar"/>
-        </w:rPr>
-        <w:t xml:space="preserve">criaSelectRelativo('oco_tipo_acao', 'tpa_id', 'tpa_nome', ...)</w:t>
-      </w:r>
-      <w:r>
-        <w:t xml:space="preserve">, conforme</w:t>
-      </w:r>
-      <w:r>
-        <w:t xml:space="preserve"> </w:t>
-      </w:r>
-      <w:r>
-        <w:rPr>
-          <w:rStyle w:val="VerbatimChar"/>
-        </w:rPr>
-        <w:t xml:space="preserve">rascunho-helpers-php.md</w:t>
-      </w:r>
-      <w:r>
-        <w:t xml:space="preserve">) com sub-campos</w:t>
-      </w:r>
-      <w:r>
-        <w:t xml:space="preserve"> </w:t>
-      </w:r>
-      <w:r>
-        <w:t xml:space="preserve">condicionais por</w:t>
-      </w:r>
-      <w:r>
-        <w:t xml:space="preserve"> </w:t>
-      </w:r>
-      <w:r>
-        <w:rPr>
-          <w:rStyle w:val="VerbatimChar"/>
-        </w:rPr>
-        <w:t xml:space="preserve">tpa_tipo</w:t>
-      </w:r>
-      <w:r>
-        <w:t xml:space="preserve"> </w:t>
-      </w:r>
-      <w:r>
-        <w:t xml:space="preserve">(reaproveitando</w:t>
-      </w:r>
-      <w:r>
-        <w:t xml:space="preserve"> </w:t>
-      </w:r>
-      <w:r>
-        <w:rPr>
-          <w:rStyle w:val="VerbatimChar"/>
-        </w:rPr>
-        <w:t xml:space="preserve">verificaTipoAcao()</w:t>
-      </w:r>
-      <w:r>
-        <w:t xml:space="preserve"> </w:t>
-      </w:r>
-      <w:r>
-        <w:t xml:space="preserve">de</w:t>
-      </w:r>
-      <w:r>
-        <w:t xml:space="preserve"> </w:t>
-      </w:r>
-      <w:r>
-        <w:rPr>
-          <w:rStyle w:val="VerbatimChar"/>
-        </w:rPr>
-        <w:t xml:space="preserve">my_fields.js</w:t>
-      </w:r>
-      <w:r>
-        <w:t xml:space="preserve"> </w:t>
-      </w:r>
-      <w:r>
-        <w:t xml:space="preserve">— não recriar, mesmo padrão de T9/T12).</w:t>
+        <w:t xml:space="preserve">Textarea Providências (</w:t>
+      </w:r>
+      <w:r>
+        <w:rPr>
+          <w:rStyle w:val="VerbatimChar"/>
+        </w:rPr>
+        <w:t xml:space="preserve">nev_providencias</w:t>
+      </w:r>
+      <w:r>
+        <w:t xml:space="preserve">, RN03.14,</w:t>
+      </w:r>
+      <w:r>
+        <w:t xml:space="preserve"> </w:t>
+      </w:r>
+      <w:r>
+        <w:rPr>
+          <w:rStyle w:val="VerbatimChar"/>
+        </w:rPr>
+        <w:t xml:space="preserve">MyCampo::crTexto()</w:t>
+      </w:r>
+      <w:r>
+        <w:t xml:space="preserve">).</w:t>
       </w:r>
     </w:p>
     <w:p>
@@ -6950,37 +6726,16 @@
         </w:numPr>
       </w:pPr>
       <w:r>
-        <w:t xml:space="preserve">Múltiplas linhas com adicionar/excluir (padrão</w:t>
-      </w:r>
-      <w:r>
-        <w:t xml:space="preserve"> </w:t>
-      </w:r>
-      <w:r>
-        <w:rPr>
-          <w:rStyle w:val="VerbatimChar"/>
-        </w:rPr>
-        <w:t xml:space="preserve">bt-repete</w:t>
-      </w:r>
-      <w:r>
-        <w:t xml:space="preserve">/</w:t>
-      </w:r>
-      <w:r>
-        <w:rPr>
-          <w:rStyle w:val="VerbatimChar"/>
-        </w:rPr>
-        <w:t xml:space="preserve">addCampo</w:t>
-      </w:r>
-      <w:r>
-        <w:t xml:space="preserve"> </w:t>
-      </w:r>
-      <w:r>
-        <w:t xml:space="preserve">já</w:t>
-      </w:r>
-      <w:r>
-        <w:t xml:space="preserve"> </w:t>
-      </w:r>
-      <w:r>
-        <w:t xml:space="preserve">usado em T9/T10).</w:t>
+        <w:t xml:space="preserve">Campo Notificado (</w:t>
+      </w:r>
+      <w:r>
+        <w:rPr>
+          <w:rStyle w:val="VerbatimChar"/>
+        </w:rPr>
+        <w:t xml:space="preserve">nev_notificado</w:t>
+      </w:r>
+      <w:r>
+        <w:t xml:space="preserve">, RN03.15).</w:t>
       </w:r>
     </w:p>
     <w:p>
@@ -6992,32 +6747,44 @@
         </w:numPr>
       </w:pPr>
       <w:r>
-        <w:t xml:space="preserve">Ao Salvar: execução sequencial das ações por</w:t>
-      </w:r>
-      <w:r>
-        <w:t xml:space="preserve"> </w:t>
-      </w:r>
-      <w:r>
-        <w:rPr>
-          <w:rStyle w:val="VerbatimChar"/>
-        </w:rPr>
-        <w:t xml:space="preserve">nac_ordem</w:t>
-      </w:r>
-      <w:r>
-        <w:t xml:space="preserve"> </w:t>
-      </w:r>
-      <w:r>
-        <w:t xml:space="preserve">(ver 4.3, RN03.22).</w:t>
-      </w:r>
-    </w:p>
-    <w:bookmarkEnd w:id="34"/>
-    <w:bookmarkStart w:id="35" w:name="salvar-cancelar-1"/>
+        <w:t xml:space="preserve">Upload múltiplo de anexos (RN03.16) —</w:t>
+      </w:r>
+      <w:r>
+        <w:t xml:space="preserve"> </w:t>
+      </w:r>
+      <w:r>
+        <w:rPr>
+          <w:rStyle w:val="VerbatimChar"/>
+        </w:rPr>
+        <w:t xml:space="preserve">oco_notif_evento_anexo</w:t>
+      </w:r>
+      <w:r>
+        <w:t xml:space="preserve"> </w:t>
+      </w:r>
+      <w:r>
+        <w:t xml:space="preserve">com</w:t>
+      </w:r>
+      <w:r>
+        <w:t xml:space="preserve"> </w:t>
+      </w:r>
+      <w:r>
+        <w:rPr>
+          <w:rStyle w:val="VerbatimChar"/>
+        </w:rPr>
+        <w:t xml:space="preserve">nva_origem = 'PROVID'</w:t>
+      </w:r>
+      <w:r>
+        <w:t xml:space="preserve">. Ver pendência de UX na seção 4.3.</w:t>
+      </w:r>
+    </w:p>
+    <w:bookmarkEnd w:id="33"/>
+    <w:bookmarkStart w:id="34" w:name="aba-3-parecer-final"/>
     <w:p>
       <w:pPr>
         <w:pStyle w:val="Heading4"/>
       </w:pPr>
       <w:r>
-        <w:t xml:space="preserve">Salvar / Cancelar</w:t>
+        <w:t xml:space="preserve">Aba 3 — Parecer Final</w:t>
       </w:r>
     </w:p>
     <w:p>
@@ -7029,31 +6796,16 @@
         </w:numPr>
       </w:pPr>
       <w:r>
-        <w:t xml:space="preserve">Mesma regra de T42: Salvar já grava e conclui (</w:t>
-      </w:r>
-      <w:r>
-        <w:rPr>
-          <w:rStyle w:val="VerbatimChar"/>
-        </w:rPr>
-        <w:t xml:space="preserve">stt_id</w:t>
-      </w:r>
-      <w:r>
-        <w:t xml:space="preserve"> </w:t>
-      </w:r>
-      <w:r>
-        <w:t xml:space="preserve">= Concluída da</w:t>
-      </w:r>
-      <w:r>
-        <w:t xml:space="preserve"> </w:t>
-      </w:r>
-      <w:r>
-        <w:t xml:space="preserve">T43), impressão de etiqueta oferecida em seguida via botão Imprimir na</w:t>
-      </w:r>
-      <w:r>
-        <w:t xml:space="preserve"> </w:t>
-      </w:r>
-      <w:r>
-        <w:t xml:space="preserve">listagem (não no fluxo de salvar, diferente de T42).</w:t>
+        <w:t xml:space="preserve">Textarea Parecer (</w:t>
+      </w:r>
+      <w:r>
+        <w:rPr>
+          <w:rStyle w:val="VerbatimChar"/>
+        </w:rPr>
+        <w:t xml:space="preserve">nev_parecer</w:t>
+      </w:r>
+      <w:r>
+        <w:t xml:space="preserve">, RN03.17).</w:t>
       </w:r>
     </w:p>
     <w:p>
@@ -7065,13 +6817,300 @@
         </w:numPr>
       </w:pPr>
       <w:r>
-        <w:t xml:space="preserve">Validação de campo alterado (Salvar/Cancelar) via runtime genérico</w:t>
-      </w:r>
-      <w:r>
-        <w:t xml:space="preserve"> </w:t>
-      </w:r>
-      <w:r>
-        <w:t xml:space="preserve">(</w:t>
+        <w:t xml:space="preserve">Toggle Notivisa (</w:t>
+      </w:r>
+      <w:r>
+        <w:rPr>
+          <w:rStyle w:val="VerbatimChar"/>
+        </w:rPr>
+        <w:t xml:space="preserve">nev_notivisa</w:t>
+      </w:r>
+      <w:r>
+        <w:t xml:space="preserve">, RN03.18,</w:t>
+      </w:r>
+      <w:r>
+        <w:t xml:space="preserve"> </w:t>
+      </w:r>
+      <w:r>
+        <w:rPr>
+          <w:rStyle w:val="VerbatimChar"/>
+        </w:rPr>
+        <w:t xml:space="preserve">MyCampo::crCheckbox()</w:t>
+      </w:r>
+      <w:r>
+        <w:t xml:space="preserve"> </w:t>
+      </w:r>
+      <w:r>
+        <w:t xml:space="preserve">estilo switch/toggle) com campo n° condicional (</w:t>
+      </w:r>
+      <w:r>
+        <w:rPr>
+          <w:rStyle w:val="VerbatimChar"/>
+        </w:rPr>
+        <w:t xml:space="preserve">nev_notivisa_num</w:t>
+      </w:r>
+      <w:r>
+        <w:t xml:space="preserve">, RN03.19, obrigatório somente se</w:t>
+      </w:r>
+      <w:r>
+        <w:t xml:space="preserve"> </w:t>
+      </w:r>
+      <w:r>
+        <w:rPr>
+          <w:rStyle w:val="VerbatimChar"/>
+        </w:rPr>
+        <w:t xml:space="preserve">nev_notivisa = 'S'</w:t>
+      </w:r>
+      <w:r>
+        <w:t xml:space="preserve">, 5–50 caracteres — exibição condicional via</w:t>
+      </w:r>
+      <w:r>
+        <w:t xml:space="preserve"> </w:t>
+      </w:r>
+      <w:r>
+        <w:rPr>
+          <w:rStyle w:val="VerbatimChar"/>
+        </w:rPr>
+        <w:t xml:space="preserve">verificaTipoAcao()</w:t>
+      </w:r>
+      <w:r>
+        <w:t xml:space="preserve">/padrão equivalente de campo condicional já usado no projeto).</w:t>
+      </w:r>
+    </w:p>
+    <w:p>
+      <w:pPr>
+        <w:pStyle w:val="Compact"/>
+        <w:numPr>
+          <w:ilvl w:val="0"/>
+          <w:numId w:val="1013"/>
+        </w:numPr>
+      </w:pPr>
+      <w:r>
+        <w:t xml:space="preserve">Upload múltiplo de anexos (RN03.20) —</w:t>
+      </w:r>
+      <w:r>
+        <w:t xml:space="preserve"> </w:t>
+      </w:r>
+      <w:r>
+        <w:rPr>
+          <w:rStyle w:val="VerbatimChar"/>
+        </w:rPr>
+        <w:t xml:space="preserve">oco_notif_evento_anexo</w:t>
+      </w:r>
+      <w:r>
+        <w:t xml:space="preserve"> </w:t>
+      </w:r>
+      <w:r>
+        <w:t xml:space="preserve">com</w:t>
+      </w:r>
+      <w:r>
+        <w:t xml:space="preserve"> </w:t>
+      </w:r>
+      <w:r>
+        <w:rPr>
+          <w:rStyle w:val="VerbatimChar"/>
+        </w:rPr>
+        <w:t xml:space="preserve">nva_origem = 'PARECER'</w:t>
+      </w:r>
+      <w:r>
+        <w:t xml:space="preserve">.</w:t>
+      </w:r>
+    </w:p>
+    <w:bookmarkEnd w:id="34"/>
+    <w:bookmarkStart w:id="35" w:name="aba-4-ações-rn03.21rn03.22"/>
+    <w:p>
+      <w:pPr>
+        <w:pStyle w:val="Heading4"/>
+      </w:pPr>
+      <w:r>
+        <w:t xml:space="preserve">Aba 4 — Ações (RN03.21/RN03.22)</w:t>
+      </w:r>
+    </w:p>
+    <w:p>
+      <w:pPr>
+        <w:pStyle w:val="Compact"/>
+        <w:numPr>
+          <w:ilvl w:val="0"/>
+          <w:numId w:val="1014"/>
+        </w:numPr>
+      </w:pPr>
+      <w:r>
+        <w:t xml:space="preserve">Dropdown de ações T8 (</w:t>
+      </w:r>
+      <w:r>
+        <w:rPr>
+          <w:rStyle w:val="VerbatimChar"/>
+        </w:rPr>
+        <w:t xml:space="preserve">criaSelectRelativo('oco_tipo_acao', 'tpa_id', 'tpa_nome', ...)</w:t>
+      </w:r>
+      <w:r>
+        <w:t xml:space="preserve">, conforme</w:t>
+      </w:r>
+      <w:r>
+        <w:t xml:space="preserve"> </w:t>
+      </w:r>
+      <w:r>
+        <w:rPr>
+          <w:rStyle w:val="VerbatimChar"/>
+        </w:rPr>
+        <w:t xml:space="preserve">rascunho-helpers-php.md</w:t>
+      </w:r>
+      <w:r>
+        <w:t xml:space="preserve">) com sub-campos condicionais por</w:t>
+      </w:r>
+      <w:r>
+        <w:t xml:space="preserve"> </w:t>
+      </w:r>
+      <w:r>
+        <w:rPr>
+          <w:rStyle w:val="VerbatimChar"/>
+        </w:rPr>
+        <w:t xml:space="preserve">tpa_tipo</w:t>
+      </w:r>
+      <w:r>
+        <w:t xml:space="preserve"> </w:t>
+      </w:r>
+      <w:r>
+        <w:t xml:space="preserve">(reaproveitando</w:t>
+      </w:r>
+      <w:r>
+        <w:t xml:space="preserve"> </w:t>
+      </w:r>
+      <w:r>
+        <w:rPr>
+          <w:rStyle w:val="VerbatimChar"/>
+        </w:rPr>
+        <w:t xml:space="preserve">verificaTipoAcao()</w:t>
+      </w:r>
+      <w:r>
+        <w:t xml:space="preserve"> </w:t>
+      </w:r>
+      <w:r>
+        <w:t xml:space="preserve">de</w:t>
+      </w:r>
+      <w:r>
+        <w:t xml:space="preserve"> </w:t>
+      </w:r>
+      <w:r>
+        <w:rPr>
+          <w:rStyle w:val="VerbatimChar"/>
+        </w:rPr>
+        <w:t xml:space="preserve">my_fields.js</w:t>
+      </w:r>
+      <w:r>
+        <w:t xml:space="preserve"> </w:t>
+      </w:r>
+      <w:r>
+        <w:t xml:space="preserve">— não recriar, mesmo padrão de T9/T12).</w:t>
+      </w:r>
+    </w:p>
+    <w:p>
+      <w:pPr>
+        <w:pStyle w:val="Compact"/>
+        <w:numPr>
+          <w:ilvl w:val="0"/>
+          <w:numId w:val="1014"/>
+        </w:numPr>
+      </w:pPr>
+      <w:r>
+        <w:t xml:space="preserve">Múltiplas linhas com adicionar/excluir (padrão</w:t>
+      </w:r>
+      <w:r>
+        <w:t xml:space="preserve"> </w:t>
+      </w:r>
+      <w:r>
+        <w:rPr>
+          <w:rStyle w:val="VerbatimChar"/>
+        </w:rPr>
+        <w:t xml:space="preserve">bt-repete</w:t>
+      </w:r>
+      <w:r>
+        <w:t xml:space="preserve">/</w:t>
+      </w:r>
+      <w:r>
+        <w:rPr>
+          <w:rStyle w:val="VerbatimChar"/>
+        </w:rPr>
+        <w:t xml:space="preserve">addCampo</w:t>
+      </w:r>
+      <w:r>
+        <w:t xml:space="preserve"> </w:t>
+      </w:r>
+      <w:r>
+        <w:t xml:space="preserve">já usado em T9/T10).</w:t>
+      </w:r>
+    </w:p>
+    <w:p>
+      <w:pPr>
+        <w:pStyle w:val="Compact"/>
+        <w:numPr>
+          <w:ilvl w:val="0"/>
+          <w:numId w:val="1014"/>
+        </w:numPr>
+      </w:pPr>
+      <w:r>
+        <w:t xml:space="preserve">Ao Salvar: execução sequencial das ações por</w:t>
+      </w:r>
+      <w:r>
+        <w:t xml:space="preserve"> </w:t>
+      </w:r>
+      <w:r>
+        <w:rPr>
+          <w:rStyle w:val="VerbatimChar"/>
+        </w:rPr>
+        <w:t xml:space="preserve">nac_ordem</w:t>
+      </w:r>
+      <w:r>
+        <w:t xml:space="preserve"> </w:t>
+      </w:r>
+      <w:r>
+        <w:t xml:space="preserve">(ver 4.3, RN03.22).</w:t>
+      </w:r>
+    </w:p>
+    <w:bookmarkEnd w:id="35"/>
+    <w:bookmarkStart w:id="36" w:name="salvar-cancelar-1"/>
+    <w:p>
+      <w:pPr>
+        <w:pStyle w:val="Heading4"/>
+      </w:pPr>
+      <w:r>
+        <w:t xml:space="preserve">Salvar / Cancelar</w:t>
+      </w:r>
+    </w:p>
+    <w:p>
+      <w:pPr>
+        <w:pStyle w:val="Compact"/>
+        <w:numPr>
+          <w:ilvl w:val="0"/>
+          <w:numId w:val="1015"/>
+        </w:numPr>
+      </w:pPr>
+      <w:r>
+        <w:t xml:space="preserve">Mesma regra de T42: Salvar já grava e conclui (</w:t>
+      </w:r>
+      <w:r>
+        <w:rPr>
+          <w:rStyle w:val="VerbatimChar"/>
+        </w:rPr>
+        <w:t xml:space="preserve">stt_id</w:t>
+      </w:r>
+      <w:r>
+        <w:t xml:space="preserve"> </w:t>
+      </w:r>
+      <w:r>
+        <w:t xml:space="preserve">= Concluída da T43), impressão de etiqueta oferecida em seguida via botão Imprimir na listagem (não no fluxo de salvar, diferente de T42).</w:t>
+      </w:r>
+    </w:p>
+    <w:p>
+      <w:pPr>
+        <w:pStyle w:val="Compact"/>
+        <w:numPr>
+          <w:ilvl w:val="0"/>
+          <w:numId w:val="1015"/>
+        </w:numPr>
+      </w:pPr>
+      <w:r>
+        <w:t xml:space="preserve">Validação de campo alterado (Salvar/Cancelar) via runtime genérico (</w:t>
       </w:r>
       <w:r>
         <w:rPr>
@@ -7080,7 +7119,174 @@
         <w:t xml:space="preserve">data-valid</w:t>
       </w:r>
       <w:r>
-        <w:t xml:space="preserve">), mesmas mensagens MSG 2 / MSG 7 de T2.</w:t>
+        <w:t xml:space="preserve">):</w:t>
+      </w:r>
+    </w:p>
+    <w:p>
+      <w:pPr>
+        <w:pStyle w:val="Compact"/>
+        <w:numPr>
+          <w:ilvl w:val="1"/>
+          <w:numId w:val="1016"/>
+        </w:numPr>
+      </w:pPr>
+      <w:r>
+        <w:t xml:space="preserve">Salvar sem alteração real →</w:t>
+      </w:r>
+      <w:r>
+        <w:t xml:space="preserve"> </w:t>
+      </w:r>
+      <w:r>
+        <w:rPr>
+          <w:b/>
+          <w:bCs/>
+        </w:rPr>
+        <w:t xml:space="preserve">MSG ID 7</w:t>
+      </w:r>
+      <w:r>
+        <w:t xml:space="preserve"> </w:t>
+      </w:r>
+      <w:r>
+        <w:t xml:space="preserve">(T2) — RN03.22 de T43.</w:t>
+      </w:r>
+    </w:p>
+    <w:p>
+      <w:pPr>
+        <w:pStyle w:val="Compact"/>
+        <w:numPr>
+          <w:ilvl w:val="1"/>
+          <w:numId w:val="1016"/>
+        </w:numPr>
+      </w:pPr>
+      <w:r>
+        <w:t xml:space="preserve">Cancelar com alteração pendente → confirmação</w:t>
+      </w:r>
+      <w:r>
+        <w:t xml:space="preserve"> </w:t>
+      </w:r>
+      <w:r>
+        <w:rPr>
+          <w:b/>
+          <w:bCs/>
+        </w:rPr>
+        <w:t xml:space="preserve">MSG ID 2</w:t>
+      </w:r>
+      <w:r>
+        <w:t xml:space="preserve"> </w:t>
+      </w:r>
+      <w:r>
+        <w:t xml:space="preserve">(T2) — RN03.23 de T43.</w:t>
+      </w:r>
+    </w:p>
+    <w:bookmarkEnd w:id="36"/>
+    <w:bookmarkStart w:id="37" w:name="X422e4623c954a2b85444ae4aba93f4921cf14a5"/>
+    <w:p>
+      <w:pPr>
+        <w:pStyle w:val="Heading4"/>
+      </w:pPr>
+      <w:r>
+        <w:t xml:space="preserve">Botão Imprimir (listagem, RN04.1/RN04.2 de T43)</w:t>
+      </w:r>
+    </w:p>
+    <w:p>
+      <w:pPr>
+        <w:pStyle w:val="Compact"/>
+        <w:numPr>
+          <w:ilvl w:val="0"/>
+          <w:numId w:val="1017"/>
+        </w:numPr>
+      </w:pPr>
+      <w:r>
+        <w:rPr>
+          <w:b/>
+          <w:bCs/>
+        </w:rPr>
+        <w:t xml:space="preserve">RN04.1:</w:t>
+      </w:r>
+      <w:r>
+        <w:t xml:space="preserve"> </w:t>
+      </w:r>
+      <w:r>
+        <w:t xml:space="preserve">clique em</w:t>
+      </w:r>
+      <w:r>
+        <w:t xml:space="preserve"> </w:t>
+      </w:r>
+      <w:r>
+        <w:t xml:space="preserve">“Imprimir”</w:t>
+      </w:r>
+      <w:r>
+        <w:t xml:space="preserve"> </w:t>
+      </w:r>
+      <w:r>
+        <w:t xml:space="preserve">na listagem abre a seleção de etiqueta/relatório disponível para a notificação (mesmo mecanismo genérico de</w:t>
+      </w:r>
+      <w:r>
+        <w:t xml:space="preserve"> </w:t>
+      </w:r>
+      <w:r>
+        <w:rPr>
+          <w:rStyle w:val="VerbatimChar"/>
+        </w:rPr>
+        <w:t xml:space="preserve">gerarEtiquetaZPL()</w:t>
+      </w:r>
+      <w:r>
+        <w:t xml:space="preserve">/</w:t>
+      </w:r>
+      <w:r>
+        <w:rPr>
+          <w:rStyle w:val="VerbatimChar"/>
+        </w:rPr>
+        <w:t xml:space="preserve">buscaetiqcontroler</w:t>
+      </w:r>
+      <w:r>
+        <w:t xml:space="preserve">, ver 3.1 — 1 etiqueta cadastrada usa direto, 2+ oferece escolha via</w:t>
+      </w:r>
+      <w:r>
+        <w:t xml:space="preserve"> </w:t>
+      </w:r>
+      <w:r>
+        <w:rPr>
+          <w:rStyle w:val="VerbatimChar"/>
+        </w:rPr>
+        <w:t xml:space="preserve">boxAlert</w:t>
+      </w:r>
+      <w:r>
+        <w:t xml:space="preserve"> </w:t>
+      </w:r>
+      <w:r>
+        <w:t xml:space="preserve">tipo 9).</w:t>
+      </w:r>
+    </w:p>
+    <w:p>
+      <w:pPr>
+        <w:pStyle w:val="Compact"/>
+        <w:numPr>
+          <w:ilvl w:val="0"/>
+          <w:numId w:val="1017"/>
+        </w:numPr>
+      </w:pPr>
+      <w:r>
+        <w:rPr>
+          <w:b/>
+          <w:bCs/>
+        </w:rPr>
+        <w:t xml:space="preserve">RN04.2:</w:t>
+      </w:r>
+      <w:r>
+        <w:t xml:space="preserve"> </w:t>
+      </w:r>
+      <w:r>
+        <w:t xml:space="preserve">ao fechar o modal de impressão (</w:t>
+      </w:r>
+      <w:r>
+        <w:rPr>
+          <w:rStyle w:val="VerbatimChar"/>
+        </w:rPr>
+        <w:t xml:space="preserve">openImgModal()</w:t>
+      </w:r>
+      <w:r>
+        <w:t xml:space="preserve">), o fluxo retorna para a listagem de T43, sem qualquer alteração de status ou dado do registro.</w:t>
       </w:r>
     </w:p>
     <w:p>
@@ -7090,16 +7296,57 @@
         </w:pict>
       </w:r>
     </w:p>
-    <w:bookmarkEnd w:id="35"/>
-    <w:bookmarkEnd w:id="36"/>
     <w:bookmarkEnd w:id="37"/>
-    <w:bookmarkStart w:id="38" w:name="regras-de-validação-resumo-consolidado"/>
+    <w:bookmarkEnd w:id="38"/>
+    <w:bookmarkEnd w:id="39"/>
+    <w:bookmarkStart w:id="42" w:name="regras-de-validação-resumo-consolidado"/>
     <w:p>
       <w:pPr>
         <w:pStyle w:val="Heading2"/>
       </w:pPr>
       <w:r>
         <w:t xml:space="preserve">6. Regras de Validação (resumo consolidado)</w:t>
+      </w:r>
+    </w:p>
+    <w:p>
+      <w:pPr>
+        <w:pStyle w:val="FirstParagraph"/>
+      </w:pPr>
+      <w:r>
+        <w:t xml:space="preserve">Códigos conforme os documentos de requisito originais (</w:t>
+      </w:r>
+      <w:r>
+        <w:rPr>
+          <w:rStyle w:val="VerbatimChar"/>
+        </w:rPr>
+        <w:t xml:space="preserve">docs/Origens/(T42) Fornecedor - Desvio de qualidade v1.0.pdf</w:t>
+      </w:r>
+      <w:r>
+        <w:t xml:space="preserve"> </w:t>
+      </w:r>
+      <w:r>
+        <w:t xml:space="preserve">e</w:t>
+      </w:r>
+      <w:r>
+        <w:t xml:space="preserve"> </w:t>
+      </w:r>
+      <w:r>
+        <w:rPr>
+          <w:rStyle w:val="VerbatimChar"/>
+        </w:rPr>
+        <w:t xml:space="preserve">docs/Origens/(T43) Fornecedor - Notificação de Evento v1.0.pdf</w:t>
+      </w:r>
+      <w:r>
+        <w:t xml:space="preserve">).</w:t>
+      </w:r>
+    </w:p>
+    <w:bookmarkStart w:id="40" w:name="t42-desvio-de-qualidade-1"/>
+    <w:p>
+      <w:pPr>
+        <w:pStyle w:val="Heading3"/>
+      </w:pPr>
+      <w:r>
+        <w:t xml:space="preserve">6.1 T42 — Desvio de Qualidade</w:t>
       </w:r>
     </w:p>
     <w:tbl>
@@ -7110,10 +7357,9 @@
         <w:tblLook w:firstRow="1" w:lastRow="0" w:firstColumn="0" w:lastColumn="0" w:noHBand="0" w:noVBand="0" w:val="0020"/>
       </w:tblPr>
       <w:tblGrid>
-        <w:gridCol w:w="1980"/>
-        <w:gridCol w:w="1980"/>
-        <w:gridCol w:w="1980"/>
-        <w:gridCol w:w="1980"/>
+        <w:gridCol w:w="2640"/>
+        <w:gridCol w:w="2640"/>
+        <w:gridCol w:w="2640"/>
       </w:tblGrid>
       <w:tr>
         <w:trPr>
@@ -7137,18 +7383,7 @@
               <w:pStyle w:val="Compact"/>
             </w:pPr>
             <w:r>
-              <w:t xml:space="preserve">Tela</w:t>
-            </w:r>
-          </w:p>
-        </w:tc>
-        <w:tc>
-          <w:tcPr/>
-          <w:p>
-            <w:pPr>
-              <w:pStyle w:val="Compact"/>
-            </w:pPr>
-            <w:r>
-              <w:t xml:space="preserve">Campo</w:t>
+              <w:t xml:space="preserve">Campo/Assunto</w:t>
             </w:r>
           </w:p>
         </w:tc>
@@ -7172,18 +7407,404 @@
               <w:pStyle w:val="Compact"/>
             </w:pPr>
             <w:r>
+              <w:t xml:space="preserve">RN02.1</w:t>
+            </w:r>
+          </w:p>
+        </w:tc>
+        <w:tc>
+          <w:tcPr/>
+          <w:p>
+            <w:pPr>
+              <w:pStyle w:val="Compact"/>
+            </w:pPr>
+            <w:r>
+              <w:t xml:space="preserve">Listagem</w:t>
+            </w:r>
+          </w:p>
+        </w:tc>
+        <w:tc>
+          <w:tcPr/>
+          <w:p>
+            <w:pPr>
+              <w:pStyle w:val="Compact"/>
+            </w:pPr>
+            <w:r>
+              <w:t xml:space="preserve">Exibe todos os registros em lista — ver 5.1</w:t>
+            </w:r>
+          </w:p>
+        </w:tc>
+      </w:tr>
+      <w:tr>
+        <w:tc>
+          <w:tcPr/>
+          <w:p>
+            <w:pPr>
+              <w:pStyle w:val="Compact"/>
+            </w:pPr>
+            <w:r>
+              <w:t xml:space="preserve">RN02.2</w:t>
+            </w:r>
+          </w:p>
+        </w:tc>
+        <w:tc>
+          <w:tcPr/>
+          <w:p>
+            <w:pPr>
+              <w:pStyle w:val="Compact"/>
+            </w:pPr>
+            <w:r>
+              <w:t xml:space="preserve">Botões de ação por linha</w:t>
+            </w:r>
+          </w:p>
+        </w:tc>
+        <w:tc>
+          <w:tcPr/>
+          <w:p>
+            <w:pPr>
+              <w:pStyle w:val="Compact"/>
+            </w:pPr>
+            <w:r>
+              <w:t xml:space="preserve">Visualizar/alterar/excluir/imprimir conforme status — ver 5.1</w:t>
+            </w:r>
+          </w:p>
+        </w:tc>
+      </w:tr>
+      <w:tr>
+        <w:tc>
+          <w:tcPr/>
+          <w:p>
+            <w:pPr>
+              <w:pStyle w:val="Compact"/>
+            </w:pPr>
+            <w:r>
+              <w:t xml:space="preserve">RN02.3</w:t>
+            </w:r>
+          </w:p>
+        </w:tc>
+        <w:tc>
+          <w:tcPr/>
+          <w:p>
+            <w:pPr>
+              <w:pStyle w:val="Compact"/>
+            </w:pPr>
+            <w:r>
+              <w:t xml:space="preserve">Integração de origem</w:t>
+            </w:r>
+          </w:p>
+        </w:tc>
+        <w:tc>
+          <w:tcPr/>
+          <w:p>
+            <w:pPr>
+              <w:pStyle w:val="Compact"/>
+            </w:pPr>
+            <w:r>
+              <w:t xml:space="preserve">Produtos de T11 com a ação ID 13 de T8 (Notificação do Fornecedor) — ver 5.1</w:t>
+            </w:r>
+          </w:p>
+        </w:tc>
+      </w:tr>
+      <w:tr>
+        <w:tc>
+          <w:tcPr/>
+          <w:p>
+            <w:pPr>
+              <w:pStyle w:val="Compact"/>
+            </w:pPr>
+            <w:r>
+              <w:t xml:space="preserve">RN02.4</w:t>
+            </w:r>
+          </w:p>
+        </w:tc>
+        <w:tc>
+          <w:tcPr/>
+          <w:p>
+            <w:pPr>
+              <w:pStyle w:val="Compact"/>
+            </w:pPr>
+            <w:r>
+              <w:t xml:space="preserve">Coloração/ordenação de status</w:t>
+            </w:r>
+          </w:p>
+        </w:tc>
+        <w:tc>
+          <w:tcPr/>
+          <w:p>
+            <w:pPr>
+              <w:pStyle w:val="Compact"/>
+            </w:pPr>
+            <w:r>
+              <w:t xml:space="preserve">Segue padrão de T1 — ver 5.1</w:t>
+            </w:r>
+          </w:p>
+        </w:tc>
+      </w:tr>
+      <w:tr>
+        <w:tc>
+          <w:tcPr/>
+          <w:p>
+            <w:pPr>
+              <w:pStyle w:val="Compact"/>
+            </w:pPr>
+            <w:r>
+              <w:t xml:space="preserve">RN02.5</w:t>
+            </w:r>
+          </w:p>
+        </w:tc>
+        <w:tc>
+          <w:tcPr/>
+          <w:p>
+            <w:pPr>
+              <w:pStyle w:val="Compact"/>
+            </w:pPr>
+            <w:r>
+              <w:t xml:space="preserve">Abas da tela</w:t>
+            </w:r>
+          </w:p>
+        </w:tc>
+        <w:tc>
+          <w:tcPr/>
+          <w:p>
+            <w:pPr>
+              <w:pStyle w:val="Compact"/>
+            </w:pPr>
+            <w:r>
+              <w:t xml:space="preserve">Aba única</w:t>
+            </w:r>
+            <w:r>
+              <w:t xml:space="preserve"> </w:t>
+            </w:r>
+            <w:r>
+              <w:t xml:space="preserve">“Dados Gerais”</w:t>
+            </w:r>
+            <w:r>
+              <w:t xml:space="preserve"> </w:t>
+            </w:r>
+            <w:r>
+              <w:t xml:space="preserve">— ver 5.1</w:t>
+            </w:r>
+          </w:p>
+        </w:tc>
+      </w:tr>
+      <w:tr>
+        <w:tc>
+          <w:tcPr/>
+          <w:p>
+            <w:pPr>
+              <w:pStyle w:val="Compact"/>
+            </w:pPr>
+            <w:r>
+              <w:t xml:space="preserve">RN03.1</w:t>
+            </w:r>
+          </w:p>
+        </w:tc>
+        <w:tc>
+          <w:tcPr/>
+          <w:p>
+            <w:pPr>
+              <w:pStyle w:val="Compact"/>
+            </w:pPr>
+            <w:r>
+              <w:t xml:space="preserve">Desvio n°</w:t>
+            </w:r>
+          </w:p>
+        </w:tc>
+        <w:tc>
+          <w:tcPr/>
+          <w:p>
+            <w:pPr>
+              <w:pStyle w:val="Compact"/>
+            </w:pPr>
+            <w:r>
+              <w:t xml:space="preserve">Obrigatório, não editável, numeração sequencial — ver 5.1</w:t>
+            </w:r>
+          </w:p>
+        </w:tc>
+      </w:tr>
+      <w:tr>
+        <w:tc>
+          <w:tcPr/>
+          <w:p>
+            <w:pPr>
+              <w:pStyle w:val="Compact"/>
+            </w:pPr>
+            <w:r>
+              <w:t xml:space="preserve">RN03.2</w:t>
+            </w:r>
+          </w:p>
+        </w:tc>
+        <w:tc>
+          <w:tcPr/>
+          <w:p>
+            <w:pPr>
+              <w:pStyle w:val="Compact"/>
+            </w:pPr>
+            <w:r>
+              <w:t xml:space="preserve">Tipo</w:t>
+            </w:r>
+          </w:p>
+        </w:tc>
+        <w:tc>
+          <w:tcPr/>
+          <w:p>
+            <w:pPr>
+              <w:pStyle w:val="Compact"/>
+            </w:pPr>
+            <w:r>
+              <w:t xml:space="preserve">Obrigatório, não editável, via T11 — ver 5.1</w:t>
+            </w:r>
+          </w:p>
+        </w:tc>
+      </w:tr>
+      <w:tr>
+        <w:tc>
+          <w:tcPr/>
+          <w:p>
+            <w:pPr>
+              <w:pStyle w:val="Compact"/>
+            </w:pPr>
+            <w:r>
+              <w:t xml:space="preserve">RN03.3</w:t>
+            </w:r>
+          </w:p>
+        </w:tc>
+        <w:tc>
+          <w:tcPr/>
+          <w:p>
+            <w:pPr>
+              <w:pStyle w:val="Compact"/>
+            </w:pPr>
+            <w:r>
+              <w:t xml:space="preserve">Subtipo</w:t>
+            </w:r>
+          </w:p>
+        </w:tc>
+        <w:tc>
+          <w:tcPr/>
+          <w:p>
+            <w:pPr>
+              <w:pStyle w:val="Compact"/>
+            </w:pPr>
+            <w:r>
+              <w:t xml:space="preserve">Obrigatório, não editável, via T11 — ver 5.1</w:t>
+            </w:r>
+          </w:p>
+        </w:tc>
+      </w:tr>
+      <w:tr>
+        <w:tc>
+          <w:tcPr/>
+          <w:p>
+            <w:pPr>
+              <w:pStyle w:val="Compact"/>
+            </w:pPr>
+            <w:r>
+              <w:t xml:space="preserve">RN03.4</w:t>
+            </w:r>
+          </w:p>
+        </w:tc>
+        <w:tc>
+          <w:tcPr/>
+          <w:p>
+            <w:pPr>
+              <w:pStyle w:val="Compact"/>
+            </w:pPr>
+            <w:r>
+              <w:t xml:space="preserve">Data da Ocorrência</w:t>
+            </w:r>
+          </w:p>
+        </w:tc>
+        <w:tc>
+          <w:tcPr/>
+          <w:p>
+            <w:pPr>
+              <w:pStyle w:val="Compact"/>
+            </w:pPr>
+            <w:r>
+              <w:t xml:space="preserve">Obrigatório, não editável, via T11 — ver 5.1</w:t>
+            </w:r>
+          </w:p>
+        </w:tc>
+      </w:tr>
+      <w:tr>
+        <w:tc>
+          <w:tcPr/>
+          <w:p>
+            <w:pPr>
+              <w:pStyle w:val="Compact"/>
+            </w:pPr>
+            <w:r>
+              <w:t xml:space="preserve">RN03.5</w:t>
+            </w:r>
+          </w:p>
+        </w:tc>
+        <w:tc>
+          <w:tcPr/>
+          <w:p>
+            <w:pPr>
+              <w:pStyle w:val="Compact"/>
+            </w:pPr>
+            <w:r>
+              <w:t xml:space="preserve">Usuário</w:t>
+            </w:r>
+          </w:p>
+        </w:tc>
+        <w:tc>
+          <w:tcPr/>
+          <w:p>
+            <w:pPr>
+              <w:pStyle w:val="Compact"/>
+            </w:pPr>
+            <w:r>
+              <w:t xml:space="preserve">Obrigatório, não editável, via T11 — ver 5.1</w:t>
+            </w:r>
+          </w:p>
+        </w:tc>
+      </w:tr>
+      <w:tr>
+        <w:tc>
+          <w:tcPr/>
+          <w:p>
+            <w:pPr>
+              <w:pStyle w:val="Compact"/>
+            </w:pPr>
+            <w:r>
+              <w:t xml:space="preserve">RN03.6</w:t>
+            </w:r>
+          </w:p>
+        </w:tc>
+        <w:tc>
+          <w:tcPr/>
+          <w:p>
+            <w:pPr>
+              <w:pStyle w:val="Compact"/>
+            </w:pPr>
+            <w:r>
+              <w:t xml:space="preserve">Tela Geradora</w:t>
+            </w:r>
+          </w:p>
+        </w:tc>
+        <w:tc>
+          <w:tcPr/>
+          <w:p>
+            <w:pPr>
+              <w:pStyle w:val="Compact"/>
+            </w:pPr>
+            <w:r>
+              <w:t xml:space="preserve">Não obrigatório, não editável, via T11 (quando aplicável) — ver 5.1</w:t>
+            </w:r>
+          </w:p>
+        </w:tc>
+      </w:tr>
+      <w:tr>
+        <w:tc>
+          <w:tcPr/>
+          <w:p>
+            <w:pPr>
+              <w:pStyle w:val="Compact"/>
+            </w:pPr>
+            <w:r>
               <w:t xml:space="preserve">RN03.7</w:t>
-            </w:r>
-          </w:p>
-        </w:tc>
-        <w:tc>
-          <w:tcPr/>
-          <w:p>
-            <w:pPr>
-              <w:pStyle w:val="Compact"/>
-            </w:pPr>
-            <w:r>
-              <w:t xml:space="preserve">T42</w:t>
             </w:r>
           </w:p>
         </w:tc>
@@ -7208,7 +7829,7 @@
               <w:pStyle w:val="Compact"/>
             </w:pPr>
             <w:r>
-              <w:t xml:space="preserve">Obrigatório, 5–50 caracteres</w:t>
+              <w:t xml:space="preserve">Obrigatório, editável, 5–50 caracteres</w:t>
             </w:r>
           </w:p>
         </w:tc>
@@ -7221,18 +7842,217 @@
               <w:pStyle w:val="Compact"/>
             </w:pPr>
             <w:r>
+              <w:t xml:space="preserve">RN03.8</w:t>
+            </w:r>
+          </w:p>
+        </w:tc>
+        <w:tc>
+          <w:tcPr/>
+          <w:p>
+            <w:pPr>
+              <w:pStyle w:val="Compact"/>
+            </w:pPr>
+            <w:r>
+              <w:t xml:space="preserve">Código ERP (grid produto)</w:t>
+            </w:r>
+          </w:p>
+        </w:tc>
+        <w:tc>
+          <w:tcPr/>
+          <w:p>
+            <w:pPr>
+              <w:pStyle w:val="Compact"/>
+            </w:pPr>
+            <w:r>
+              <w:t xml:space="preserve">Obrigatório, não editável, via T11 — ver 5.1</w:t>
+            </w:r>
+          </w:p>
+        </w:tc>
+      </w:tr>
+      <w:tr>
+        <w:tc>
+          <w:tcPr/>
+          <w:p>
+            <w:pPr>
+              <w:pStyle w:val="Compact"/>
+            </w:pPr>
+            <w:r>
+              <w:t xml:space="preserve">RN03.9</w:t>
+            </w:r>
+          </w:p>
+        </w:tc>
+        <w:tc>
+          <w:tcPr/>
+          <w:p>
+            <w:pPr>
+              <w:pStyle w:val="Compact"/>
+            </w:pPr>
+            <w:r>
+              <w:t xml:space="preserve">Descrição (grid produto)</w:t>
+            </w:r>
+          </w:p>
+        </w:tc>
+        <w:tc>
+          <w:tcPr/>
+          <w:p>
+            <w:pPr>
+              <w:pStyle w:val="Compact"/>
+            </w:pPr>
+            <w:r>
+              <w:t xml:space="preserve">Obrigatório, não editável, via T11 — ver 5.1</w:t>
+            </w:r>
+          </w:p>
+        </w:tc>
+      </w:tr>
+      <w:tr>
+        <w:tc>
+          <w:tcPr/>
+          <w:p>
+            <w:pPr>
+              <w:pStyle w:val="Compact"/>
+            </w:pPr>
+            <w:r>
+              <w:t xml:space="preserve">RN03.10</w:t>
+            </w:r>
+          </w:p>
+        </w:tc>
+        <w:tc>
+          <w:tcPr/>
+          <w:p>
+            <w:pPr>
+              <w:pStyle w:val="Compact"/>
+            </w:pPr>
+            <w:r>
+              <w:t xml:space="preserve">Fabricante (grid produto)</w:t>
+            </w:r>
+          </w:p>
+        </w:tc>
+        <w:tc>
+          <w:tcPr/>
+          <w:p>
+            <w:pPr>
+              <w:pStyle w:val="Compact"/>
+            </w:pPr>
+            <w:r>
+              <w:t xml:space="preserve">Obrigatório, não editável, via T11 — ver 5.1</w:t>
+            </w:r>
+          </w:p>
+        </w:tc>
+      </w:tr>
+      <w:tr>
+        <w:tc>
+          <w:tcPr/>
+          <w:p>
+            <w:pPr>
+              <w:pStyle w:val="Compact"/>
+            </w:pPr>
+            <w:r>
+              <w:t xml:space="preserve">RN03.11</w:t>
+            </w:r>
+          </w:p>
+        </w:tc>
+        <w:tc>
+          <w:tcPr/>
+          <w:p>
+            <w:pPr>
+              <w:pStyle w:val="Compact"/>
+            </w:pPr>
+            <w:r>
+              <w:t xml:space="preserve">Lote (grid produto)</w:t>
+            </w:r>
+          </w:p>
+        </w:tc>
+        <w:tc>
+          <w:tcPr/>
+          <w:p>
+            <w:pPr>
+              <w:pStyle w:val="Compact"/>
+            </w:pPr>
+            <w:r>
+              <w:t xml:space="preserve">Obrigatório, não editável, via T11 — ver 5.1</w:t>
+            </w:r>
+          </w:p>
+        </w:tc>
+      </w:tr>
+      <w:tr>
+        <w:tc>
+          <w:tcPr/>
+          <w:p>
+            <w:pPr>
+              <w:pStyle w:val="Compact"/>
+            </w:pPr>
+            <w:r>
+              <w:t xml:space="preserve">RN03.12</w:t>
+            </w:r>
+          </w:p>
+        </w:tc>
+        <w:tc>
+          <w:tcPr/>
+          <w:p>
+            <w:pPr>
+              <w:pStyle w:val="Compact"/>
+            </w:pPr>
+            <w:r>
+              <w:t xml:space="preserve">Validade (grid produto)</w:t>
+            </w:r>
+          </w:p>
+        </w:tc>
+        <w:tc>
+          <w:tcPr/>
+          <w:p>
+            <w:pPr>
+              <w:pStyle w:val="Compact"/>
+            </w:pPr>
+            <w:r>
+              <w:t xml:space="preserve">Obrigatório, não editável, via T11 — ver 5.1</w:t>
+            </w:r>
+          </w:p>
+        </w:tc>
+      </w:tr>
+      <w:tr>
+        <w:tc>
+          <w:tcPr/>
+          <w:p>
+            <w:pPr>
+              <w:pStyle w:val="Compact"/>
+            </w:pPr>
+            <w:r>
+              <w:t xml:space="preserve">RN03.13</w:t>
+            </w:r>
+          </w:p>
+        </w:tc>
+        <w:tc>
+          <w:tcPr/>
+          <w:p>
+            <w:pPr>
+              <w:pStyle w:val="Compact"/>
+            </w:pPr>
+            <w:r>
+              <w:t xml:space="preserve">Quantidade (grid produto)</w:t>
+            </w:r>
+          </w:p>
+        </w:tc>
+        <w:tc>
+          <w:tcPr/>
+          <w:p>
+            <w:pPr>
+              <w:pStyle w:val="Compact"/>
+            </w:pPr>
+            <w:r>
+              <w:t xml:space="preserve">Obrigatório, não editável, via T11 — ver 5.1</w:t>
+            </w:r>
+          </w:p>
+        </w:tc>
+      </w:tr>
+      <w:tr>
+        <w:tc>
+          <w:tcPr/>
+          <w:p>
+            <w:pPr>
+              <w:pStyle w:val="Compact"/>
+            </w:pPr>
+            <w:r>
               <w:t xml:space="preserve">RN03.14</w:t>
-            </w:r>
-          </w:p>
-        </w:tc>
-        <w:tc>
-          <w:tcPr/>
-          <w:p>
-            <w:pPr>
-              <w:pStyle w:val="Compact"/>
-            </w:pPr>
-            <w:r>
-              <w:t xml:space="preserve">T42</w:t>
             </w:r>
           </w:p>
         </w:tc>
@@ -7257,7 +8077,7 @@
               <w:pStyle w:val="Compact"/>
             </w:pPr>
             <w:r>
-              <w:t xml:space="preserve">Obrigatório, 5–200 caracteres</w:t>
+              <w:t xml:space="preserve">Obrigatório, editável, 5–200 caracteres</w:t>
             </w:r>
           </w:p>
         </w:tc>
@@ -7270,18 +8090,707 @@
               <w:pStyle w:val="Compact"/>
             </w:pPr>
             <w:r>
+              <w:t xml:space="preserve">RN03.15</w:t>
+            </w:r>
+          </w:p>
+        </w:tc>
+        <w:tc>
+          <w:tcPr/>
+          <w:p>
+            <w:pPr>
+              <w:pStyle w:val="Compact"/>
+            </w:pPr>
+            <w:r>
+              <w:t xml:space="preserve">Salvar → impressão + conclusão</w:t>
+            </w:r>
+          </w:p>
+        </w:tc>
+        <w:tc>
+          <w:tcPr/>
+          <w:p>
+            <w:pPr>
+              <w:pStyle w:val="Compact"/>
+            </w:pPr>
+            <w:r>
+              <w:t xml:space="preserve">No PDF original: abre seleção de relatórios; ao fechar, status vai para Concluído. Decisão final do</w:t>
+            </w:r>
+            <w:r>
+              <w:t xml:space="preserve"> </w:t>
+            </w:r>
+            <w:r>
+              <w:rPr>
+                <w:rStyle w:val="VerbatimChar"/>
+              </w:rPr>
+              <w:t xml:space="preserve">byarq</w:t>
+            </w:r>
+            <w:r>
+              <w:t xml:space="preserve"> </w:t>
+            </w:r>
+            <w:r>
+              <w:t xml:space="preserve">(ver 3.1/3.3): impressão de</w:t>
+            </w:r>
+            <w:r>
+              <w:t xml:space="preserve"> </w:t>
+            </w:r>
+            <w:r>
+              <w:rPr>
+                <w:b/>
+                <w:bCs/>
+              </w:rPr>
+              <w:t xml:space="preserve">etiqueta</w:t>
+            </w:r>
+            <w:r>
+              <w:t xml:space="preserve"> </w:t>
+            </w:r>
+            <w:r>
+              <w:t xml:space="preserve">(não relatório novo); Salvar já grava e conclui na mesma transação (não espera fechamento do modal) — ver 3.1, 3.3, 5.1</w:t>
+            </w:r>
+          </w:p>
+        </w:tc>
+      </w:tr>
+      <w:tr>
+        <w:tc>
+          <w:tcPr/>
+          <w:p>
+            <w:pPr>
+              <w:pStyle w:val="Compact"/>
+            </w:pPr>
+            <w:r>
+              <w:t xml:space="preserve">RN03.16</w:t>
+            </w:r>
+          </w:p>
+        </w:tc>
+        <w:tc>
+          <w:tcPr/>
+          <w:p>
+            <w:pPr>
+              <w:pStyle w:val="Compact"/>
+            </w:pPr>
+            <w:r>
+              <w:t xml:space="preserve">Salvar sem alteração</w:t>
+            </w:r>
+          </w:p>
+        </w:tc>
+        <w:tc>
+          <w:tcPr/>
+          <w:p>
+            <w:pPr>
+              <w:pStyle w:val="Compact"/>
+            </w:pPr>
+            <w:r>
+              <w:t xml:space="preserve">MSG ID 7 (T2), via</w:t>
+            </w:r>
+            <w:r>
+              <w:t xml:space="preserve"> </w:t>
+            </w:r>
+            <w:r>
+              <w:rPr>
+                <w:rStyle w:val="VerbatimChar"/>
+              </w:rPr>
+              <w:t xml:space="preserve">data-valid</w:t>
+            </w:r>
+            <w:r>
+              <w:t xml:space="preserve"> </w:t>
+            </w:r>
+            <w:r>
+              <w:t xml:space="preserve">(runtime) — ver 5.1</w:t>
+            </w:r>
+          </w:p>
+        </w:tc>
+      </w:tr>
+      <w:tr>
+        <w:tc>
+          <w:tcPr/>
+          <w:p>
+            <w:pPr>
+              <w:pStyle w:val="Compact"/>
+            </w:pPr>
+            <w:r>
+              <w:t xml:space="preserve">RN03.17</w:t>
+            </w:r>
+          </w:p>
+        </w:tc>
+        <w:tc>
+          <w:tcPr/>
+          <w:p>
+            <w:pPr>
+              <w:pStyle w:val="Compact"/>
+            </w:pPr>
+            <w:r>
+              <w:t xml:space="preserve">Cancelar com alteração pendente</w:t>
+            </w:r>
+          </w:p>
+        </w:tc>
+        <w:tc>
+          <w:tcPr/>
+          <w:p>
+            <w:pPr>
+              <w:pStyle w:val="Compact"/>
+            </w:pPr>
+            <w:r>
+              <w:t xml:space="preserve">MSG ID 2 (T2), via</w:t>
+            </w:r>
+            <w:r>
+              <w:t xml:space="preserve"> </w:t>
+            </w:r>
+            <w:r>
+              <w:rPr>
+                <w:rStyle w:val="VerbatimChar"/>
+              </w:rPr>
+              <w:t xml:space="preserve">data-valid</w:t>
+            </w:r>
+            <w:r>
+              <w:t xml:space="preserve"> </w:t>
+            </w:r>
+            <w:r>
+              <w:t xml:space="preserve">(runtime) — ver 5.1</w:t>
+            </w:r>
+          </w:p>
+        </w:tc>
+      </w:tr>
+    </w:tbl>
+    <w:bookmarkEnd w:id="40"/>
+    <w:bookmarkStart w:id="41" w:name="t43-notificação-de-evento-1"/>
+    <w:p>
+      <w:pPr>
+        <w:pStyle w:val="Heading3"/>
+      </w:pPr>
+      <w:r>
+        <w:t xml:space="preserve">6.2 T43 — Notificação de Evento</w:t>
+      </w:r>
+    </w:p>
+    <w:tbl>
+      <w:tblPr>
+        <w:tblStyle w:val="Table"/>
+        <w:tblW w:type="pct" w:w="5000"/>
+        <w:tblLayout w:type="fixed"/>
+        <w:tblLook w:firstRow="1" w:lastRow="0" w:firstColumn="0" w:lastColumn="0" w:noHBand="0" w:noVBand="0" w:val="0020"/>
+      </w:tblPr>
+      <w:tblGrid>
+        <w:gridCol w:w="2640"/>
+        <w:gridCol w:w="2640"/>
+        <w:gridCol w:w="2640"/>
+      </w:tblGrid>
+      <w:tr>
+        <w:trPr>
+          <w:tblHeader w:val="on"/>
+        </w:trPr>
+        <w:tc>
+          <w:tcPr/>
+          <w:p>
+            <w:pPr>
+              <w:pStyle w:val="Compact"/>
+            </w:pPr>
+            <w:r>
+              <w:t xml:space="preserve">Regra</w:t>
+            </w:r>
+          </w:p>
+        </w:tc>
+        <w:tc>
+          <w:tcPr/>
+          <w:p>
+            <w:pPr>
+              <w:pStyle w:val="Compact"/>
+            </w:pPr>
+            <w:r>
+              <w:t xml:space="preserve">Campo/Assunto</w:t>
+            </w:r>
+          </w:p>
+        </w:tc>
+        <w:tc>
+          <w:tcPr/>
+          <w:p>
+            <w:pPr>
+              <w:pStyle w:val="Compact"/>
+            </w:pPr>
+            <w:r>
+              <w:t xml:space="preserve">Validação</w:t>
+            </w:r>
+          </w:p>
+        </w:tc>
+      </w:tr>
+      <w:tr>
+        <w:tc>
+          <w:tcPr/>
+          <w:p>
+            <w:pPr>
+              <w:pStyle w:val="Compact"/>
+            </w:pPr>
+            <w:r>
+              <w:t xml:space="preserve">RN02.1</w:t>
+            </w:r>
+          </w:p>
+        </w:tc>
+        <w:tc>
+          <w:tcPr/>
+          <w:p>
+            <w:pPr>
+              <w:pStyle w:val="Compact"/>
+            </w:pPr>
+            <w:r>
+              <w:t xml:space="preserve">Listagem</w:t>
+            </w:r>
+          </w:p>
+        </w:tc>
+        <w:tc>
+          <w:tcPr/>
+          <w:p>
+            <w:pPr>
+              <w:pStyle w:val="Compact"/>
+            </w:pPr>
+            <w:r>
+              <w:t xml:space="preserve">Exibe todos os registros em lista, 1 linha por notificação (</w:t>
+            </w:r>
+            <w:r>
+              <w:rPr>
+                <w:rStyle w:val="VerbatimChar"/>
+              </w:rPr>
+              <w:t xml:space="preserve">nev_id</w:t>
+            </w:r>
+            <w:r>
+              <w:t xml:space="preserve">), nunca 1 linha por produto — ver 5.2 (Adendo — Colunas 1:N)</w:t>
+            </w:r>
+          </w:p>
+        </w:tc>
+      </w:tr>
+      <w:tr>
+        <w:tc>
+          <w:tcPr/>
+          <w:p>
+            <w:pPr>
+              <w:pStyle w:val="Compact"/>
+            </w:pPr>
+            <w:r>
+              <w:t xml:space="preserve">RN02.2</w:t>
+            </w:r>
+          </w:p>
+        </w:tc>
+        <w:tc>
+          <w:tcPr/>
+          <w:p>
+            <w:pPr>
+              <w:pStyle w:val="Compact"/>
+            </w:pPr>
+            <w:r>
+              <w:t xml:space="preserve">Botões de ação por linha</w:t>
+            </w:r>
+          </w:p>
+        </w:tc>
+        <w:tc>
+          <w:tcPr/>
+          <w:p>
+            <w:pPr>
+              <w:pStyle w:val="Compact"/>
+            </w:pPr>
+            <w:r>
+              <w:t xml:space="preserve">Visualizar/alterar/excluir/imprimir conforme status; 1 linha = 1 notificação garante semântica de ação por linha mesmo com N produtos vinculados — ver 5.2 (Adendo — Colunas 1:N)</w:t>
+            </w:r>
+          </w:p>
+        </w:tc>
+      </w:tr>
+      <w:tr>
+        <w:tc>
+          <w:tcPr/>
+          <w:p>
+            <w:pPr>
+              <w:pStyle w:val="Compact"/>
+            </w:pPr>
+            <w:r>
+              <w:t xml:space="preserve">RN02.3</w:t>
+            </w:r>
+          </w:p>
+        </w:tc>
+        <w:tc>
+          <w:tcPr/>
+          <w:p>
+            <w:pPr>
+              <w:pStyle w:val="Compact"/>
+            </w:pPr>
+            <w:r>
+              <w:t xml:space="preserve">Integração de origem</w:t>
+            </w:r>
+          </w:p>
+        </w:tc>
+        <w:tc>
+          <w:tcPr/>
+          <w:p>
+            <w:pPr>
+              <w:pStyle w:val="Compact"/>
+            </w:pPr>
+            <w:r>
+              <w:t xml:space="preserve">Registros de T42 no status CONCLUÍDO — ver 5.2</w:t>
+            </w:r>
+          </w:p>
+        </w:tc>
+      </w:tr>
+      <w:tr>
+        <w:tc>
+          <w:tcPr/>
+          <w:p>
+            <w:pPr>
+              <w:pStyle w:val="Compact"/>
+            </w:pPr>
+            <w:r>
+              <w:t xml:space="preserve">RN02.4</w:t>
+            </w:r>
+          </w:p>
+        </w:tc>
+        <w:tc>
+          <w:tcPr/>
+          <w:p>
+            <w:pPr>
+              <w:pStyle w:val="Compact"/>
+            </w:pPr>
+            <w:r>
+              <w:t xml:space="preserve">Coloração/ordenação de status</w:t>
+            </w:r>
+          </w:p>
+        </w:tc>
+        <w:tc>
+          <w:tcPr/>
+          <w:p>
+            <w:pPr>
+              <w:pStyle w:val="Compact"/>
+            </w:pPr>
+            <w:r>
+              <w:t xml:space="preserve">Segue padrão de T1 — ver 5.2 (Adendo — Colunas 1:N)</w:t>
+            </w:r>
+          </w:p>
+        </w:tc>
+      </w:tr>
+      <w:tr>
+        <w:tc>
+          <w:tcPr/>
+          <w:p>
+            <w:pPr>
+              <w:pStyle w:val="Compact"/>
+            </w:pPr>
+            <w:r>
+              <w:t xml:space="preserve">RN02.5</w:t>
+            </w:r>
+          </w:p>
+        </w:tc>
+        <w:tc>
+          <w:tcPr/>
+          <w:p>
+            <w:pPr>
+              <w:pStyle w:val="Compact"/>
+            </w:pPr>
+            <w:r>
+              <w:t xml:space="preserve">Abas da tela</w:t>
+            </w:r>
+          </w:p>
+        </w:tc>
+        <w:tc>
+          <w:tcPr/>
+          <w:p>
+            <w:pPr>
+              <w:pStyle w:val="Compact"/>
+            </w:pPr>
+            <w:r>
+              <w:t xml:space="preserve">4 abas: Dados Gerais, Providências, Parecer Final, Ações — ver 5.2</w:t>
+            </w:r>
+          </w:p>
+        </w:tc>
+      </w:tr>
+      <w:tr>
+        <w:tc>
+          <w:tcPr/>
+          <w:p>
+            <w:pPr>
+              <w:pStyle w:val="Compact"/>
+            </w:pPr>
+            <w:r>
+              <w:t xml:space="preserve">RN03.1</w:t>
+            </w:r>
+          </w:p>
+        </w:tc>
+        <w:tc>
+          <w:tcPr/>
+          <w:p>
+            <w:pPr>
+              <w:pStyle w:val="Compact"/>
+            </w:pPr>
+            <w:r>
+              <w:t xml:space="preserve">Seleção de produtos</w:t>
+            </w:r>
+          </w:p>
+        </w:tc>
+        <w:tc>
+          <w:tcPr/>
+          <w:p>
+            <w:pPr>
+              <w:pStyle w:val="Compact"/>
+            </w:pPr>
+            <w:r>
+              <w:t xml:space="preserve">Produtos do mesmo fabricante disponíveis para notificação (ver nota terminológica em 5.2); mesmo fabricante garante coluna Fabricante da listagem sem agregação/tooltip — ver 5.2 (Adendo — Colunas 1:N)</w:t>
+            </w:r>
+          </w:p>
+        </w:tc>
+      </w:tr>
+      <w:tr>
+        <w:tc>
+          <w:tcPr/>
+          <w:p>
+            <w:pPr>
+              <w:pStyle w:val="Compact"/>
+            </w:pPr>
+            <w:r>
+              <w:t xml:space="preserve">RN03.2</w:t>
+            </w:r>
+          </w:p>
+        </w:tc>
+        <w:tc>
+          <w:tcPr/>
+          <w:p>
+            <w:pPr>
+              <w:pStyle w:val="Compact"/>
+            </w:pPr>
+            <w:r>
+              <w:t xml:space="preserve">Data (grid produto)</w:t>
+            </w:r>
+          </w:p>
+        </w:tc>
+        <w:tc>
+          <w:tcPr/>
+          <w:p>
+            <w:pPr>
+              <w:pStyle w:val="Compact"/>
+            </w:pPr>
+            <w:r>
+              <w:t xml:space="preserve">Obrigatório, não editável, via T42, todas as datas dos produtos selecionados; na listagem, exibida como a data mais antiga (</w:t>
+            </w:r>
+            <w:r>
+              <w:rPr>
+                <w:rStyle w:val="VerbatimChar"/>
+              </w:rPr>
+              <w:t xml:space="preserve">MIN</w:t>
+            </w:r>
+            <w:r>
+              <w:t xml:space="preserve">) do conjunto — ver 5.2 (Adendo — Colunas 1:N)</w:t>
+            </w:r>
+          </w:p>
+        </w:tc>
+      </w:tr>
+      <w:tr>
+        <w:tc>
+          <w:tcPr/>
+          <w:p>
+            <w:pPr>
+              <w:pStyle w:val="Compact"/>
+            </w:pPr>
+            <w:r>
+              <w:t xml:space="preserve">RN03.3</w:t>
+            </w:r>
+          </w:p>
+        </w:tc>
+        <w:tc>
+          <w:tcPr/>
+          <w:p>
+            <w:pPr>
+              <w:pStyle w:val="Compact"/>
+            </w:pPr>
+            <w:r>
+              <w:t xml:space="preserve">Código ERP (grid produto)</w:t>
+            </w:r>
+          </w:p>
+        </w:tc>
+        <w:tc>
+          <w:tcPr/>
+          <w:p>
+            <w:pPr>
+              <w:pStyle w:val="Compact"/>
+            </w:pPr>
+            <w:r>
+              <w:t xml:space="preserve">Obrigatório, não editável, via T42 — ver 5.2</w:t>
+            </w:r>
+          </w:p>
+        </w:tc>
+      </w:tr>
+      <w:tr>
+        <w:tc>
+          <w:tcPr/>
+          <w:p>
+            <w:pPr>
+              <w:pStyle w:val="Compact"/>
+            </w:pPr>
+            <w:r>
+              <w:t xml:space="preserve">RN03.4</w:t>
+            </w:r>
+          </w:p>
+        </w:tc>
+        <w:tc>
+          <w:tcPr/>
+          <w:p>
+            <w:pPr>
+              <w:pStyle w:val="Compact"/>
+            </w:pPr>
+            <w:r>
+              <w:t xml:space="preserve">Descrição (grid produto)</w:t>
+            </w:r>
+          </w:p>
+        </w:tc>
+        <w:tc>
+          <w:tcPr/>
+          <w:p>
+            <w:pPr>
+              <w:pStyle w:val="Compact"/>
+            </w:pPr>
+            <w:r>
+              <w:t xml:space="preserve">Obrigatório, não editável, via T42 — ver 5.2</w:t>
+            </w:r>
+          </w:p>
+        </w:tc>
+      </w:tr>
+      <w:tr>
+        <w:tc>
+          <w:tcPr/>
+          <w:p>
+            <w:pPr>
+              <w:pStyle w:val="Compact"/>
+            </w:pPr>
+            <w:r>
+              <w:t xml:space="preserve">RN03.5</w:t>
+            </w:r>
+          </w:p>
+        </w:tc>
+        <w:tc>
+          <w:tcPr/>
+          <w:p>
+            <w:pPr>
+              <w:pStyle w:val="Compact"/>
+            </w:pPr>
+            <w:r>
+              <w:t xml:space="preserve">Fabricante (grid produto)</w:t>
+            </w:r>
+          </w:p>
+        </w:tc>
+        <w:tc>
+          <w:tcPr/>
+          <w:p>
+            <w:pPr>
+              <w:pStyle w:val="Compact"/>
+            </w:pPr>
+            <w:r>
+              <w:t xml:space="preserve">Obrigatório, não editável, via T42 — ver 5.2</w:t>
+            </w:r>
+          </w:p>
+        </w:tc>
+      </w:tr>
+      <w:tr>
+        <w:tc>
+          <w:tcPr/>
+          <w:p>
+            <w:pPr>
+              <w:pStyle w:val="Compact"/>
+            </w:pPr>
+            <w:r>
+              <w:t xml:space="preserve">RN03.6</w:t>
+            </w:r>
+          </w:p>
+        </w:tc>
+        <w:tc>
+          <w:tcPr/>
+          <w:p>
+            <w:pPr>
+              <w:pStyle w:val="Compact"/>
+            </w:pPr>
+            <w:r>
+              <w:t xml:space="preserve">Lote (grid produto)</w:t>
+            </w:r>
+          </w:p>
+        </w:tc>
+        <w:tc>
+          <w:tcPr/>
+          <w:p>
+            <w:pPr>
+              <w:pStyle w:val="Compact"/>
+            </w:pPr>
+            <w:r>
+              <w:t xml:space="preserve">Obrigatório, não editável, via T42, todos os lotes dos produtos selecionados — ver 5.2</w:t>
+            </w:r>
+          </w:p>
+        </w:tc>
+      </w:tr>
+      <w:tr>
+        <w:tc>
+          <w:tcPr/>
+          <w:p>
+            <w:pPr>
+              <w:pStyle w:val="Compact"/>
+            </w:pPr>
+            <w:r>
+              <w:t xml:space="preserve">RN03.7</w:t>
+            </w:r>
+          </w:p>
+        </w:tc>
+        <w:tc>
+          <w:tcPr/>
+          <w:p>
+            <w:pPr>
+              <w:pStyle w:val="Compact"/>
+            </w:pPr>
+            <w:r>
+              <w:t xml:space="preserve">Validade (grid produto)</w:t>
+            </w:r>
+          </w:p>
+        </w:tc>
+        <w:tc>
+          <w:tcPr/>
+          <w:p>
+            <w:pPr>
+              <w:pStyle w:val="Compact"/>
+            </w:pPr>
+            <w:r>
+              <w:t xml:space="preserve">Obrigatório, não editável, via T42 — ver 5.2</w:t>
+            </w:r>
+          </w:p>
+        </w:tc>
+      </w:tr>
+      <w:tr>
+        <w:tc>
+          <w:tcPr/>
+          <w:p>
+            <w:pPr>
+              <w:pStyle w:val="Compact"/>
+            </w:pPr>
+            <w:r>
+              <w:t xml:space="preserve">RN03.8</w:t>
+            </w:r>
+          </w:p>
+        </w:tc>
+        <w:tc>
+          <w:tcPr/>
+          <w:p>
+            <w:pPr>
+              <w:pStyle w:val="Compact"/>
+            </w:pPr>
+            <w:r>
+              <w:t xml:space="preserve">Quantidade (grid produto)</w:t>
+            </w:r>
+          </w:p>
+        </w:tc>
+        <w:tc>
+          <w:tcPr/>
+          <w:p>
+            <w:pPr>
+              <w:pStyle w:val="Compact"/>
+            </w:pPr>
+            <w:r>
+              <w:t xml:space="preserve">Obrigatório, não editável, via T42, por lote — ver 5.2</w:t>
+            </w:r>
+          </w:p>
+        </w:tc>
+      </w:tr>
+      <w:tr>
+        <w:tc>
+          <w:tcPr/>
+          <w:p>
+            <w:pPr>
+              <w:pStyle w:val="Compact"/>
+            </w:pPr>
+            <w:r>
               <w:t xml:space="preserve">RN03.9</w:t>
-            </w:r>
-          </w:p>
-        </w:tc>
-        <w:tc>
-          <w:tcPr/>
-          <w:p>
-            <w:pPr>
-              <w:pStyle w:val="Compact"/>
-            </w:pPr>
-            <w:r>
-              <w:t xml:space="preserve">T43</w:t>
             </w:r>
           </w:p>
         </w:tc>
@@ -7306,7 +8815,7 @@
               <w:pStyle w:val="Compact"/>
             </w:pPr>
             <w:r>
-              <w:t xml:space="preserve">Obrigatório, 5–200 caracteres, valor inicial copiado de</w:t>
+              <w:t xml:space="preserve">Obrigatório, editável, 5–200 caracteres, valor inicial copiado de</w:t>
             </w:r>
             <w:r>
               <w:t xml:space="preserve"> </w:t>
@@ -7317,6 +8826,12 @@
               </w:rPr>
               <w:t xml:space="preserve">ndv_descreva</w:t>
             </w:r>
+            <w:r>
+              <w:t xml:space="preserve"> </w:t>
+            </w:r>
+            <w:r>
+              <w:t xml:space="preserve">de T42</w:t>
+            </w:r>
           </w:p>
         </w:tc>
       </w:tr>
@@ -7329,17 +8844,6 @@
             </w:pPr>
             <w:r>
               <w:t xml:space="preserve">RN03.10</w:t>
-            </w:r>
-          </w:p>
-        </w:tc>
-        <w:tc>
-          <w:tcPr/>
-          <w:p>
-            <w:pPr>
-              <w:pStyle w:val="Compact"/>
-            </w:pPr>
-            <w:r>
-              <w:t xml:space="preserve">T43</w:t>
             </w:r>
           </w:p>
         </w:tc>
@@ -7388,17 +8892,6 @@
               <w:pStyle w:val="Compact"/>
             </w:pPr>
             <w:r>
-              <w:t xml:space="preserve">T43</w:t>
-            </w:r>
-          </w:p>
-        </w:tc>
-        <w:tc>
-          <w:tcPr/>
-          <w:p>
-            <w:pPr>
-              <w:pStyle w:val="Compact"/>
-            </w:pPr>
-            <w:r>
               <w:rPr>
                 <w:rStyle w:val="VerbatimChar"/>
               </w:rPr>
@@ -7437,17 +8930,6 @@
               <w:pStyle w:val="Compact"/>
             </w:pPr>
             <w:r>
-              <w:t xml:space="preserve">T43</w:t>
-            </w:r>
-          </w:p>
-        </w:tc>
-        <w:tc>
-          <w:tcPr/>
-          <w:p>
-            <w:pPr>
-              <w:pStyle w:val="Compact"/>
-            </w:pPr>
-            <w:r>
               <w:rPr>
                 <w:rStyle w:val="VerbatimChar"/>
               </w:rPr>
@@ -7486,17 +8968,6 @@
               <w:pStyle w:val="Compact"/>
             </w:pPr>
             <w:r>
-              <w:t xml:space="preserve">T43</w:t>
-            </w:r>
-          </w:p>
-        </w:tc>
-        <w:tc>
-          <w:tcPr/>
-          <w:p>
-            <w:pPr>
-              <w:pStyle w:val="Compact"/>
-            </w:pPr>
-            <w:r>
               <w:rPr>
                 <w:rStyle w:val="VerbatimChar"/>
               </w:rPr>
@@ -7535,17 +9006,6 @@
               <w:pStyle w:val="Compact"/>
             </w:pPr>
             <w:r>
-              <w:t xml:space="preserve">T43</w:t>
-            </w:r>
-          </w:p>
-        </w:tc>
-        <w:tc>
-          <w:tcPr/>
-          <w:p>
-            <w:pPr>
-              <w:pStyle w:val="Compact"/>
-            </w:pPr>
-            <w:r>
               <w:rPr>
                 <w:rStyle w:val="VerbatimChar"/>
               </w:rPr>
@@ -7584,17 +9044,6 @@
               <w:pStyle w:val="Compact"/>
             </w:pPr>
             <w:r>
-              <w:t xml:space="preserve">T43</w:t>
-            </w:r>
-          </w:p>
-        </w:tc>
-        <w:tc>
-          <w:tcPr/>
-          <w:p>
-            <w:pPr>
-              <w:pStyle w:val="Compact"/>
-            </w:pPr>
-            <w:r>
               <w:rPr>
                 <w:rStyle w:val="VerbatimChar"/>
               </w:rPr>
@@ -7633,29 +9082,18 @@
               <w:pStyle w:val="Compact"/>
             </w:pPr>
             <w:r>
-              <w:t xml:space="preserve">T43</w:t>
-            </w:r>
-          </w:p>
-        </w:tc>
-        <w:tc>
-          <w:tcPr/>
-          <w:p>
-            <w:pPr>
-              <w:pStyle w:val="Compact"/>
-            </w:pPr>
-            <w:r>
-              <w:t xml:space="preserve">anexos Providências</w:t>
-            </w:r>
-          </w:p>
-        </w:tc>
-        <w:tc>
-          <w:tcPr/>
-          <w:p>
-            <w:pPr>
-              <w:pStyle w:val="Compact"/>
-            </w:pPr>
-            <w:r>
-              <w:t xml:space="preserve">Upload múltiplo,</w:t>
+              <w:t xml:space="preserve">Anexos (Providências)</w:t>
+            </w:r>
+          </w:p>
+        </w:tc>
+        <w:tc>
+          <w:tcPr/>
+          <w:p>
+            <w:pPr>
+              <w:pStyle w:val="Compact"/>
+            </w:pPr>
+            <w:r>
+              <w:t xml:space="preserve">Não obrigatório, upload múltiplo</w:t>
             </w:r>
             <w:r>
               <w:t xml:space="preserve"> </w:t>
@@ -7666,6 +9104,9 @@
               </w:rPr>
               <w:t xml:space="preserve">.pdf,.png,.jpeg,.jpg</w:t>
             </w:r>
+            <w:r>
+              <w:t xml:space="preserve">, adicionar/excluir</w:t>
+            </w:r>
           </w:p>
         </w:tc>
       </w:tr>
@@ -7678,17 +9119,6 @@
             </w:pPr>
             <w:r>
               <w:t xml:space="preserve">RN03.17</w:t>
-            </w:r>
-          </w:p>
-        </w:tc>
-        <w:tc>
-          <w:tcPr/>
-          <w:p>
-            <w:pPr>
-              <w:pStyle w:val="Compact"/>
-            </w:pPr>
-            <w:r>
-              <w:t xml:space="preserve">T43</w:t>
             </w:r>
           </w:p>
         </w:tc>
@@ -7737,17 +9167,6 @@
               <w:pStyle w:val="Compact"/>
             </w:pPr>
             <w:r>
-              <w:t xml:space="preserve">T43</w:t>
-            </w:r>
-          </w:p>
-        </w:tc>
-        <w:tc>
-          <w:tcPr/>
-          <w:p>
-            <w:pPr>
-              <w:pStyle w:val="Compact"/>
-            </w:pPr>
-            <w:r>
               <w:rPr>
                 <w:rStyle w:val="VerbatimChar"/>
               </w:rPr>
@@ -7762,7 +9181,7 @@
               <w:pStyle w:val="Compact"/>
             </w:pPr>
             <w:r>
-              <w:t xml:space="preserve">S/N, default N</w:t>
+              <w:t xml:space="preserve">Checkbox, default Não; se marcado, abre campo n°</w:t>
             </w:r>
           </w:p>
         </w:tc>
@@ -7776,17 +9195,6 @@
             </w:pPr>
             <w:r>
               <w:t xml:space="preserve">RN03.19</w:t>
-            </w:r>
-          </w:p>
-        </w:tc>
-        <w:tc>
-          <w:tcPr/>
-          <w:p>
-            <w:pPr>
-              <w:pStyle w:val="Compact"/>
-            </w:pPr>
-            <w:r>
-              <w:t xml:space="preserve">T43</w:t>
             </w:r>
           </w:p>
         </w:tc>
@@ -7822,6 +9230,9 @@
               </w:rPr>
               <w:t xml:space="preserve">nev_notivisa = 'S'</w:t>
             </w:r>
+            <w:r>
+              <w:t xml:space="preserve">, 5–50 caracteres</w:t>
+            </w:r>
           </w:p>
         </w:tc>
       </w:tr>
@@ -7844,29 +9255,18 @@
               <w:pStyle w:val="Compact"/>
             </w:pPr>
             <w:r>
-              <w:t xml:space="preserve">T43</w:t>
-            </w:r>
-          </w:p>
-        </w:tc>
-        <w:tc>
-          <w:tcPr/>
-          <w:p>
-            <w:pPr>
-              <w:pStyle w:val="Compact"/>
-            </w:pPr>
-            <w:r>
-              <w:t xml:space="preserve">anexos Parecer Final</w:t>
-            </w:r>
-          </w:p>
-        </w:tc>
-        <w:tc>
-          <w:tcPr/>
-          <w:p>
-            <w:pPr>
-              <w:pStyle w:val="Compact"/>
-            </w:pPr>
-            <w:r>
-              <w:t xml:space="preserve">Upload múltiplo,</w:t>
+              <w:t xml:space="preserve">Anexos (Parecer Final)</w:t>
+            </w:r>
+          </w:p>
+        </w:tc>
+        <w:tc>
+          <w:tcPr/>
+          <w:p>
+            <w:pPr>
+              <w:pStyle w:val="Compact"/>
+            </w:pPr>
+            <w:r>
+              <w:t xml:space="preserve">Não obrigatório, upload múltiplo</w:t>
             </w:r>
             <w:r>
               <w:t xml:space="preserve"> </w:t>
@@ -7877,6 +9277,9 @@
               </w:rPr>
               <w:t xml:space="preserve">.pdf,.png,.jpeg,.jpg</w:t>
             </w:r>
+            <w:r>
+              <w:t xml:space="preserve">, adicionar/excluir</w:t>
+            </w:r>
           </w:p>
         </w:tc>
       </w:tr>
@@ -7888,43 +9291,64 @@
               <w:pStyle w:val="Compact"/>
             </w:pPr>
             <w:r>
-              <w:t xml:space="preserve">RN03.21/22</w:t>
-            </w:r>
-          </w:p>
-        </w:tc>
-        <w:tc>
-          <w:tcPr/>
-          <w:p>
-            <w:pPr>
-              <w:pStyle w:val="Compact"/>
-            </w:pPr>
-            <w:r>
-              <w:t xml:space="preserve">T43</w:t>
-            </w:r>
-          </w:p>
-        </w:tc>
-        <w:tc>
-          <w:tcPr/>
-          <w:p>
-            <w:pPr>
-              <w:pStyle w:val="Compact"/>
-            </w:pPr>
-            <w:r>
-              <w:t xml:space="preserve">Ações</w:t>
-            </w:r>
-          </w:p>
-        </w:tc>
-        <w:tc>
-          <w:tcPr/>
-          <w:p>
-            <w:pPr>
-              <w:pStyle w:val="Compact"/>
-            </w:pPr>
-            <w:r>
-              <w:t xml:space="preserve">Execução sequencial por</w:t>
-            </w:r>
-            <w:r>
-              <w:t xml:space="preserve"> </w:t>
+              <w:t xml:space="preserve">RN03.21</w:t>
+            </w:r>
+          </w:p>
+        </w:tc>
+        <w:tc>
+          <w:tcPr/>
+          <w:p>
+            <w:pPr>
+              <w:pStyle w:val="Compact"/>
+            </w:pPr>
+            <w:r>
+              <w:t xml:space="preserve">Campo Ação (dropdown T8)</w:t>
+            </w:r>
+          </w:p>
+        </w:tc>
+        <w:tc>
+          <w:tcPr/>
+          <w:p>
+            <w:pPr>
+              <w:pStyle w:val="Compact"/>
+            </w:pPr>
+            <w:r>
+              <w:t xml:space="preserve">Obrigatório, múltiplas linhas com adicionar/excluir</w:t>
+            </w:r>
+          </w:p>
+        </w:tc>
+      </w:tr>
+      <w:tr>
+        <w:tc>
+          <w:tcPr/>
+          <w:p>
+            <w:pPr>
+              <w:pStyle w:val="Compact"/>
+            </w:pPr>
+            <w:r>
+              <w:t xml:space="preserve">RN03.22</w:t>
+            </w:r>
+          </w:p>
+        </w:tc>
+        <w:tc>
+          <w:tcPr/>
+          <w:p>
+            <w:pPr>
+              <w:pStyle w:val="Compact"/>
+            </w:pPr>
+            <w:r>
+              <w:t xml:space="preserve">Salvar: execução das ações + validação de alteração</w:t>
+            </w:r>
+          </w:p>
+        </w:tc>
+        <w:tc>
+          <w:tcPr/>
+          <w:p>
+            <w:pPr>
+              <w:pStyle w:val="Compact"/>
+            </w:pPr>
+            <w:r>
+              <w:t xml:space="preserve">Executa ações cadastradas na sequência de cadastro (</w:t>
             </w:r>
             <w:r>
               <w:rPr>
@@ -7933,7 +9357,23 @@
               <w:t xml:space="preserve">nac_ordem</w:t>
             </w:r>
             <w:r>
-              <w:t xml:space="preserve">, movimentação iterada por produto/lote</w:t>
+              <w:t xml:space="preserve">); se ação = gerar movimentação, saldo movimentado é a Quantidade (RN03.8) por produto/lote selecionado;</w:t>
+            </w:r>
+            <w:r>
+              <w:t xml:space="preserve"> </w:t>
+            </w:r>
+            <w:r>
+              <w:rPr>
+                <w:b/>
+                <w:bCs/>
+              </w:rPr>
+              <w:t xml:space="preserve">e</w:t>
+            </w:r>
+            <w:r>
+              <w:t xml:space="preserve"> </w:t>
+            </w:r>
+            <w:r>
+              <w:t xml:space="preserve">valida se houve alteração de campo — se não houve, MSG ID 7 (T2)</w:t>
             </w:r>
           </w:p>
         </w:tc>
@@ -7946,40 +9386,29 @@
               <w:pStyle w:val="Compact"/>
             </w:pPr>
             <w:r>
-              <w:t xml:space="preserve">RN04.3 (T2)</w:t>
-            </w:r>
-          </w:p>
-        </w:tc>
-        <w:tc>
-          <w:tcPr/>
-          <w:p>
-            <w:pPr>
-              <w:pStyle w:val="Compact"/>
-            </w:pPr>
-            <w:r>
-              <w:t xml:space="preserve">T42/T43</w:t>
-            </w:r>
-          </w:p>
-        </w:tc>
-        <w:tc>
-          <w:tcPr/>
-          <w:p>
-            <w:pPr>
-              <w:pStyle w:val="Compact"/>
-            </w:pPr>
-            <w:r>
-              <w:t xml:space="preserve">Salvar sem alteração</w:t>
-            </w:r>
-          </w:p>
-        </w:tc>
-        <w:tc>
-          <w:tcPr/>
-          <w:p>
-            <w:pPr>
-              <w:pStyle w:val="Compact"/>
-            </w:pPr>
-            <w:r>
-              <w:t xml:space="preserve">MSG ID 7, via</w:t>
+              <w:t xml:space="preserve">RN03.23</w:t>
+            </w:r>
+          </w:p>
+        </w:tc>
+        <w:tc>
+          <w:tcPr/>
+          <w:p>
+            <w:pPr>
+              <w:pStyle w:val="Compact"/>
+            </w:pPr>
+            <w:r>
+              <w:t xml:space="preserve">Cancelar com alteração pendente</w:t>
+            </w:r>
+          </w:p>
+        </w:tc>
+        <w:tc>
+          <w:tcPr/>
+          <w:p>
+            <w:pPr>
+              <w:pStyle w:val="Compact"/>
+            </w:pPr>
+            <w:r>
+              <w:t xml:space="preserve">MSG ID 2 (T2), via</w:t>
             </w:r>
             <w:r>
               <w:t xml:space="preserve"> </w:t>
@@ -8007,40 +9436,29 @@
               <w:pStyle w:val="Compact"/>
             </w:pPr>
             <w:r>
-              <w:t xml:space="preserve">RN04.2 (T2)</w:t>
-            </w:r>
-          </w:p>
-        </w:tc>
-        <w:tc>
-          <w:tcPr/>
-          <w:p>
-            <w:pPr>
-              <w:pStyle w:val="Compact"/>
-            </w:pPr>
-            <w:r>
-              <w:t xml:space="preserve">T42/T43</w:t>
-            </w:r>
-          </w:p>
-        </w:tc>
-        <w:tc>
-          <w:tcPr/>
-          <w:p>
-            <w:pPr>
-              <w:pStyle w:val="Compact"/>
-            </w:pPr>
-            <w:r>
-              <w:t xml:space="preserve">Cancelar com alteração</w:t>
-            </w:r>
-          </w:p>
-        </w:tc>
-        <w:tc>
-          <w:tcPr/>
-          <w:p>
-            <w:pPr>
-              <w:pStyle w:val="Compact"/>
-            </w:pPr>
-            <w:r>
-              <w:t xml:space="preserve">MSG ID 2, via</w:t>
+              <w:t xml:space="preserve">RN04.1</w:t>
+            </w:r>
+          </w:p>
+        </w:tc>
+        <w:tc>
+          <w:tcPr/>
+          <w:p>
+            <w:pPr>
+              <w:pStyle w:val="Compact"/>
+            </w:pPr>
+            <w:r>
+              <w:t xml:space="preserve">Botão Imprimir (listagem)</w:t>
+            </w:r>
+          </w:p>
+        </w:tc>
+        <w:tc>
+          <w:tcPr/>
+          <w:p>
+            <w:pPr>
+              <w:pStyle w:val="Compact"/>
+            </w:pPr>
+            <w:r>
+              <w:t xml:space="preserve">No PDF original: abre seleção de relatórios vinculados à tela. Decisão final do</w:t>
             </w:r>
             <w:r>
               <w:t xml:space="preserve"> </w:t>
@@ -8049,13 +9467,64 @@
               <w:rPr>
                 <w:rStyle w:val="VerbatimChar"/>
               </w:rPr>
-              <w:t xml:space="preserve">data-valid</w:t>
+              <w:t xml:space="preserve">byarq</w:t>
             </w:r>
             <w:r>
               <w:t xml:space="preserve"> </w:t>
             </w:r>
             <w:r>
-              <w:t xml:space="preserve">(runtime)</w:t>
+              <w:t xml:space="preserve">(ver 3.1): mecanismo de</w:t>
+            </w:r>
+            <w:r>
+              <w:t xml:space="preserve"> </w:t>
+            </w:r>
+            <w:r>
+              <w:rPr>
+                <w:b/>
+                <w:bCs/>
+              </w:rPr>
+              <w:t xml:space="preserve">etiqueta</w:t>
+            </w:r>
+            <w:r>
+              <w:t xml:space="preserve"> </w:t>
+            </w:r>
+            <w:r>
+              <w:t xml:space="preserve">(não relatório novo) — ver 5.2</w:t>
+            </w:r>
+          </w:p>
+        </w:tc>
+      </w:tr>
+      <w:tr>
+        <w:tc>
+          <w:tcPr/>
+          <w:p>
+            <w:pPr>
+              <w:pStyle w:val="Compact"/>
+            </w:pPr>
+            <w:r>
+              <w:t xml:space="preserve">RN04.2</w:t>
+            </w:r>
+          </w:p>
+        </w:tc>
+        <w:tc>
+          <w:tcPr/>
+          <w:p>
+            <w:pPr>
+              <w:pStyle w:val="Compact"/>
+            </w:pPr>
+            <w:r>
+              <w:t xml:space="preserve">Fechamento da impressão</w:t>
+            </w:r>
+          </w:p>
+        </w:tc>
+        <w:tc>
+          <w:tcPr/>
+          <w:p>
+            <w:pPr>
+              <w:pStyle w:val="Compact"/>
+            </w:pPr>
+            <w:r>
+              <w:t xml:space="preserve">Ao fechar o modal de impressão, retorna à listagem, sem alteração de status/dado do registro — ver 5.2</w:t>
             </w:r>
           </w:p>
         </w:tc>
@@ -8070,81 +9539,43 @@
           <w:b/>
           <w:bCs/>
         </w:rPr>
-        <w:t xml:space="preserve">Segurança server-side (obrigatório desde o primeiro commit — não deixar para</w:t>
-      </w:r>
+        <w:t xml:space="preserve">Segurança server-side (obrigatório desde o primeiro commit — não deixar para depois):</w:t>
+      </w:r>
+      <w:r>
+        <w:t xml:space="preserve"> </w:t>
+      </w:r>
+      <w:r>
+        <w:t xml:space="preserve">bloqueio de edição/exclusão fora de status permitido em T42/T43, mesmo tipo de gap já corrigido anteriormente em outra tela do projeto (ver histórico do módulo Ocorrências, RN04.1/RN05.1 de T11 em</w:t>
+      </w:r>
+      <w:r>
+        <w:t xml:space="preserve"> </w:t>
+      </w:r>
+      <w:r>
+        <w:rPr>
+          <w:rStyle w:val="VerbatimChar"/>
+        </w:rPr>
+        <w:t xml:space="preserve">ocorrencias-t9-t11-t12-dev.md</w:t>
+      </w:r>
+      <w:r>
+        <w:t xml:space="preserve">) — validar no backend, não só ocultar botão no front.</w:t>
+      </w:r>
+    </w:p>
+    <w:p>
+      <w:pPr>
+        <w:pStyle w:val="BodyText"/>
+      </w:pPr>
       <w:r>
         <w:rPr>
           <w:b/>
           <w:bCs/>
         </w:rPr>
-        <w:t xml:space="preserve"> </w:t>
-      </w:r>
-      <w:r>
-        <w:rPr>
-          <w:b/>
-          <w:bCs/>
-        </w:rPr>
-        <w:t xml:space="preserve">depois):</w:t>
-      </w:r>
-      <w:r>
-        <w:t xml:space="preserve"> </w:t>
-      </w:r>
-      <w:r>
-        <w:t xml:space="preserve">bloqueio de edição/exclusão fora de status permitido em T42/T43,</w:t>
-      </w:r>
-      <w:r>
-        <w:t xml:space="preserve"> </w:t>
-      </w:r>
-      <w:r>
-        <w:t xml:space="preserve">mesmo tipo de gap já corrigido anteriormente em outra tela do projeto (ver</w:t>
-      </w:r>
-      <w:r>
-        <w:t xml:space="preserve"> </w:t>
-      </w:r>
-      <w:r>
-        <w:t xml:space="preserve">histórico do módulo Ocorrências, RN04.1/RN05.1 de T11 em</w:t>
-      </w:r>
-      <w:r>
-        <w:t xml:space="preserve"> </w:t>
-      </w:r>
-      <w:r>
-        <w:rPr>
-          <w:rStyle w:val="VerbatimChar"/>
-        </w:rPr>
-        <w:t xml:space="preserve">ocorrencias-t9-t11-t12-dev.md</w:t>
-      </w:r>
-      <w:r>
-        <w:t xml:space="preserve">) — validar no backend, não só ocultar botão no</w:t>
-      </w:r>
-      <w:r>
-        <w:t xml:space="preserve"> </w:t>
-      </w:r>
-      <w:r>
-        <w:t xml:space="preserve">front.</w:t>
-      </w:r>
-    </w:p>
-    <w:p>
-      <w:pPr>
-        <w:pStyle w:val="BodyText"/>
-      </w:pPr>
-      <w:r>
-        <w:rPr>
-          <w:b/>
-          <w:bCs/>
-        </w:rPr>
         <w:t xml:space="preserve">Idempotência:</w:t>
       </w:r>
       <w:r>
         <w:t xml:space="preserve"> </w:t>
       </w:r>
       <w:r>
-        <w:t xml:space="preserve">geração de movimentação por produto em T43 deve evitar</w:t>
-      </w:r>
-      <w:r>
-        <w:t xml:space="preserve"> </w:t>
-      </w:r>
-      <w:r>
-        <w:t xml:space="preserve">duplicidade (não gerar movimentação duas vezes para o mesmo produto/ação).</w:t>
+        <w:t xml:space="preserve">geração de movimentação por produto em T43 deve evitar duplicidade (não gerar movimentação duas vezes para o mesmo produto/ação).</w:t>
       </w:r>
     </w:p>
     <w:p>
@@ -8154,8 +9585,9 @@
         </w:pict>
       </w:r>
     </w:p>
-    <w:bookmarkEnd w:id="38"/>
-    <w:bookmarkStart w:id="39" w:name="ordem-de-implementação"/>
+    <w:bookmarkEnd w:id="41"/>
+    <w:bookmarkEnd w:id="42"/>
+    <w:bookmarkStart w:id="43" w:name="ordem-de-implementação"/>
     <w:p>
       <w:pPr>
         <w:pStyle w:val="Heading2"/>
@@ -8169,7 +9601,7 @@
         <w:pStyle w:val="Compact"/>
         <w:numPr>
           <w:ilvl w:val="0"/>
-          <w:numId w:val="1014"/>
+          <w:numId w:val="1018"/>
         </w:numPr>
       </w:pPr>
       <w:r>
@@ -8195,13 +9627,7 @@
         <w:t xml:space="preserve">cfg_tela</w:t>
       </w:r>
       <w:r>
-        <w:t xml:space="preserve">, status</w:t>
-      </w:r>
-      <w:r>
-        <w:t xml:space="preserve"> </w:t>
-      </w:r>
-      <w:r>
-        <w:t xml:space="preserve">Pendente/Concluída de cada uma, permissões</w:t>
+        <w:t xml:space="preserve">, status Pendente/Concluída de cada uma, permissões</w:t>
       </w:r>
       <w:r>
         <w:t xml:space="preserve"> </w:t>
@@ -8213,13 +9639,7 @@
         <w:t xml:space="preserve">CAEXN</w:t>
       </w:r>
       <w:r>
-        <w:t xml:space="preserve">, ação nova em T8 +</w:t>
-      </w:r>
-      <w:r>
-        <w:t xml:space="preserve"> </w:t>
-      </w:r>
-      <w:r>
-        <w:t xml:space="preserve">associação em T9.</w:t>
+        <w:t xml:space="preserve">, ação nova em T8 + associação em T9.</w:t>
       </w:r>
     </w:p>
     <w:p>
@@ -8227,7 +9647,7 @@
         <w:pStyle w:val="Compact"/>
         <w:numPr>
           <w:ilvl w:val="0"/>
-          <w:numId w:val="1014"/>
+          <w:numId w:val="1018"/>
         </w:numPr>
       </w:pPr>
       <w:r>
@@ -8298,13 +9718,7 @@
         <w:t xml:space="preserve">oco_notif_evento_acao</w:t>
       </w:r>
       <w:r>
-        <w:t xml:space="preserve">)</w:t>
-      </w:r>
-      <w:r>
-        <w:t xml:space="preserve"> </w:t>
-      </w:r>
-      <w:r>
-        <w:t xml:space="preserve">com FKs para</w:t>
+        <w:t xml:space="preserve">) com FKs para</w:t>
       </w:r>
       <w:r>
         <w:t xml:space="preserve"> </w:t>
@@ -8348,7 +9762,7 @@
         <w:pStyle w:val="Compact"/>
         <w:numPr>
           <w:ilvl w:val="0"/>
-          <w:numId w:val="1014"/>
+          <w:numId w:val="1018"/>
         </w:numPr>
       </w:pPr>
       <w:r>
@@ -8362,13 +9776,7 @@
         <w:t xml:space="preserve"> </w:t>
       </w:r>
       <w:r>
-        <w:t xml:space="preserve">(listagem, integração com T11, cadastro Dados Gerais, salvar</w:t>
-      </w:r>
-      <w:r>
-        <w:t xml:space="preserve"> </w:t>
-      </w:r>
-      <w:r>
-        <w:t xml:space="preserve">com conclusão automática,</w:t>
+        <w:t xml:space="preserve">(listagem, integração com T11, cadastro Dados Gerais, salvar com conclusão automática,</w:t>
       </w:r>
       <w:r>
         <w:t xml:space="preserve"> </w:t>
@@ -8404,7 +9812,7 @@
         <w:pStyle w:val="Compact"/>
         <w:numPr>
           <w:ilvl w:val="0"/>
-          <w:numId w:val="1014"/>
+          <w:numId w:val="1018"/>
         </w:numPr>
       </w:pPr>
       <w:r>
@@ -8462,7 +9870,7 @@
         <w:pStyle w:val="Compact"/>
         <w:numPr>
           <w:ilvl w:val="0"/>
-          <w:numId w:val="1014"/>
+          <w:numId w:val="1018"/>
         </w:numPr>
       </w:pPr>
       <w:r>
@@ -8500,13 +9908,7 @@
         <w:t xml:space="preserve">verificaTipoAcao()</w:t>
       </w:r>
       <w:r>
-        <w:t xml:space="preserve">) → salvar com</w:t>
-      </w:r>
-      <w:r>
-        <w:t xml:space="preserve"> </w:t>
-      </w:r>
-      <w:r>
-        <w:t xml:space="preserve">execução sequencial de ações →</w:t>
+        <w:t xml:space="preserve">) → salvar com execução sequencial de ações →</w:t>
       </w:r>
       <w:r>
         <w:t xml:space="preserve"> </w:t>
@@ -8521,19 +9923,7 @@
         <w:t xml:space="preserve"> </w:t>
       </w:r>
       <w:r>
-        <w:t xml:space="preserve">→ botão</w:t>
-      </w:r>
-      <w:r>
-        <w:t xml:space="preserve"> </w:t>
-      </w:r>
-      <w:r>
-        <w:t xml:space="preserve">“+”</w:t>
-      </w:r>
-      <w:r>
-        <w:t xml:space="preserve"> </w:t>
-      </w:r>
-      <w:r>
-        <w:t xml:space="preserve">na listagem.</w:t>
+        <w:t xml:space="preserve">→ botão “+” na listagem.</w:t>
       </w:r>
     </w:p>
     <w:p>
@@ -8541,7 +9931,7 @@
         <w:pStyle w:val="Compact"/>
         <w:numPr>
           <w:ilvl w:val="0"/>
-          <w:numId w:val="1014"/>
+          <w:numId w:val="1018"/>
         </w:numPr>
       </w:pPr>
       <w:r>
@@ -8555,19 +9945,7 @@
         <w:t xml:space="preserve"> </w:t>
       </w:r>
       <w:r>
-        <w:t xml:space="preserve">bloqueio server-side de edição/exclusão fora de</w:t>
-      </w:r>
-      <w:r>
-        <w:t xml:space="preserve"> </w:t>
-      </w:r>
-      <w:r>
-        <w:t xml:space="preserve">status permitido em T42/T43 desde o primeiro commit; idempotência da geração</w:t>
-      </w:r>
-      <w:r>
-        <w:t xml:space="preserve"> </w:t>
-      </w:r>
-      <w:r>
-        <w:t xml:space="preserve">de movimentação por produto em T43.</w:t>
+        <w:t xml:space="preserve">bloqueio server-side de edição/exclusão fora de status permitido em T42/T43 desde o primeiro commit; idempotência da geração de movimentação por produto em T43.</w:t>
       </w:r>
     </w:p>
     <w:p>
@@ -8577,8 +9955,8 @@
         </w:pict>
       </w:r>
     </w:p>
-    <w:bookmarkEnd w:id="39"/>
-    <w:bookmarkStart w:id="40" w:name="pendências-não-bloqueantes"/>
+    <w:bookmarkEnd w:id="43"/>
+    <w:bookmarkStart w:id="44" w:name="pendências-não-bloqueantes"/>
     <w:p>
       <w:pPr>
         <w:pStyle w:val="Heading2"/>
@@ -8592,7 +9970,7 @@
         <w:pStyle w:val="Compact"/>
         <w:numPr>
           <w:ilvl w:val="0"/>
-          <w:numId w:val="1015"/>
+          <w:numId w:val="1019"/>
         </w:numPr>
       </w:pPr>
       <w:r>
@@ -8600,21 +9978,7 @@
           <w:b/>
           <w:bCs/>
         </w:rPr>
-        <w:t xml:space="preserve">Padrão de UX de lista de anexos (upload múltiplo com adicionar/excluir</w:t>
-      </w:r>
-      <w:r>
-        <w:rPr>
-          <w:b/>
-          <w:bCs/>
-        </w:rPr>
-        <w:t xml:space="preserve"> </w:t>
-      </w:r>
-      <w:r>
-        <w:rPr>
-          <w:b/>
-          <w:bCs/>
-        </w:rPr>
-        <w:t xml:space="preserve">linha)</w:t>
+        <w:t xml:space="preserve">Padrão de UX de lista de anexos (upload múltiplo com adicionar/excluir linha)</w:t>
       </w:r>
       <w:r>
         <w:t xml:space="preserve"> </w:t>
@@ -8635,13 +9999,7 @@
         <w:t xml:space="preserve"> </w:t>
       </w:r>
       <w:r>
-        <w:t xml:space="preserve">deve validar/desenhar esse padrão durante a codificação de T43</w:t>
-      </w:r>
-      <w:r>
-        <w:t xml:space="preserve"> </w:t>
-      </w:r>
-      <w:r>
-        <w:t xml:space="preserve">(aba Providências e aba Parecer Final), acionado pelo</w:t>
+        <w:t xml:space="preserve">deve validar/desenhar esse padrão durante a codificação de T43 (aba Providências e aba Parecer Final), acionado pelo</w:t>
       </w:r>
       <w:r>
         <w:t xml:space="preserve"> </w:t>
@@ -8656,13 +10014,7 @@
         <w:t xml:space="preserve"> </w:t>
       </w:r>
       <w:r>
-        <w:t xml:space="preserve">ao chegar</w:t>
-      </w:r>
-      <w:r>
-        <w:t xml:space="preserve"> </w:t>
-      </w:r>
-      <w:r>
-        <w:t xml:space="preserve">nessa etapa.</w:t>
+        <w:t xml:space="preserve">ao chegar nessa etapa.</w:t>
       </w:r>
     </w:p>
     <w:p>
@@ -8670,7 +10022,7 @@
         <w:pStyle w:val="Compact"/>
         <w:numPr>
           <w:ilvl w:val="0"/>
-          <w:numId w:val="1015"/>
+          <w:numId w:val="1019"/>
         </w:numPr>
       </w:pPr>
       <w:r>
@@ -8684,19 +10036,7 @@
         <w:t xml:space="preserve"> </w:t>
       </w:r>
       <w:r>
-        <w:t xml:space="preserve">(</w:t>
-      </w:r>
-      <w:r>
-        <w:t xml:space="preserve">“Notificação do Fornecedor”</w:t>
-      </w:r>
-      <w:r>
-        <w:t xml:space="preserve">) — a</w:t>
-      </w:r>
-      <w:r>
-        <w:t xml:space="preserve"> </w:t>
-      </w:r>
-      <w:r>
-        <w:t xml:space="preserve">confirmar com</w:t>
+        <w:t xml:space="preserve">(“Notificação do Fornecedor”) — a confirmar com</w:t>
       </w:r>
       <w:r>
         <w:t xml:space="preserve"> </w:t>
@@ -8733,8 +10073,8 @@
         </w:pict>
       </w:r>
     </w:p>
-    <w:bookmarkEnd w:id="40"/>
-    <w:bookmarkStart w:id="41" w:name="critérios-de-pronto"/>
+    <w:bookmarkEnd w:id="44"/>
+    <w:bookmarkStart w:id="45" w:name="critérios-de-pronto"/>
     <w:p>
       <w:pPr>
         <w:pStyle w:val="Heading2"/>
@@ -8748,7 +10088,7 @@
         <w:pStyle w:val="Compact"/>
         <w:numPr>
           <w:ilvl w:val="0"/>
-          <w:numId w:val="1016"/>
+          <w:numId w:val="1020"/>
         </w:numPr>
       </w:pPr>
       <w:r>
@@ -8802,7 +10142,7 @@
         <w:pStyle w:val="Compact"/>
         <w:numPr>
           <w:ilvl w:val="0"/>
-          <w:numId w:val="1016"/>
+          <w:numId w:val="1020"/>
         </w:numPr>
       </w:pPr>
       <w:r>
@@ -8829,23 +10169,11 @@
         <w:pStyle w:val="Compact"/>
         <w:numPr>
           <w:ilvl w:val="0"/>
-          <w:numId w:val="1016"/>
+          <w:numId w:val="1020"/>
         </w:numPr>
       </w:pPr>
       <w:r>
-        <w:t xml:space="preserve">Ação nova</w:t>
-      </w:r>
-      <w:r>
-        <w:t xml:space="preserve"> </w:t>
-      </w:r>
-      <w:r>
-        <w:t xml:space="preserve">“Notificação do Fornecedor”</w:t>
-      </w:r>
-      <w:r>
-        <w:t xml:space="preserve"> </w:t>
-      </w:r>
-      <w:r>
-        <w:t xml:space="preserve">cadastrada em</w:t>
+        <w:t xml:space="preserve">Ação nova “Notificação do Fornecedor” cadastrada em</w:t>
       </w:r>
       <w:r>
         <w:t xml:space="preserve"> </w:t>
@@ -8860,13 +10188,7 @@
         <w:t xml:space="preserve"> </w:t>
       </w:r>
       <w:r>
-        <w:t xml:space="preserve">(T8) e</w:t>
-      </w:r>
-      <w:r>
-        <w:t xml:space="preserve"> </w:t>
-      </w:r>
-      <w:r>
-        <w:t xml:space="preserve">associável por subtipo em T9, sem alteração de schema em T9.</w:t>
+        <w:t xml:space="preserve">(T8) e associável por subtipo em T9, sem alteração de schema em T9.</w:t>
       </w:r>
     </w:p>
     <w:p>
@@ -8874,7 +10196,7 @@
         <w:pStyle w:val="Compact"/>
         <w:numPr>
           <w:ilvl w:val="0"/>
-          <w:numId w:val="1016"/>
+          <w:numId w:val="1020"/>
         </w:numPr>
       </w:pPr>
       <w:r>
@@ -8922,17 +10244,11 @@
         <w:pStyle w:val="Compact"/>
         <w:numPr>
           <w:ilvl w:val="0"/>
-          <w:numId w:val="1016"/>
+          <w:numId w:val="1020"/>
         </w:numPr>
       </w:pPr>
       <w:r>
-        <w:t xml:space="preserve">T42: listagem funcional com integração automática de T11; cadastro Dados</w:t>
-      </w:r>
-      <w:r>
-        <w:t xml:space="preserve"> </w:t>
-      </w:r>
-      <w:r>
-        <w:t xml:space="preserve">Gerais com campos editáveis (</w:t>
+        <w:t xml:space="preserve">T42: listagem funcional com integração automática de T11; cadastro Dados Gerais com campos editáveis (</w:t>
       </w:r>
       <w:r>
         <w:rPr>
@@ -8953,13 +10269,7 @@
         <w:t xml:space="preserve">ndv_descreva</w:t>
       </w:r>
       <w:r>
-        <w:t xml:space="preserve">) e não-editáveis</w:t>
-      </w:r>
-      <w:r>
-        <w:t xml:space="preserve"> </w:t>
-      </w:r>
-      <w:r>
-        <w:t xml:space="preserve">(via JOIN T11) corretos; Salvar grava e conclui na mesma transação;</w:t>
+        <w:t xml:space="preserve">) e não-editáveis (via JOIN T11) corretos; Salvar grava e conclui na mesma transação;</w:t>
       </w:r>
       <w:r>
         <w:t xml:space="preserve"> </w:t>
@@ -8982,29 +10292,11 @@
         <w:pStyle w:val="Compact"/>
         <w:numPr>
           <w:ilvl w:val="0"/>
-          <w:numId w:val="1016"/>
+          <w:numId w:val="1020"/>
         </w:numPr>
       </w:pPr>
       <w:r>
-        <w:t xml:space="preserve">T43: listagem funcional com integração automática de T42 Concluídos; tela</w:t>
-      </w:r>
-      <w:r>
-        <w:t xml:space="preserve"> </w:t>
-      </w:r>
-      <w:r>
-        <w:t xml:space="preserve">de seleção de produtos por fabricante/Pendente; 4 abas completas (Dados</w:t>
-      </w:r>
-      <w:r>
-        <w:t xml:space="preserve"> </w:t>
-      </w:r>
-      <w:r>
-        <w:t xml:space="preserve">Gerais, Providências, Parecer Final, Ações) com todos os campos e uploads;</w:t>
-      </w:r>
-      <w:r>
-        <w:t xml:space="preserve"> </w:t>
-      </w:r>
-      <w:r>
-        <w:t xml:space="preserve">execução sequencial de ações por</w:t>
+        <w:t xml:space="preserve">T43: listagem funcional com integração automática de T42 Concluídos; tela de seleção de produtos por fabricante/disponível para notificação; 4 abas completas (Dados Gerais, Providências, Parecer Final, Ações) com todos os campos e uploads; execução sequencial de ações por</w:t>
       </w:r>
       <w:r>
         <w:t xml:space="preserve"> </w:t>
@@ -9019,13 +10311,7 @@
         <w:t xml:space="preserve"> </w:t>
       </w:r>
       <w:r>
-        <w:t xml:space="preserve">ao Salvar; movimentação</w:t>
-      </w:r>
-      <w:r>
-        <w:t xml:space="preserve"> </w:t>
-      </w:r>
-      <w:r>
-        <w:t xml:space="preserve">iterada corretamente por produto/lote, sem duplicidade;</w:t>
+        <w:t xml:space="preserve">ao Salvar; movimentação iterada corretamente por produto/lote, sem duplicidade;</w:t>
       </w:r>
       <w:r>
         <w:t xml:space="preserve"> </w:t>
@@ -9048,17 +10334,11 @@
         <w:pStyle w:val="Compact"/>
         <w:numPr>
           <w:ilvl w:val="0"/>
-          <w:numId w:val="1016"/>
+          <w:numId w:val="1020"/>
         </w:numPr>
       </w:pPr>
       <w:r>
-        <w:t xml:space="preserve">Bloqueio server-side de edição/exclusão fora de status permitido</w:t>
-      </w:r>
-      <w:r>
-        <w:t xml:space="preserve"> </w:t>
-      </w:r>
-      <w:r>
-        <w:t xml:space="preserve">implementado em ambas as telas desde o primeiro commit.</w:t>
+        <w:t xml:space="preserve">Bloqueio server-side de edição/exclusão fora de status permitido implementado em ambas as telas desde o primeiro commit.</w:t>
       </w:r>
     </w:p>
     <w:p>
@@ -9066,17 +10346,11 @@
         <w:pStyle w:val="Compact"/>
         <w:numPr>
           <w:ilvl w:val="0"/>
-          <w:numId w:val="1016"/>
+          <w:numId w:val="1020"/>
         </w:numPr>
       </w:pPr>
       <w:r>
-        <w:t xml:space="preserve">Validação de campo alterado (Salvar/Cancelar) funcionando via runtime</w:t>
-      </w:r>
-      <w:r>
-        <w:t xml:space="preserve"> </w:t>
-      </w:r>
-      <w:r>
-        <w:t xml:space="preserve">genérico (</w:t>
+        <w:t xml:space="preserve">Validação de campo alterado (Salvar/Cancelar) funcionando via runtime genérico (</w:t>
       </w:r>
       <w:r>
         <w:rPr>
@@ -9093,7 +10367,7 @@
         <w:pStyle w:val="Compact"/>
         <w:numPr>
           <w:ilvl w:val="0"/>
-          <w:numId w:val="1016"/>
+          <w:numId w:val="1020"/>
         </w:numPr>
       </w:pPr>
       <w:r>
@@ -9121,13 +10395,7 @@
         <w:t xml:space="preserve"> </w:t>
       </w:r>
       <w:r>
-        <w:t xml:space="preserve">com plano de testes cobrindo</w:t>
-      </w:r>
-      <w:r>
-        <w:t xml:space="preserve"> </w:t>
-      </w:r>
-      <w:r>
-        <w:t xml:space="preserve">todas as RNs deste documento.</w:t>
+        <w:t xml:space="preserve">com plano de testes cobrindo todas as RNs deste documento.</w:t>
       </w:r>
     </w:p>
     <w:p>
@@ -9137,8 +10405,8 @@
         </w:pict>
       </w:r>
     </w:p>
-    <w:bookmarkEnd w:id="41"/>
-    <w:bookmarkStart w:id="42" w:name="rastreabilidade"/>
+    <w:bookmarkEnd w:id="45"/>
+    <w:bookmarkStart w:id="46" w:name="rastreabilidade"/>
     <w:p>
       <w:pPr>
         <w:pStyle w:val="Heading2"/>
@@ -9152,19 +10420,7 @@
         <w:pStyle w:val="FirstParagraph"/>
       </w:pPr>
       <w:r>
-        <w:t xml:space="preserve">Cada RN referenciada neste documento (RN02.x, RN03.x, RN04.x de T42 e T43,</w:t>
-      </w:r>
-      <w:r>
-        <w:t xml:space="preserve"> </w:t>
-      </w:r>
-      <w:r>
-        <w:t xml:space="preserve">conforme os documentos de requisito originais) deve ser citada pelo seu código</w:t>
-      </w:r>
-      <w:r>
-        <w:t xml:space="preserve"> </w:t>
-      </w:r>
-      <w:r>
-        <w:t xml:space="preserve">em commits, comentários de revisão (</w:t>
+        <w:t xml:space="preserve">Cada RN referenciada neste documento (RN02.x, RN03.x, RN04.x de T42 e T43, conforme os documentos de requisito originais) deve ser citada pelo seu código em commits, comentários de revisão (</w:t>
       </w:r>
       <w:r>
         <w:rPr>
@@ -9182,23 +10438,11 @@
         <w:t xml:space="preserve">bytest</w:t>
       </w:r>
       <w:r>
-        <w:t xml:space="preserve">), para</w:t>
-      </w:r>
-      <w:r>
-        <w:t xml:space="preserve"> </w:t>
-      </w:r>
-      <w:r>
-        <w:t xml:space="preserve">permitir rastrear diretamente do requisito até a mudança de código</w:t>
-      </w:r>
-      <w:r>
-        <w:t xml:space="preserve"> </w:t>
-      </w:r>
-      <w:r>
-        <w:t xml:space="preserve">correspondente.</w:t>
-      </w:r>
-    </w:p>
-    <w:bookmarkEnd w:id="42"/>
-    <w:bookmarkEnd w:id="43"/>
+        <w:t xml:space="preserve">), para permitir rastrear diretamente do requisito até a mudança de código correspondente.</w:t>
+      </w:r>
+    </w:p>
+    <w:bookmarkEnd w:id="46"/>
+    <w:bookmarkEnd w:id="47"/>
     <w:sectPr>
       <w:footnotePr>
         <w:numRestart w:val="eachSect"/>
@@ -9540,6 +10784,18 @@
     <w:abstractNumId w:val="991"/>
   </w:num>
   <w:num w:numId="1014">
+    <w:abstractNumId w:val="991"/>
+  </w:num>
+  <w:num w:numId="1015">
+    <w:abstractNumId w:val="991"/>
+  </w:num>
+  <w:num w:numId="1016">
+    <w:abstractNumId w:val="991"/>
+  </w:num>
+  <w:num w:numId="1017">
+    <w:abstractNumId w:val="991"/>
+  </w:num>
+  <w:num w:numId="1018">
     <w:abstractNumId w:val="99411"/>
     <w:lvlOverride w:ilvl="0">
       <w:startOverride w:val="1"/>
@@ -9569,10 +10825,10 @@
       <w:startOverride w:val="1"/>
     </w:lvlOverride>
   </w:num>
-  <w:num w:numId="1015">
+  <w:num w:numId="1019">
     <w:abstractNumId w:val="991"/>
   </w:num>
-  <w:num w:numId="1016">
+  <w:num w:numId="1020">
     <w:abstractNumId w:val="991"/>
   </w:num>
 </w:numbering>
